--- a/курсовая Калмазова итог.docx
+++ b/курсовая Калмазова итог.docx
@@ -63,7 +63,27 @@
           <w:szCs w:val="28"/>
           <w:lang w:eastAsia="ru-RU"/>
         </w:rPr>
-        <w:t>ФГАОУ ВО «СЕВЕРО-КАВКАЗСКИЙ ФЕДЕРАЛЬНЫЙ УНИВЕРСИТЕТ»</w:t>
+        <w:t>ФГАОУ ВО «</w:t>
+      </w:r>
+      <w:proofErr w:type="gramStart"/>
+      <w:r>
+        <w:rPr>
+          <w:rFonts w:ascii="Times New Roman" w:eastAsia="Times New Roman" w:hAnsi="Times New Roman" w:cs="Times New Roman"/>
+          <w:sz w:val="28"/>
+          <w:szCs w:val="28"/>
+          <w:lang w:eastAsia="ru-RU"/>
+        </w:rPr>
+        <w:t>СЕВЕРО-КАВКАЗСКИЙ ФЕДЕРАЛЬНЫЙ</w:t>
+      </w:r>
+      <w:proofErr w:type="gramEnd"/>
+      <w:r>
+        <w:rPr>
+          <w:rFonts w:ascii="Times New Roman" w:eastAsia="Times New Roman" w:hAnsi="Times New Roman" w:cs="Times New Roman"/>
+          <w:sz w:val="28"/>
+          <w:szCs w:val="28"/>
+          <w:lang w:eastAsia="ru-RU"/>
+        </w:rPr>
+        <w:t xml:space="preserve"> УНИВЕРСИТЕТ»</w:t>
       </w:r>
     </w:p>
     <w:p>
@@ -623,7 +643,27 @@
           <w:szCs w:val="28"/>
           <w:lang w:eastAsia="ru-RU"/>
         </w:rPr>
-        <w:t>З.М. Альбекова, доцент межинститутской базовой кафедры</w:t>
+        <w:t xml:space="preserve">З.М. </w:t>
+      </w:r>
+      <w:proofErr w:type="spellStart"/>
+      <w:r>
+        <w:rPr>
+          <w:rFonts w:ascii="Times New Roman" w:eastAsia="Times New Roman" w:hAnsi="Times New Roman" w:cs="Times New Roman"/>
+          <w:sz w:val="28"/>
+          <w:szCs w:val="28"/>
+          <w:lang w:eastAsia="ru-RU"/>
+        </w:rPr>
+        <w:t>Альбекова</w:t>
+      </w:r>
+      <w:proofErr w:type="spellEnd"/>
+      <w:r>
+        <w:rPr>
+          <w:rFonts w:ascii="Times New Roman" w:eastAsia="Times New Roman" w:hAnsi="Times New Roman" w:cs="Times New Roman"/>
+          <w:sz w:val="28"/>
+          <w:szCs w:val="28"/>
+          <w:lang w:eastAsia="ru-RU"/>
+        </w:rPr>
+        <w:t>, доцент межинститутской базовой кафедры</w:t>
       </w:r>
     </w:p>
     <w:p>
@@ -1547,7 +1587,27 @@
           <w:szCs w:val="26"/>
           <w:lang w:eastAsia="ru-RU"/>
         </w:rPr>
-        <w:t>«СЕВЕРО-КАВКАЗСКИЙ ФЕДЕРАЛЬНЫЙ УНИВЕРСИТЕТ»</w:t>
+        <w:t>«</w:t>
+      </w:r>
+      <w:proofErr w:type="gramStart"/>
+      <w:r>
+        <w:rPr>
+          <w:rFonts w:ascii="Times New Roman" w:eastAsia="Times New Roman" w:hAnsi="Times New Roman" w:cs="Times New Roman"/>
+          <w:sz w:val="26"/>
+          <w:szCs w:val="26"/>
+          <w:lang w:eastAsia="ru-RU"/>
+        </w:rPr>
+        <w:t>СЕВЕРО-КАВКАЗСКИЙ ФЕДЕРАЛЬНЫЙ</w:t>
+      </w:r>
+      <w:proofErr w:type="gramEnd"/>
+      <w:r>
+        <w:rPr>
+          <w:rFonts w:ascii="Times New Roman" w:eastAsia="Times New Roman" w:hAnsi="Times New Roman" w:cs="Times New Roman"/>
+          <w:sz w:val="26"/>
+          <w:szCs w:val="26"/>
+          <w:lang w:eastAsia="ru-RU"/>
+        </w:rPr>
+        <w:t xml:space="preserve"> УНИВЕРСИТЕТ»</w:t>
       </w:r>
     </w:p>
     <w:p>
@@ -1842,6 +1902,7 @@
         </w:rPr>
         <w:t xml:space="preserve">студента </w:t>
       </w:r>
+      <w:proofErr w:type="spellStart"/>
       <w:r>
         <w:rPr>
           <w:rFonts w:ascii="Times New Roman" w:eastAsia="Times New Roman" w:hAnsi="Times New Roman" w:cs="Times New Roman"/>
@@ -1851,7 +1912,63 @@
           <w:u w:val="single"/>
           <w:lang w:eastAsia="ru-RU"/>
         </w:rPr>
-        <w:t>Калмазова Серафима Владимировна</w:t>
+        <w:t>Калмазов</w:t>
+      </w:r>
+      <w:r>
+        <w:rPr>
+          <w:rFonts w:ascii="Times New Roman" w:eastAsia="Times New Roman" w:hAnsi="Times New Roman" w:cs="Times New Roman"/>
+          <w:i/>
+          <w:sz w:val="26"/>
+          <w:szCs w:val="26"/>
+          <w:u w:val="single"/>
+          <w:lang w:eastAsia="ru-RU"/>
+        </w:rPr>
+        <w:t>ой</w:t>
+      </w:r>
+      <w:proofErr w:type="spellEnd"/>
+      <w:r>
+        <w:rPr>
+          <w:rFonts w:ascii="Times New Roman" w:eastAsia="Times New Roman" w:hAnsi="Times New Roman" w:cs="Times New Roman"/>
+          <w:i/>
+          <w:sz w:val="26"/>
+          <w:szCs w:val="26"/>
+          <w:u w:val="single"/>
+          <w:lang w:eastAsia="ru-RU"/>
+        </w:rPr>
+        <w:t xml:space="preserve"> Серафим</w:t>
+      </w:r>
+      <w:r>
+        <w:rPr>
+          <w:rFonts w:ascii="Times New Roman" w:eastAsia="Times New Roman" w:hAnsi="Times New Roman" w:cs="Times New Roman"/>
+          <w:i/>
+          <w:sz w:val="26"/>
+          <w:szCs w:val="26"/>
+          <w:u w:val="single"/>
+          <w:lang w:eastAsia="ru-RU"/>
+        </w:rPr>
+        <w:t>ы</w:t>
+      </w:r>
+      <w:r>
+        <w:rPr>
+          <w:rFonts w:ascii="Times New Roman" w:eastAsia="Times New Roman" w:hAnsi="Times New Roman" w:cs="Times New Roman"/>
+          <w:i/>
+          <w:sz w:val="26"/>
+          <w:szCs w:val="26"/>
+          <w:u w:val="single"/>
+          <w:lang w:eastAsia="ru-RU"/>
+        </w:rPr>
+        <w:t xml:space="preserve"> Владимировн</w:t>
+      </w:r>
+      <w:r>
+        <w:rPr>
+          <w:rFonts w:ascii="Times New Roman" w:eastAsia="Times New Roman" w:hAnsi="Times New Roman" w:cs="Times New Roman"/>
+          <w:i/>
+          <w:sz w:val="26"/>
+          <w:szCs w:val="26"/>
+          <w:u w:val="single"/>
+          <w:lang w:eastAsia="ru-RU"/>
+        </w:rPr>
+        <w:t>ы</w:t>
       </w:r>
       <w:r>
         <w:rPr>
@@ -2634,7 +2751,27 @@
           <w:szCs w:val="26"/>
           <w:lang w:eastAsia="ru-RU"/>
         </w:rPr>
-        <w:t>1.Кузьмин, А. Г. Разработка фронтенд-приложений / А. Г. Кузьмин. – Санкт-Петербург : Питер, 2025. – 496 с. – (Библиотека программиста). – ISBN 978-5-4461-4272-9 -7-9-10.</w:t>
+        <w:t xml:space="preserve">1.Кузьмин, А. Г. Разработка </w:t>
+      </w:r>
+      <w:proofErr w:type="spellStart"/>
+      <w:r>
+        <w:rPr>
+          <w:rFonts w:ascii="Times New Roman" w:eastAsia="Times New Roman" w:hAnsi="Times New Roman" w:cs="Times New Roman"/>
+          <w:sz w:val="26"/>
+          <w:szCs w:val="26"/>
+          <w:lang w:eastAsia="ru-RU"/>
+        </w:rPr>
+        <w:t>фронтенд</w:t>
+      </w:r>
+      <w:proofErr w:type="spellEnd"/>
+      <w:r>
+        <w:rPr>
+          <w:rFonts w:ascii="Times New Roman" w:eastAsia="Times New Roman" w:hAnsi="Times New Roman" w:cs="Times New Roman"/>
+          <w:sz w:val="26"/>
+          <w:szCs w:val="26"/>
+          <w:lang w:eastAsia="ru-RU"/>
+        </w:rPr>
+        <w:t>-приложений / А. Г. Кузьмин. – Санкт-Петербург : Питер, 2025. – 496 с. – (Библиотека программиста). – ISBN 978-5-4461-4272-9 -7-9-10.</w:t>
       </w:r>
     </w:p>
     <w:p>
@@ -2658,7 +2795,47 @@
           <w:szCs w:val="26"/>
           <w:lang w:eastAsia="ru-RU"/>
         </w:rPr>
-        <w:t>2.Кухтин, С. А. Frontend-разработка сайтов и приложений на HTML, CSS, JavaScript и React / С. А. Кухтин. – Санкт-Петербург : Наука и Техника, 2026. – 512 с. – ISBN 978-5-907592-84-1 -3.</w:t>
+        <w:t xml:space="preserve">2.Кухтин, С. А. </w:t>
+      </w:r>
+      <w:proofErr w:type="spellStart"/>
+      <w:r>
+        <w:rPr>
+          <w:rFonts w:ascii="Times New Roman" w:eastAsia="Times New Roman" w:hAnsi="Times New Roman" w:cs="Times New Roman"/>
+          <w:sz w:val="26"/>
+          <w:szCs w:val="26"/>
+          <w:lang w:eastAsia="ru-RU"/>
+        </w:rPr>
+        <w:t>Frontend</w:t>
+      </w:r>
+      <w:proofErr w:type="spellEnd"/>
+      <w:r>
+        <w:rPr>
+          <w:rFonts w:ascii="Times New Roman" w:eastAsia="Times New Roman" w:hAnsi="Times New Roman" w:cs="Times New Roman"/>
+          <w:sz w:val="26"/>
+          <w:szCs w:val="26"/>
+          <w:lang w:eastAsia="ru-RU"/>
+        </w:rPr>
+        <w:t xml:space="preserve">-разработка сайтов и приложений на HTML, CSS, JavaScript и </w:t>
+      </w:r>
+      <w:proofErr w:type="spellStart"/>
+      <w:r>
+        <w:rPr>
+          <w:rFonts w:ascii="Times New Roman" w:eastAsia="Times New Roman" w:hAnsi="Times New Roman" w:cs="Times New Roman"/>
+          <w:sz w:val="26"/>
+          <w:szCs w:val="26"/>
+          <w:lang w:eastAsia="ru-RU"/>
+        </w:rPr>
+        <w:t>React</w:t>
+      </w:r>
+      <w:proofErr w:type="spellEnd"/>
+      <w:r>
+        <w:rPr>
+          <w:rFonts w:ascii="Times New Roman" w:eastAsia="Times New Roman" w:hAnsi="Times New Roman" w:cs="Times New Roman"/>
+          <w:sz w:val="26"/>
+          <w:szCs w:val="26"/>
+          <w:lang w:eastAsia="ru-RU"/>
+        </w:rPr>
+        <w:t xml:space="preserve"> / С. А. Кухтин. – Санкт-Петербург : Наука и Техника, 2026. – 512 с. – ISBN 978-5-907592-84-1 -3.</w:t>
       </w:r>
     </w:p>
     <w:p>
@@ -2682,7 +2859,47 @@
           <w:szCs w:val="26"/>
           <w:lang w:eastAsia="ru-RU"/>
         </w:rPr>
-        <w:t xml:space="preserve">3.Орбайсета, А. С. Создание фронтенд-фреймворка с нуля / А. С. Орбайсета. – Санкт-Петербург : Питер, 2025. – 384 с. – (Библиотека программиста). – ISBN 978-5-4461-4201-9 </w:t>
+        <w:t xml:space="preserve">3.Орбайсета, А. С. Создание </w:t>
+      </w:r>
+      <w:proofErr w:type="spellStart"/>
+      <w:r>
+        <w:rPr>
+          <w:rFonts w:ascii="Times New Roman" w:eastAsia="Times New Roman" w:hAnsi="Times New Roman" w:cs="Times New Roman"/>
+          <w:sz w:val="26"/>
+          <w:szCs w:val="26"/>
+          <w:lang w:eastAsia="ru-RU"/>
+        </w:rPr>
+        <w:t>фронтенд</w:t>
+      </w:r>
+      <w:proofErr w:type="spellEnd"/>
+      <w:r>
+        <w:rPr>
+          <w:rFonts w:ascii="Times New Roman" w:eastAsia="Times New Roman" w:hAnsi="Times New Roman" w:cs="Times New Roman"/>
+          <w:sz w:val="26"/>
+          <w:szCs w:val="26"/>
+          <w:lang w:eastAsia="ru-RU"/>
+        </w:rPr>
+        <w:t xml:space="preserve">-фреймворка с нуля / А. С. </w:t>
+      </w:r>
+      <w:proofErr w:type="spellStart"/>
+      <w:r>
+        <w:rPr>
+          <w:rFonts w:ascii="Times New Roman" w:eastAsia="Times New Roman" w:hAnsi="Times New Roman" w:cs="Times New Roman"/>
+          <w:sz w:val="26"/>
+          <w:szCs w:val="26"/>
+          <w:lang w:eastAsia="ru-RU"/>
+        </w:rPr>
+        <w:t>Орбайсета</w:t>
+      </w:r>
+      <w:proofErr w:type="spellEnd"/>
+      <w:r>
+        <w:rPr>
+          <w:rFonts w:ascii="Times New Roman" w:eastAsia="Times New Roman" w:hAnsi="Times New Roman" w:cs="Times New Roman"/>
+          <w:sz w:val="26"/>
+          <w:szCs w:val="26"/>
+          <w:lang w:eastAsia="ru-RU"/>
+        </w:rPr>
+        <w:t xml:space="preserve">. – Санкт-Петербург : Питер, 2025. – 384 с. – (Библиотека программиста). – ISBN 978-5-4461-4201-9 </w:t>
       </w:r>
     </w:p>
     <w:p>
@@ -2715,7 +2932,27 @@
           <w:szCs w:val="26"/>
           <w:lang w:eastAsia="ru-RU"/>
         </w:rPr>
-        <w:t xml:space="preserve">. Курс «Фронтенд-разработчик» от Яндекс Практикум https://practicum.yandex.ru/frontend-developer/ </w:t>
+        <w:t>. Курс «</w:t>
+      </w:r>
+      <w:proofErr w:type="spellStart"/>
+      <w:r>
+        <w:rPr>
+          <w:rFonts w:ascii="Times New Roman" w:eastAsia="Times New Roman" w:hAnsi="Times New Roman" w:cs="Times New Roman"/>
+          <w:sz w:val="26"/>
+          <w:szCs w:val="26"/>
+          <w:lang w:eastAsia="ru-RU"/>
+        </w:rPr>
+        <w:t>Фронтенд</w:t>
+      </w:r>
+      <w:proofErr w:type="spellEnd"/>
+      <w:r>
+        <w:rPr>
+          <w:rFonts w:ascii="Times New Roman" w:eastAsia="Times New Roman" w:hAnsi="Times New Roman" w:cs="Times New Roman"/>
+          <w:sz w:val="26"/>
+          <w:szCs w:val="26"/>
+          <w:lang w:eastAsia="ru-RU"/>
+        </w:rPr>
+        <w:t xml:space="preserve">-разработчик» от Яндекс Практикум https://practicum.yandex.ru/frontend-developer/ </w:t>
       </w:r>
     </w:p>
     <w:p>
@@ -2748,7 +2985,47 @@
           <w:szCs w:val="26"/>
           <w:lang w:eastAsia="ru-RU"/>
         </w:rPr>
-        <w:t xml:space="preserve">. Проектирование и разработка WEB-приложений. Введение в frontend и backend разработку на JavaScript и node.js : учебное пособие для вузов. — 4-е изд., стер. — Санкт-Петербург : Лань, 2025. — 120 с. — ISBN 978-5-507-51011-5 </w:t>
+        <w:t xml:space="preserve">. Проектирование и разработка WEB-приложений. Введение в </w:t>
+      </w:r>
+      <w:proofErr w:type="spellStart"/>
+      <w:r>
+        <w:rPr>
+          <w:rFonts w:ascii="Times New Roman" w:eastAsia="Times New Roman" w:hAnsi="Times New Roman" w:cs="Times New Roman"/>
+          <w:sz w:val="26"/>
+          <w:szCs w:val="26"/>
+          <w:lang w:eastAsia="ru-RU"/>
+        </w:rPr>
+        <w:t>frontend</w:t>
+      </w:r>
+      <w:proofErr w:type="spellEnd"/>
+      <w:r>
+        <w:rPr>
+          <w:rFonts w:ascii="Times New Roman" w:eastAsia="Times New Roman" w:hAnsi="Times New Roman" w:cs="Times New Roman"/>
+          <w:sz w:val="26"/>
+          <w:szCs w:val="26"/>
+          <w:lang w:eastAsia="ru-RU"/>
+        </w:rPr>
+        <w:t xml:space="preserve"> и </w:t>
+      </w:r>
+      <w:proofErr w:type="spellStart"/>
+      <w:r>
+        <w:rPr>
+          <w:rFonts w:ascii="Times New Roman" w:eastAsia="Times New Roman" w:hAnsi="Times New Roman" w:cs="Times New Roman"/>
+          <w:sz w:val="26"/>
+          <w:szCs w:val="26"/>
+          <w:lang w:eastAsia="ru-RU"/>
+        </w:rPr>
+        <w:t>backend</w:t>
+      </w:r>
+      <w:proofErr w:type="spellEnd"/>
+      <w:r>
+        <w:rPr>
+          <w:rFonts w:ascii="Times New Roman" w:eastAsia="Times New Roman" w:hAnsi="Times New Roman" w:cs="Times New Roman"/>
+          <w:sz w:val="26"/>
+          <w:szCs w:val="26"/>
+          <w:lang w:eastAsia="ru-RU"/>
+        </w:rPr>
+        <w:t xml:space="preserve"> разработку на JavaScript и node.js : учебное пособие для вузов. — 4-е изд., стер. — Санкт-Петербург : Лань, 2025. — 120 с. — ISBN 978-5-507-51011-5 </w:t>
       </w:r>
     </w:p>
     <w:p>
@@ -2781,7 +3058,27 @@
           <w:szCs w:val="26"/>
           <w:lang w:eastAsia="ru-RU"/>
         </w:rPr>
-        <w:t>. Чернышев, С. А. Основы Flutter / С. А. Чернышев, Ю. М. Петров, С. П. Ильин, П. А. Гершевич. — Санкт-Петербург : Питер, 2026. — 688 с. — (Библиотека программиста). — ISBN 978-5-4461-4469-3</w:t>
+        <w:t xml:space="preserve">. Чернышев, С. А. Основы </w:t>
+      </w:r>
+      <w:proofErr w:type="spellStart"/>
+      <w:r>
+        <w:rPr>
+          <w:rFonts w:ascii="Times New Roman" w:eastAsia="Times New Roman" w:hAnsi="Times New Roman" w:cs="Times New Roman"/>
+          <w:sz w:val="26"/>
+          <w:szCs w:val="26"/>
+          <w:lang w:eastAsia="ru-RU"/>
+        </w:rPr>
+        <w:t>Flutter</w:t>
+      </w:r>
+      <w:proofErr w:type="spellEnd"/>
+      <w:r>
+        <w:rPr>
+          <w:rFonts w:ascii="Times New Roman" w:eastAsia="Times New Roman" w:hAnsi="Times New Roman" w:cs="Times New Roman"/>
+          <w:sz w:val="26"/>
+          <w:szCs w:val="26"/>
+          <w:lang w:eastAsia="ru-RU"/>
+        </w:rPr>
+        <w:t xml:space="preserve"> / С. А. Чернышев, Ю. М. Петров, С. П. Ильин, П. А. Гершевич. — Санкт-Петербург : Питер, 2026. — 688 с. — (Библиотека программиста). — ISBN 978-5-4461-4469-3</w:t>
       </w:r>
     </w:p>
     <w:p>
@@ -3215,6 +3512,7 @@
           <w:lang w:eastAsia="ru-RU"/>
         </w:rPr>
       </w:pPr>
+      <w:proofErr w:type="spellStart"/>
       <w:r>
         <w:rPr>
           <w:rFonts w:ascii="Times New Roman" w:eastAsia="Times New Roman" w:hAnsi="Times New Roman" w:cs="Times New Roman"/>
@@ -3223,8 +3521,9 @@
           <w:u w:val="single"/>
           <w:lang w:eastAsia="ru-RU"/>
         </w:rPr>
-        <w:t>К.п.н., доцент</w:t>
-      </w:r>
+        <w:t>К.п.н</w:t>
+      </w:r>
+      <w:proofErr w:type="spellEnd"/>
       <w:r>
         <w:rPr>
           <w:rFonts w:ascii="Times New Roman" w:eastAsia="Times New Roman" w:hAnsi="Times New Roman" w:cs="Times New Roman"/>
@@ -3233,7 +3532,7 @@
           <w:u w:val="single"/>
           <w:lang w:eastAsia="ru-RU"/>
         </w:rPr>
-        <w:tab/>
+        <w:t>., доцент</w:t>
       </w:r>
       <w:r>
         <w:rPr>
@@ -3250,6 +3549,16 @@
           <w:rFonts w:ascii="Times New Roman" w:eastAsia="Times New Roman" w:hAnsi="Times New Roman" w:cs="Times New Roman"/>
           <w:sz w:val="26"/>
           <w:szCs w:val="26"/>
+          <w:u w:val="single"/>
+          <w:lang w:eastAsia="ru-RU"/>
+        </w:rPr>
+        <w:tab/>
+      </w:r>
+      <w:r>
+        <w:rPr>
+          <w:rFonts w:ascii="Times New Roman" w:eastAsia="Times New Roman" w:hAnsi="Times New Roman" w:cs="Times New Roman"/>
+          <w:sz w:val="26"/>
+          <w:szCs w:val="26"/>
           <w:lang w:eastAsia="ru-RU"/>
         </w:rPr>
         <w:t xml:space="preserve">    </w:t>
@@ -3311,8 +3620,20 @@
           <w:u w:val="single"/>
           <w:lang w:eastAsia="ru-RU"/>
         </w:rPr>
-        <w:t>З.М. Альбекова</w:t>
-      </w:r>
+        <w:t xml:space="preserve">З.М. </w:t>
+      </w:r>
+      <w:proofErr w:type="spellStart"/>
+      <w:r>
+        <w:rPr>
+          <w:rFonts w:ascii="Times New Roman" w:eastAsia="Times New Roman" w:hAnsi="Times New Roman" w:cs="Times New Roman"/>
+          <w:sz w:val="26"/>
+          <w:szCs w:val="26"/>
+          <w:u w:val="single"/>
+          <w:lang w:eastAsia="ru-RU"/>
+        </w:rPr>
+        <w:t>Альбекова</w:t>
+      </w:r>
+      <w:proofErr w:type="spellEnd"/>
     </w:p>
     <w:p>
       <w:pPr>
@@ -6764,7 +7085,51 @@
           <w:szCs w:val="28"/>
           <w:lang w:eastAsia="ru-RU"/>
         </w:rPr>
-        <w:t>ыполнить вёрстку страниц с использованием HTML5 и CSS, обеспечив семантическую структуру и адаптивность (Flexbox, Grid, медиа-запросы)</w:t>
+        <w:t>ыполнить вёрстку страниц с использованием HTML5 и CSS, обеспечив семантическую структуру и адаптивность (</w:t>
+      </w:r>
+      <w:proofErr w:type="spellStart"/>
+      <w:r>
+        <w:rPr>
+          <w:rFonts w:ascii="Times New Roman" w:eastAsia="Times New Roman" w:hAnsi="Times New Roman" w:cs="Times New Roman"/>
+          <w:color w:val="0F1115"/>
+          <w:sz w:val="28"/>
+          <w:szCs w:val="28"/>
+          <w:lang w:eastAsia="ru-RU"/>
+        </w:rPr>
+        <w:t>Flexbox</w:t>
+      </w:r>
+      <w:proofErr w:type="spellEnd"/>
+      <w:r>
+        <w:rPr>
+          <w:rFonts w:ascii="Times New Roman" w:eastAsia="Times New Roman" w:hAnsi="Times New Roman" w:cs="Times New Roman"/>
+          <w:color w:val="0F1115"/>
+          <w:sz w:val="28"/>
+          <w:szCs w:val="28"/>
+          <w:lang w:eastAsia="ru-RU"/>
+        </w:rPr>
+        <w:t xml:space="preserve">, </w:t>
+      </w:r>
+      <w:proofErr w:type="spellStart"/>
+      <w:r>
+        <w:rPr>
+          <w:rFonts w:ascii="Times New Roman" w:eastAsia="Times New Roman" w:hAnsi="Times New Roman" w:cs="Times New Roman"/>
+          <w:color w:val="0F1115"/>
+          <w:sz w:val="28"/>
+          <w:szCs w:val="28"/>
+          <w:lang w:eastAsia="ru-RU"/>
+        </w:rPr>
+        <w:t>Grid</w:t>
+      </w:r>
+      <w:proofErr w:type="spellEnd"/>
+      <w:r>
+        <w:rPr>
+          <w:rFonts w:ascii="Times New Roman" w:eastAsia="Times New Roman" w:hAnsi="Times New Roman" w:cs="Times New Roman"/>
+          <w:color w:val="0F1115"/>
+          <w:sz w:val="28"/>
+          <w:szCs w:val="28"/>
+          <w:lang w:eastAsia="ru-RU"/>
+        </w:rPr>
+        <w:t>, медиа-запросы)</w:t>
       </w:r>
       <w:r>
         <w:rPr>
@@ -6812,7 +7177,29 @@
           <w:szCs w:val="28"/>
           <w:lang w:eastAsia="ru-RU"/>
         </w:rPr>
-        <w:t>еализовать интерактивность на JavaScript: динамическое отображение меню, фильтрацию по категориям, добавление в избранное с сохранением в localStorage, валидацию формы обратной связи</w:t>
+        <w:t xml:space="preserve">еализовать интерактивность на JavaScript: динамическое отображение меню, фильтрацию по категориям, добавление в избранное с сохранением в </w:t>
+      </w:r>
+      <w:proofErr w:type="spellStart"/>
+      <w:r>
+        <w:rPr>
+          <w:rFonts w:ascii="Times New Roman" w:eastAsia="Times New Roman" w:hAnsi="Times New Roman" w:cs="Times New Roman"/>
+          <w:color w:val="0F1115"/>
+          <w:sz w:val="28"/>
+          <w:szCs w:val="28"/>
+          <w:lang w:eastAsia="ru-RU"/>
+        </w:rPr>
+        <w:t>localStorage</w:t>
+      </w:r>
+      <w:proofErr w:type="spellEnd"/>
+      <w:r>
+        <w:rPr>
+          <w:rFonts w:ascii="Times New Roman" w:eastAsia="Times New Roman" w:hAnsi="Times New Roman" w:cs="Times New Roman"/>
+          <w:color w:val="0F1115"/>
+          <w:sz w:val="28"/>
+          <w:szCs w:val="28"/>
+          <w:lang w:eastAsia="ru-RU"/>
+        </w:rPr>
+        <w:t>, валидацию формы обратной связи</w:t>
       </w:r>
       <w:r>
         <w:rPr>
@@ -7619,8 +8006,20 @@
           <w:szCs w:val="28"/>
           <w:lang w:eastAsia="ru-RU"/>
         </w:rPr>
-        <w:t>еализация функциональности «Избранное»: добавление и удаление позиций, отображение счётчика избранного, сохранение состояния в localStorage</w:t>
-      </w:r>
+        <w:t xml:space="preserve">еализация функциональности «Избранное»: добавление и удаление позиций, отображение счётчика избранного, сохранение состояния в </w:t>
+      </w:r>
+      <w:proofErr w:type="spellStart"/>
+      <w:r>
+        <w:rPr>
+          <w:rFonts w:ascii="Times New Roman" w:eastAsia="Times New Roman" w:hAnsi="Times New Roman" w:cs="Times New Roman"/>
+          <w:color w:val="0F1115"/>
+          <w:sz w:val="28"/>
+          <w:szCs w:val="28"/>
+          <w:lang w:eastAsia="ru-RU"/>
+        </w:rPr>
+        <w:t>localStorage</w:t>
+      </w:r>
+      <w:proofErr w:type="spellEnd"/>
       <w:r>
         <w:rPr>
           <w:rFonts w:ascii="Times New Roman" w:eastAsia="Times New Roman" w:hAnsi="Times New Roman" w:cs="Times New Roman"/>
@@ -7854,7 +8253,29 @@
           <w:szCs w:val="28"/>
           <w:lang w:eastAsia="ru-RU"/>
         </w:rPr>
-        <w:t>алидация формы обратной связи на стороне клиента (проверка заполнения полей, корректности email)</w:t>
+        <w:t xml:space="preserve">алидация формы обратной связи на стороне клиента (проверка заполнения полей, корректности </w:t>
+      </w:r>
+      <w:proofErr w:type="spellStart"/>
+      <w:r>
+        <w:rPr>
+          <w:rFonts w:ascii="Times New Roman" w:eastAsia="Times New Roman" w:hAnsi="Times New Roman" w:cs="Times New Roman"/>
+          <w:color w:val="0F1115"/>
+          <w:sz w:val="28"/>
+          <w:szCs w:val="28"/>
+          <w:lang w:eastAsia="ru-RU"/>
+        </w:rPr>
+        <w:t>email</w:t>
+      </w:r>
+      <w:proofErr w:type="spellEnd"/>
+      <w:r>
+        <w:rPr>
+          <w:rFonts w:ascii="Times New Roman" w:eastAsia="Times New Roman" w:hAnsi="Times New Roman" w:cs="Times New Roman"/>
+          <w:color w:val="0F1115"/>
+          <w:sz w:val="28"/>
+          <w:szCs w:val="28"/>
+          <w:lang w:eastAsia="ru-RU"/>
+        </w:rPr>
+        <w:t>)</w:t>
       </w:r>
       <w:r>
         <w:rPr>
@@ -7991,8 +8412,130 @@
           <w:szCs w:val="28"/>
           <w:lang w:eastAsia="ru-RU"/>
         </w:rPr>
-        <w:t>лиентская часть должна функционировать в браузерах последних трёх версий: Google Chrome, Mozilla Firefox, Microsoft Edge</w:t>
-      </w:r>
+        <w:t xml:space="preserve">лиентская часть должна функционировать в браузерах последних трёх версий: </w:t>
+      </w:r>
+      <w:proofErr w:type="spellStart"/>
+      <w:r>
+        <w:rPr>
+          <w:rFonts w:ascii="Times New Roman" w:eastAsia="Times New Roman" w:hAnsi="Times New Roman" w:cs="Times New Roman"/>
+          <w:color w:val="0F1115"/>
+          <w:sz w:val="28"/>
+          <w:szCs w:val="28"/>
+          <w:lang w:eastAsia="ru-RU"/>
+        </w:rPr>
+        <w:t>Google</w:t>
+      </w:r>
+      <w:proofErr w:type="spellEnd"/>
+      <w:r>
+        <w:rPr>
+          <w:rFonts w:ascii="Times New Roman" w:eastAsia="Times New Roman" w:hAnsi="Times New Roman" w:cs="Times New Roman"/>
+          <w:color w:val="0F1115"/>
+          <w:sz w:val="28"/>
+          <w:szCs w:val="28"/>
+          <w:lang w:eastAsia="ru-RU"/>
+        </w:rPr>
+        <w:t xml:space="preserve"> </w:t>
+      </w:r>
+      <w:proofErr w:type="spellStart"/>
+      <w:r>
+        <w:rPr>
+          <w:rFonts w:ascii="Times New Roman" w:eastAsia="Times New Roman" w:hAnsi="Times New Roman" w:cs="Times New Roman"/>
+          <w:color w:val="0F1115"/>
+          <w:sz w:val="28"/>
+          <w:szCs w:val="28"/>
+          <w:lang w:eastAsia="ru-RU"/>
+        </w:rPr>
+        <w:t>Chrome</w:t>
+      </w:r>
+      <w:proofErr w:type="spellEnd"/>
+      <w:r>
+        <w:rPr>
+          <w:rFonts w:ascii="Times New Roman" w:eastAsia="Times New Roman" w:hAnsi="Times New Roman" w:cs="Times New Roman"/>
+          <w:color w:val="0F1115"/>
+          <w:sz w:val="28"/>
+          <w:szCs w:val="28"/>
+          <w:lang w:eastAsia="ru-RU"/>
+        </w:rPr>
+        <w:t xml:space="preserve">, </w:t>
+      </w:r>
+      <w:proofErr w:type="spellStart"/>
+      <w:r>
+        <w:rPr>
+          <w:rFonts w:ascii="Times New Roman" w:eastAsia="Times New Roman" w:hAnsi="Times New Roman" w:cs="Times New Roman"/>
+          <w:color w:val="0F1115"/>
+          <w:sz w:val="28"/>
+          <w:szCs w:val="28"/>
+          <w:lang w:eastAsia="ru-RU"/>
+        </w:rPr>
+        <w:t>Mozilla</w:t>
+      </w:r>
+      <w:proofErr w:type="spellEnd"/>
+      <w:r>
+        <w:rPr>
+          <w:rFonts w:ascii="Times New Roman" w:eastAsia="Times New Roman" w:hAnsi="Times New Roman" w:cs="Times New Roman"/>
+          <w:color w:val="0F1115"/>
+          <w:sz w:val="28"/>
+          <w:szCs w:val="28"/>
+          <w:lang w:eastAsia="ru-RU"/>
+        </w:rPr>
+        <w:t xml:space="preserve"> </w:t>
+      </w:r>
+      <w:proofErr w:type="spellStart"/>
+      <w:r>
+        <w:rPr>
+          <w:rFonts w:ascii="Times New Roman" w:eastAsia="Times New Roman" w:hAnsi="Times New Roman" w:cs="Times New Roman"/>
+          <w:color w:val="0F1115"/>
+          <w:sz w:val="28"/>
+          <w:szCs w:val="28"/>
+          <w:lang w:eastAsia="ru-RU"/>
+        </w:rPr>
+        <w:t>Firefox</w:t>
+      </w:r>
+      <w:proofErr w:type="spellEnd"/>
+      <w:r>
+        <w:rPr>
+          <w:rFonts w:ascii="Times New Roman" w:eastAsia="Times New Roman" w:hAnsi="Times New Roman" w:cs="Times New Roman"/>
+          <w:color w:val="0F1115"/>
+          <w:sz w:val="28"/>
+          <w:szCs w:val="28"/>
+          <w:lang w:eastAsia="ru-RU"/>
+        </w:rPr>
+        <w:t xml:space="preserve">, </w:t>
+      </w:r>
+      <w:proofErr w:type="spellStart"/>
+      <w:r>
+        <w:rPr>
+          <w:rFonts w:ascii="Times New Roman" w:eastAsia="Times New Roman" w:hAnsi="Times New Roman" w:cs="Times New Roman"/>
+          <w:color w:val="0F1115"/>
+          <w:sz w:val="28"/>
+          <w:szCs w:val="28"/>
+          <w:lang w:eastAsia="ru-RU"/>
+        </w:rPr>
+        <w:t>Microsoft</w:t>
+      </w:r>
+      <w:proofErr w:type="spellEnd"/>
+      <w:r>
+        <w:rPr>
+          <w:rFonts w:ascii="Times New Roman" w:eastAsia="Times New Roman" w:hAnsi="Times New Roman" w:cs="Times New Roman"/>
+          <w:color w:val="0F1115"/>
+          <w:sz w:val="28"/>
+          <w:szCs w:val="28"/>
+          <w:lang w:eastAsia="ru-RU"/>
+        </w:rPr>
+        <w:t xml:space="preserve"> </w:t>
+      </w:r>
+      <w:proofErr w:type="spellStart"/>
+      <w:r>
+        <w:rPr>
+          <w:rFonts w:ascii="Times New Roman" w:eastAsia="Times New Roman" w:hAnsi="Times New Roman" w:cs="Times New Roman"/>
+          <w:color w:val="0F1115"/>
+          <w:sz w:val="28"/>
+          <w:szCs w:val="28"/>
+          <w:lang w:eastAsia="ru-RU"/>
+        </w:rPr>
+        <w:t>Edge</w:t>
+      </w:r>
+      <w:proofErr w:type="spellEnd"/>
       <w:r>
         <w:rPr>
           <w:rFonts w:ascii="Times New Roman" w:eastAsia="Times New Roman" w:hAnsi="Times New Roman" w:cs="Times New Roman"/>
@@ -8107,7 +8650,29 @@
           <w:szCs w:val="28"/>
           <w:lang w:eastAsia="ru-RU"/>
         </w:rPr>
-        <w:t>ля хранения данных пользователя используется локальное хранилище браузера (localStorage).</w:t>
+        <w:t>ля хранения данных пользователя используется локальное хранилище браузера (</w:t>
+      </w:r>
+      <w:proofErr w:type="spellStart"/>
+      <w:r>
+        <w:rPr>
+          <w:rFonts w:ascii="Times New Roman" w:eastAsia="Times New Roman" w:hAnsi="Times New Roman" w:cs="Times New Roman"/>
+          <w:color w:val="0F1115"/>
+          <w:sz w:val="28"/>
+          <w:szCs w:val="28"/>
+          <w:lang w:eastAsia="ru-RU"/>
+        </w:rPr>
+        <w:t>localStorage</w:t>
+      </w:r>
+      <w:proofErr w:type="spellEnd"/>
+      <w:r>
+        <w:rPr>
+          <w:rFonts w:ascii="Times New Roman" w:eastAsia="Times New Roman" w:hAnsi="Times New Roman" w:cs="Times New Roman"/>
+          <w:color w:val="0F1115"/>
+          <w:sz w:val="28"/>
+          <w:szCs w:val="28"/>
+          <w:lang w:eastAsia="ru-RU"/>
+        </w:rPr>
+        <w:t>).</w:t>
       </w:r>
     </w:p>
     <w:p>
@@ -8233,7 +8798,51 @@
           <w:szCs w:val="28"/>
           <w:lang w:eastAsia="ru-RU"/>
         </w:rPr>
-        <w:t>зык таблиц стилей: CSS3 (использование Flexbox, Grid, медиа-запросов)</w:t>
+        <w:t xml:space="preserve">зык таблиц стилей: CSS3 (использование </w:t>
+      </w:r>
+      <w:proofErr w:type="spellStart"/>
+      <w:r>
+        <w:rPr>
+          <w:rFonts w:ascii="Times New Roman" w:eastAsia="Times New Roman" w:hAnsi="Times New Roman" w:cs="Times New Roman"/>
+          <w:color w:val="0F1115"/>
+          <w:sz w:val="28"/>
+          <w:szCs w:val="28"/>
+          <w:lang w:eastAsia="ru-RU"/>
+        </w:rPr>
+        <w:t>Flexbox</w:t>
+      </w:r>
+      <w:proofErr w:type="spellEnd"/>
+      <w:r>
+        <w:rPr>
+          <w:rFonts w:ascii="Times New Roman" w:eastAsia="Times New Roman" w:hAnsi="Times New Roman" w:cs="Times New Roman"/>
+          <w:color w:val="0F1115"/>
+          <w:sz w:val="28"/>
+          <w:szCs w:val="28"/>
+          <w:lang w:eastAsia="ru-RU"/>
+        </w:rPr>
+        <w:t xml:space="preserve">, </w:t>
+      </w:r>
+      <w:proofErr w:type="spellStart"/>
+      <w:r>
+        <w:rPr>
+          <w:rFonts w:ascii="Times New Roman" w:eastAsia="Times New Roman" w:hAnsi="Times New Roman" w:cs="Times New Roman"/>
+          <w:color w:val="0F1115"/>
+          <w:sz w:val="28"/>
+          <w:szCs w:val="28"/>
+          <w:lang w:eastAsia="ru-RU"/>
+        </w:rPr>
+        <w:t>Grid</w:t>
+      </w:r>
+      <w:proofErr w:type="spellEnd"/>
+      <w:r>
+        <w:rPr>
+          <w:rFonts w:ascii="Times New Roman" w:eastAsia="Times New Roman" w:hAnsi="Times New Roman" w:cs="Times New Roman"/>
+          <w:color w:val="0F1115"/>
+          <w:sz w:val="28"/>
+          <w:szCs w:val="28"/>
+          <w:lang w:eastAsia="ru-RU"/>
+        </w:rPr>
+        <w:t>, медиа-запросов)</w:t>
       </w:r>
       <w:r>
         <w:rPr>
@@ -8309,34 +8918,6 @@
           <w:szCs w:val="28"/>
           <w:lang w:eastAsia="ru-RU"/>
         </w:rPr>
-        <w:t>инструменты сборки: при необходимости – Vite для оптимизации и разработки;</w:t>
-      </w:r>
-    </w:p>
-    <w:p>
-      <w:pPr>
-        <w:numPr>
-          <w:ilvl w:val="0"/>
-          <w:numId w:val="6"/>
-        </w:numPr>
-        <w:shd w:val="clear" w:color="auto" w:fill="FFFFFF"/>
-        <w:spacing w:after="0" w:line="360" w:lineRule="auto"/>
-        <w:jc w:val="both"/>
-        <w:rPr>
-          <w:rFonts w:ascii="Times New Roman" w:eastAsia="Times New Roman" w:hAnsi="Times New Roman" w:cs="Times New Roman"/>
-          <w:color w:val="0F1115"/>
-          <w:sz w:val="28"/>
-          <w:szCs w:val="28"/>
-          <w:lang w:eastAsia="ru-RU"/>
-        </w:rPr>
-      </w:pPr>
-      <w:r>
-        <w:rPr>
-          <w:rFonts w:ascii="Times New Roman" w:eastAsia="Times New Roman" w:hAnsi="Times New Roman" w:cs="Times New Roman"/>
-          <w:color w:val="0F1115"/>
-          <w:sz w:val="28"/>
-          <w:szCs w:val="28"/>
-          <w:lang w:eastAsia="ru-RU"/>
-        </w:rPr>
         <w:t>с</w:t>
       </w:r>
       <w:r>
@@ -8347,7 +8928,29 @@
           <w:szCs w:val="28"/>
           <w:lang w:eastAsia="ru-RU"/>
         </w:rPr>
-        <w:t>истема контроля версий: Git.</w:t>
+        <w:t xml:space="preserve">истема контроля версий: </w:t>
+      </w:r>
+      <w:proofErr w:type="spellStart"/>
+      <w:r>
+        <w:rPr>
+          <w:rFonts w:ascii="Times New Roman" w:eastAsia="Times New Roman" w:hAnsi="Times New Roman" w:cs="Times New Roman"/>
+          <w:color w:val="0F1115"/>
+          <w:sz w:val="28"/>
+          <w:szCs w:val="28"/>
+          <w:lang w:eastAsia="ru-RU"/>
+        </w:rPr>
+        <w:t>Git</w:t>
+      </w:r>
+      <w:proofErr w:type="spellEnd"/>
+      <w:r>
+        <w:rPr>
+          <w:rFonts w:ascii="Times New Roman" w:eastAsia="Times New Roman" w:hAnsi="Times New Roman" w:cs="Times New Roman"/>
+          <w:color w:val="0F1115"/>
+          <w:sz w:val="28"/>
+          <w:szCs w:val="28"/>
+          <w:lang w:eastAsia="ru-RU"/>
+        </w:rPr>
+        <w:t>.</w:t>
       </w:r>
     </w:p>
     <w:p>
@@ -9621,8 +10224,64 @@
           <w:szCs w:val="28"/>
           <w:lang w:eastAsia="ru-RU"/>
         </w:rPr>
-        <w:t>А. М. Заяц и Н. П. Васильев отмечают, что «даже самые простые web-приложения обычно состоят из двух частей: клиентской и серверной. Клиентская часть выполняется под управлением web-обозревателя и часто называется frontend</w:t>
-      </w:r>
+        <w:t xml:space="preserve">А. М. Заяц и Н. П. Васильев отмечают, что «даже самые простые </w:t>
+      </w:r>
+      <w:proofErr w:type="spellStart"/>
+      <w:r>
+        <w:rPr>
+          <w:rFonts w:ascii="Times New Roman" w:eastAsia="Times New Roman" w:hAnsi="Times New Roman" w:cs="Times New Roman"/>
+          <w:color w:val="0F1115"/>
+          <w:sz w:val="28"/>
+          <w:szCs w:val="28"/>
+          <w:lang w:eastAsia="ru-RU"/>
+        </w:rPr>
+        <w:t>web</w:t>
+      </w:r>
+      <w:proofErr w:type="spellEnd"/>
+      <w:r>
+        <w:rPr>
+          <w:rFonts w:ascii="Times New Roman" w:eastAsia="Times New Roman" w:hAnsi="Times New Roman" w:cs="Times New Roman"/>
+          <w:color w:val="0F1115"/>
+          <w:sz w:val="28"/>
+          <w:szCs w:val="28"/>
+          <w:lang w:eastAsia="ru-RU"/>
+        </w:rPr>
+        <w:t xml:space="preserve">-приложения обычно состоят из двух частей: клиентской и серверной. Клиентская часть выполняется под управлением </w:t>
+      </w:r>
+      <w:proofErr w:type="spellStart"/>
+      <w:r>
+        <w:rPr>
+          <w:rFonts w:ascii="Times New Roman" w:eastAsia="Times New Roman" w:hAnsi="Times New Roman" w:cs="Times New Roman"/>
+          <w:color w:val="0F1115"/>
+          <w:sz w:val="28"/>
+          <w:szCs w:val="28"/>
+          <w:lang w:eastAsia="ru-RU"/>
+        </w:rPr>
+        <w:t>web</w:t>
+      </w:r>
+      <w:proofErr w:type="spellEnd"/>
+      <w:r>
+        <w:rPr>
+          <w:rFonts w:ascii="Times New Roman" w:eastAsia="Times New Roman" w:hAnsi="Times New Roman" w:cs="Times New Roman"/>
+          <w:color w:val="0F1115"/>
+          <w:sz w:val="28"/>
+          <w:szCs w:val="28"/>
+          <w:lang w:eastAsia="ru-RU"/>
+        </w:rPr>
+        <w:t xml:space="preserve">-обозревателя и часто называется </w:t>
+      </w:r>
+      <w:proofErr w:type="spellStart"/>
+      <w:r>
+        <w:rPr>
+          <w:rFonts w:ascii="Times New Roman" w:eastAsia="Times New Roman" w:hAnsi="Times New Roman" w:cs="Times New Roman"/>
+          <w:color w:val="0F1115"/>
+          <w:sz w:val="28"/>
+          <w:szCs w:val="28"/>
+          <w:lang w:eastAsia="ru-RU"/>
+        </w:rPr>
+        <w:t>frontend</w:t>
+      </w:r>
+      <w:proofErr w:type="spellEnd"/>
       <w:r>
         <w:rPr>
           <w:rFonts w:ascii="Times New Roman" w:eastAsia="Times New Roman" w:hAnsi="Times New Roman" w:cs="Times New Roman"/>
@@ -9832,7 +10491,29 @@
           <w:szCs w:val="28"/>
           <w:lang w:eastAsia="ru-RU"/>
         </w:rPr>
-        <w:t>При выборе технологического стека важно учитывать не только функциональные возможности, но и доступность освоения. Как справедливо отмечает Пол Макфедрис, HTML и CSS не имеют сложных интерфейсов, представляя собой «симфонию букв, цифр и специальных символов», но при этом позволяют создавать веб-страницы, «отражающие творческие способности» разработчика [5].</w:t>
+        <w:t xml:space="preserve">При выборе технологического стека важно учитывать не только функциональные возможности, но и доступность освоения. Как справедливо отмечает Пол </w:t>
+      </w:r>
+      <w:proofErr w:type="spellStart"/>
+      <w:r>
+        <w:rPr>
+          <w:rFonts w:ascii="Times New Roman" w:eastAsia="Times New Roman" w:hAnsi="Times New Roman" w:cs="Times New Roman"/>
+          <w:color w:val="0F1115"/>
+          <w:sz w:val="28"/>
+          <w:szCs w:val="28"/>
+          <w:lang w:eastAsia="ru-RU"/>
+        </w:rPr>
+        <w:t>Макфедрис</w:t>
+      </w:r>
+      <w:proofErr w:type="spellEnd"/>
+      <w:r>
+        <w:rPr>
+          <w:rFonts w:ascii="Times New Roman" w:eastAsia="Times New Roman" w:hAnsi="Times New Roman" w:cs="Times New Roman"/>
+          <w:color w:val="0F1115"/>
+          <w:sz w:val="28"/>
+          <w:szCs w:val="28"/>
+          <w:lang w:eastAsia="ru-RU"/>
+        </w:rPr>
+        <w:t>, HTML и CSS не имеют сложных интерфейсов, представляя собой «симфонию букв, цифр и специальных символов», но при этом позволяют создавать веб-страницы, «отражающие творческие способности» разработчика [5].</w:t>
       </w:r>
       <w:r>
         <w:rPr>
@@ -9882,7 +10563,117 @@
           <w:szCs w:val="28"/>
           <w:lang w:eastAsia="ru-RU"/>
         </w:rPr>
-        <w:t>Т. Машнин, анализируя структуру HTML-документа, дополняет эту мысль, подчеркивая, что специальные семантические теги, такие как &lt;header&gt;, &lt;nav&gt;, &lt;article&gt; и &lt;section&gt;, делают код не только правильным, но и значительно более понятным для разработчика.[</w:t>
+        <w:t xml:space="preserve">Т. </w:t>
+      </w:r>
+      <w:proofErr w:type="spellStart"/>
+      <w:r>
+        <w:rPr>
+          <w:rFonts w:ascii="Times New Roman" w:eastAsia="Times New Roman" w:hAnsi="Times New Roman" w:cs="Times New Roman"/>
+          <w:color w:val="0F1115"/>
+          <w:sz w:val="28"/>
+          <w:szCs w:val="28"/>
+          <w:lang w:eastAsia="ru-RU"/>
+        </w:rPr>
+        <w:t>Машнин</w:t>
+      </w:r>
+      <w:proofErr w:type="spellEnd"/>
+      <w:r>
+        <w:rPr>
+          <w:rFonts w:ascii="Times New Roman" w:eastAsia="Times New Roman" w:hAnsi="Times New Roman" w:cs="Times New Roman"/>
+          <w:color w:val="0F1115"/>
+          <w:sz w:val="28"/>
+          <w:szCs w:val="28"/>
+          <w:lang w:eastAsia="ru-RU"/>
+        </w:rPr>
+        <w:t>, анализируя структуру HTML-документа, дополняет эту мысль, подчеркивая, что специальные семантические теги, такие как &lt;</w:t>
+      </w:r>
+      <w:proofErr w:type="spellStart"/>
+      <w:r>
+        <w:rPr>
+          <w:rFonts w:ascii="Times New Roman" w:eastAsia="Times New Roman" w:hAnsi="Times New Roman" w:cs="Times New Roman"/>
+          <w:color w:val="0F1115"/>
+          <w:sz w:val="28"/>
+          <w:szCs w:val="28"/>
+          <w:lang w:eastAsia="ru-RU"/>
+        </w:rPr>
+        <w:t>header</w:t>
+      </w:r>
+      <w:proofErr w:type="spellEnd"/>
+      <w:r>
+        <w:rPr>
+          <w:rFonts w:ascii="Times New Roman" w:eastAsia="Times New Roman" w:hAnsi="Times New Roman" w:cs="Times New Roman"/>
+          <w:color w:val="0F1115"/>
+          <w:sz w:val="28"/>
+          <w:szCs w:val="28"/>
+          <w:lang w:eastAsia="ru-RU"/>
+        </w:rPr>
+        <w:t>&gt;, &lt;</w:t>
+      </w:r>
+      <w:proofErr w:type="spellStart"/>
+      <w:r>
+        <w:rPr>
+          <w:rFonts w:ascii="Times New Roman" w:eastAsia="Times New Roman" w:hAnsi="Times New Roman" w:cs="Times New Roman"/>
+          <w:color w:val="0F1115"/>
+          <w:sz w:val="28"/>
+          <w:szCs w:val="28"/>
+          <w:lang w:eastAsia="ru-RU"/>
+        </w:rPr>
+        <w:t>nav</w:t>
+      </w:r>
+      <w:proofErr w:type="spellEnd"/>
+      <w:r>
+        <w:rPr>
+          <w:rFonts w:ascii="Times New Roman" w:eastAsia="Times New Roman" w:hAnsi="Times New Roman" w:cs="Times New Roman"/>
+          <w:color w:val="0F1115"/>
+          <w:sz w:val="28"/>
+          <w:szCs w:val="28"/>
+          <w:lang w:eastAsia="ru-RU"/>
+        </w:rPr>
+        <w:t>&gt;, &lt;</w:t>
+      </w:r>
+      <w:proofErr w:type="spellStart"/>
+      <w:r>
+        <w:rPr>
+          <w:rFonts w:ascii="Times New Roman" w:eastAsia="Times New Roman" w:hAnsi="Times New Roman" w:cs="Times New Roman"/>
+          <w:color w:val="0F1115"/>
+          <w:sz w:val="28"/>
+          <w:szCs w:val="28"/>
+          <w:lang w:eastAsia="ru-RU"/>
+        </w:rPr>
+        <w:t>article</w:t>
+      </w:r>
+      <w:proofErr w:type="spellEnd"/>
+      <w:r>
+        <w:rPr>
+          <w:rFonts w:ascii="Times New Roman" w:eastAsia="Times New Roman" w:hAnsi="Times New Roman" w:cs="Times New Roman"/>
+          <w:color w:val="0F1115"/>
+          <w:sz w:val="28"/>
+          <w:szCs w:val="28"/>
+          <w:lang w:eastAsia="ru-RU"/>
+        </w:rPr>
+        <w:t>&gt; и &lt;</w:t>
+      </w:r>
+      <w:proofErr w:type="spellStart"/>
+      <w:r>
+        <w:rPr>
+          <w:rFonts w:ascii="Times New Roman" w:eastAsia="Times New Roman" w:hAnsi="Times New Roman" w:cs="Times New Roman"/>
+          <w:color w:val="0F1115"/>
+          <w:sz w:val="28"/>
+          <w:szCs w:val="28"/>
+          <w:lang w:eastAsia="ru-RU"/>
+        </w:rPr>
+        <w:t>section</w:t>
+      </w:r>
+      <w:proofErr w:type="spellEnd"/>
+      <w:r>
+        <w:rPr>
+          <w:rFonts w:ascii="Times New Roman" w:eastAsia="Times New Roman" w:hAnsi="Times New Roman" w:cs="Times New Roman"/>
+          <w:color w:val="0F1115"/>
+          <w:sz w:val="28"/>
+          <w:szCs w:val="28"/>
+          <w:lang w:eastAsia="ru-RU"/>
+        </w:rPr>
+        <w:t>&gt;, делают код не только правильным, но и значительно более понятным для разработчика.[</w:t>
       </w:r>
       <w:r>
         <w:rPr>
@@ -9987,15 +10778,27 @@
         </w:rPr>
         <w:t>ак отмечает В. А. Дронов, «</w:t>
       </w:r>
-      <w:r>
-        <w:rPr>
-          <w:rFonts w:ascii="Times New Roman" w:eastAsia="Times New Roman" w:hAnsi="Times New Roman" w:cs="Times New Roman"/>
-          <w:color w:val="0F1115"/>
-          <w:sz w:val="28"/>
-          <w:szCs w:val="28"/>
-          <w:lang w:eastAsia="ru-RU"/>
-        </w:rPr>
-        <w:t xml:space="preserve">Флекс </w:t>
+      <w:proofErr w:type="spellStart"/>
+      <w:r>
+        <w:rPr>
+          <w:rFonts w:ascii="Times New Roman" w:eastAsia="Times New Roman" w:hAnsi="Times New Roman" w:cs="Times New Roman"/>
+          <w:color w:val="0F1115"/>
+          <w:sz w:val="28"/>
+          <w:szCs w:val="28"/>
+          <w:lang w:eastAsia="ru-RU"/>
+        </w:rPr>
+        <w:t>Флекс</w:t>
+      </w:r>
+      <w:proofErr w:type="spellEnd"/>
+      <w:r>
+        <w:rPr>
+          <w:rFonts w:ascii="Times New Roman" w:eastAsia="Times New Roman" w:hAnsi="Times New Roman" w:cs="Times New Roman"/>
+          <w:color w:val="0F1115"/>
+          <w:sz w:val="28"/>
+          <w:szCs w:val="28"/>
+          <w:lang w:eastAsia="ru-RU"/>
+        </w:rPr>
+        <w:t xml:space="preserve"> </w:t>
       </w:r>
       <w:r>
         <w:rPr>
@@ -10065,7 +10868,95 @@
           <w:szCs w:val="28"/>
           <w:lang w:eastAsia="ru-RU"/>
         </w:rPr>
-        <w:t>]. Е. Эберт поясняет, что «свойство display: flex; делает все дочерние элементы резиновыми — flex, а не блочными, как было изначально» [14]</w:t>
+        <w:t xml:space="preserve">]. Е. </w:t>
+      </w:r>
+      <w:proofErr w:type="spellStart"/>
+      <w:r>
+        <w:rPr>
+          <w:rFonts w:ascii="Times New Roman" w:eastAsia="Times New Roman" w:hAnsi="Times New Roman" w:cs="Times New Roman"/>
+          <w:color w:val="0F1115"/>
+          <w:sz w:val="28"/>
+          <w:szCs w:val="28"/>
+          <w:lang w:eastAsia="ru-RU"/>
+        </w:rPr>
+        <w:t>Эберт</w:t>
+      </w:r>
+      <w:proofErr w:type="spellEnd"/>
+      <w:r>
+        <w:rPr>
+          <w:rFonts w:ascii="Times New Roman" w:eastAsia="Times New Roman" w:hAnsi="Times New Roman" w:cs="Times New Roman"/>
+          <w:color w:val="0F1115"/>
+          <w:sz w:val="28"/>
+          <w:szCs w:val="28"/>
+          <w:lang w:eastAsia="ru-RU"/>
+        </w:rPr>
+        <w:t xml:space="preserve"> поясняет, что «свойство </w:t>
+      </w:r>
+      <w:proofErr w:type="spellStart"/>
+      <w:r>
+        <w:rPr>
+          <w:rFonts w:ascii="Times New Roman" w:eastAsia="Times New Roman" w:hAnsi="Times New Roman" w:cs="Times New Roman"/>
+          <w:color w:val="0F1115"/>
+          <w:sz w:val="28"/>
+          <w:szCs w:val="28"/>
+          <w:lang w:eastAsia="ru-RU"/>
+        </w:rPr>
+        <w:t>display</w:t>
+      </w:r>
+      <w:proofErr w:type="spellEnd"/>
+      <w:r>
+        <w:rPr>
+          <w:rFonts w:ascii="Times New Roman" w:eastAsia="Times New Roman" w:hAnsi="Times New Roman" w:cs="Times New Roman"/>
+          <w:color w:val="0F1115"/>
+          <w:sz w:val="28"/>
+          <w:szCs w:val="28"/>
+          <w:lang w:eastAsia="ru-RU"/>
+        </w:rPr>
+        <w:t xml:space="preserve">: </w:t>
+      </w:r>
+      <w:proofErr w:type="spellStart"/>
+      <w:r>
+        <w:rPr>
+          <w:rFonts w:ascii="Times New Roman" w:eastAsia="Times New Roman" w:hAnsi="Times New Roman" w:cs="Times New Roman"/>
+          <w:color w:val="0F1115"/>
+          <w:sz w:val="28"/>
+          <w:szCs w:val="28"/>
+          <w:lang w:eastAsia="ru-RU"/>
+        </w:rPr>
+        <w:t>flex</w:t>
+      </w:r>
+      <w:proofErr w:type="spellEnd"/>
+      <w:r>
+        <w:rPr>
+          <w:rFonts w:ascii="Times New Roman" w:eastAsia="Times New Roman" w:hAnsi="Times New Roman" w:cs="Times New Roman"/>
+          <w:color w:val="0F1115"/>
+          <w:sz w:val="28"/>
+          <w:szCs w:val="28"/>
+          <w:lang w:eastAsia="ru-RU"/>
+        </w:rPr>
+        <w:t xml:space="preserve">; делает все дочерние элементы резиновыми — </w:t>
+      </w:r>
+      <w:proofErr w:type="spellStart"/>
+      <w:r>
+        <w:rPr>
+          <w:rFonts w:ascii="Times New Roman" w:eastAsia="Times New Roman" w:hAnsi="Times New Roman" w:cs="Times New Roman"/>
+          <w:color w:val="0F1115"/>
+          <w:sz w:val="28"/>
+          <w:szCs w:val="28"/>
+          <w:lang w:eastAsia="ru-RU"/>
+        </w:rPr>
+        <w:t>flex</w:t>
+      </w:r>
+      <w:proofErr w:type="spellEnd"/>
+      <w:r>
+        <w:rPr>
+          <w:rFonts w:ascii="Times New Roman" w:eastAsia="Times New Roman" w:hAnsi="Times New Roman" w:cs="Times New Roman"/>
+          <w:color w:val="0F1115"/>
+          <w:sz w:val="28"/>
+          <w:szCs w:val="28"/>
+          <w:lang w:eastAsia="ru-RU"/>
+        </w:rPr>
+        <w:t>, а не блочными, как было изначально» [14]</w:t>
       </w:r>
       <w:r>
         <w:rPr>
@@ -10095,15 +10986,49 @@
           <w:lang w:eastAsia="ru-RU"/>
         </w:rPr>
       </w:pPr>
-      <w:r>
-        <w:rPr>
-          <w:rFonts w:ascii="Times New Roman" w:eastAsia="Times New Roman" w:hAnsi="Times New Roman" w:cs="Times New Roman"/>
-          <w:color w:val="0F1115"/>
-          <w:sz w:val="28"/>
-          <w:szCs w:val="28"/>
-          <w:lang w:eastAsia="ru-RU"/>
-        </w:rPr>
-        <w:t>Grid Layout </w:t>
+      <w:proofErr w:type="spellStart"/>
+      <w:r>
+        <w:rPr>
+          <w:rFonts w:ascii="Times New Roman" w:eastAsia="Times New Roman" w:hAnsi="Times New Roman" w:cs="Times New Roman"/>
+          <w:color w:val="0F1115"/>
+          <w:sz w:val="28"/>
+          <w:szCs w:val="28"/>
+          <w:lang w:eastAsia="ru-RU"/>
+        </w:rPr>
+        <w:t>Grid</w:t>
+      </w:r>
+      <w:proofErr w:type="spellEnd"/>
+      <w:r>
+        <w:rPr>
+          <w:rFonts w:ascii="Times New Roman" w:eastAsia="Times New Roman" w:hAnsi="Times New Roman" w:cs="Times New Roman"/>
+          <w:color w:val="0F1115"/>
+          <w:sz w:val="28"/>
+          <w:szCs w:val="28"/>
+          <w:lang w:eastAsia="ru-RU"/>
+        </w:rPr>
+        <w:t xml:space="preserve"> </w:t>
+      </w:r>
+      <w:proofErr w:type="spellStart"/>
+      <w:r>
+        <w:rPr>
+          <w:rFonts w:ascii="Times New Roman" w:eastAsia="Times New Roman" w:hAnsi="Times New Roman" w:cs="Times New Roman"/>
+          <w:color w:val="0F1115"/>
+          <w:sz w:val="28"/>
+          <w:szCs w:val="28"/>
+          <w:lang w:eastAsia="ru-RU"/>
+        </w:rPr>
+        <w:t>Layout</w:t>
+      </w:r>
+      <w:proofErr w:type="spellEnd"/>
+      <w:r>
+        <w:rPr>
+          <w:rFonts w:ascii="Times New Roman" w:eastAsia="Times New Roman" w:hAnsi="Times New Roman" w:cs="Times New Roman"/>
+          <w:color w:val="0F1115"/>
+          <w:sz w:val="28"/>
+          <w:szCs w:val="28"/>
+          <w:lang w:eastAsia="ru-RU"/>
+        </w:rPr>
+        <w:t> </w:t>
       </w:r>
       <w:r>
         <w:rPr>
@@ -10275,7 +11200,29 @@
           <w:szCs w:val="28"/>
           <w:lang w:eastAsia="ru-RU"/>
         </w:rPr>
-        <w:t>: «JS является многопарадигменным языком; это означает, что его синтаксис и возможности позволяют разработчику смешивать концепции из разных общепризнанных парадигм, включая процедурное, объектно-ориентированное и функциональное программирование» [</w:t>
+        <w:t xml:space="preserve">: «JS является </w:t>
+      </w:r>
+      <w:proofErr w:type="spellStart"/>
+      <w:r>
+        <w:rPr>
+          <w:rFonts w:ascii="Times New Roman" w:eastAsia="Times New Roman" w:hAnsi="Times New Roman" w:cs="Times New Roman"/>
+          <w:color w:val="0F1115"/>
+          <w:sz w:val="28"/>
+          <w:szCs w:val="28"/>
+          <w:lang w:eastAsia="ru-RU"/>
+        </w:rPr>
+        <w:t>многопарадигменным</w:t>
+      </w:r>
+      <w:proofErr w:type="spellEnd"/>
+      <w:r>
+        <w:rPr>
+          <w:rFonts w:ascii="Times New Roman" w:eastAsia="Times New Roman" w:hAnsi="Times New Roman" w:cs="Times New Roman"/>
+          <w:color w:val="0F1115"/>
+          <w:sz w:val="28"/>
+          <w:szCs w:val="28"/>
+          <w:lang w:eastAsia="ru-RU"/>
+        </w:rPr>
+        <w:t xml:space="preserve"> языком; это означает, что его синтаксис и возможности позволяют разработчику смешивать концепции из разных общепризнанных парадигм, включая процедурное, объектно-ориентированное и функциональное программирование» [</w:t>
       </w:r>
       <w:r>
         <w:rPr>
@@ -10305,7 +11252,29 @@
           <w:szCs w:val="28"/>
           <w:lang w:eastAsia="ru-RU"/>
         </w:rPr>
-        <w:t xml:space="preserve"> Как отмечает Ю. Боссо, «</w:t>
+        <w:t xml:space="preserve"> Как отмечает Ю. </w:t>
+      </w:r>
+      <w:proofErr w:type="spellStart"/>
+      <w:r>
+        <w:rPr>
+          <w:rFonts w:ascii="Times New Roman" w:eastAsia="Times New Roman" w:hAnsi="Times New Roman" w:cs="Times New Roman"/>
+          <w:color w:val="0F1115"/>
+          <w:sz w:val="28"/>
+          <w:szCs w:val="28"/>
+          <w:lang w:eastAsia="ru-RU"/>
+        </w:rPr>
+        <w:t>Боссо</w:t>
+      </w:r>
+      <w:proofErr w:type="spellEnd"/>
+      <w:r>
+        <w:rPr>
+          <w:rFonts w:ascii="Times New Roman" w:eastAsia="Times New Roman" w:hAnsi="Times New Roman" w:cs="Times New Roman"/>
+          <w:color w:val="0F1115"/>
+          <w:sz w:val="28"/>
+          <w:szCs w:val="28"/>
+          <w:lang w:eastAsia="ru-RU"/>
+        </w:rPr>
+        <w:t>, «</w:t>
       </w:r>
       <w:r>
         <w:rPr>
@@ -10325,7 +11294,51 @@
           <w:szCs w:val="28"/>
           <w:lang w:eastAsia="ru-RU"/>
         </w:rPr>
-        <w:t xml:space="preserve"> JS переменные также имеют тип (например, Numbeг или String), но этот тип может изменяться во время выполнения программы. Т</w:t>
+        <w:t xml:space="preserve"> JS переменные также имеют тип (например, </w:t>
+      </w:r>
+      <w:proofErr w:type="spellStart"/>
+      <w:r>
+        <w:rPr>
+          <w:rFonts w:ascii="Times New Roman" w:eastAsia="Times New Roman" w:hAnsi="Times New Roman" w:cs="Times New Roman"/>
+          <w:color w:val="0F1115"/>
+          <w:sz w:val="28"/>
+          <w:szCs w:val="28"/>
+          <w:lang w:eastAsia="ru-RU"/>
+        </w:rPr>
+        <w:t>Numbeг</w:t>
+      </w:r>
+      <w:proofErr w:type="spellEnd"/>
+      <w:r>
+        <w:rPr>
+          <w:rFonts w:ascii="Times New Roman" w:eastAsia="Times New Roman" w:hAnsi="Times New Roman" w:cs="Times New Roman"/>
+          <w:color w:val="0F1115"/>
+          <w:sz w:val="28"/>
+          <w:szCs w:val="28"/>
+          <w:lang w:eastAsia="ru-RU"/>
+        </w:rPr>
+        <w:t xml:space="preserve"> или </w:t>
+      </w:r>
+      <w:proofErr w:type="spellStart"/>
+      <w:r>
+        <w:rPr>
+          <w:rFonts w:ascii="Times New Roman" w:eastAsia="Times New Roman" w:hAnsi="Times New Roman" w:cs="Times New Roman"/>
+          <w:color w:val="0F1115"/>
+          <w:sz w:val="28"/>
+          <w:szCs w:val="28"/>
+          <w:lang w:eastAsia="ru-RU"/>
+        </w:rPr>
+        <w:t>String</w:t>
+      </w:r>
+      <w:proofErr w:type="spellEnd"/>
+      <w:r>
+        <w:rPr>
+          <w:rFonts w:ascii="Times New Roman" w:eastAsia="Times New Roman" w:hAnsi="Times New Roman" w:cs="Times New Roman"/>
+          <w:color w:val="0F1115"/>
+          <w:sz w:val="28"/>
+          <w:szCs w:val="28"/>
+          <w:lang w:eastAsia="ru-RU"/>
+        </w:rPr>
+        <w:t>), но этот тип может изменяться во время выполнения программы. Т</w:t>
       </w:r>
       <w:r>
         <w:rPr>
@@ -10390,7 +11403,95 @@
           <w:szCs w:val="28"/>
           <w:lang w:eastAsia="ru-RU"/>
         </w:rPr>
-        <w:t>. Л. Л. Свекис, М. ван Путтен и Р. Персиваль подробно описывают этот механизм: «Объектная модель документа (DOM) намного интереснее, чем может показаться на первый взгляд. ... DOM содержит в себе все HTML</w:t>
+        <w:t xml:space="preserve">. Л. Л. </w:t>
+      </w:r>
+      <w:proofErr w:type="spellStart"/>
+      <w:r>
+        <w:rPr>
+          <w:rFonts w:ascii="Times New Roman" w:eastAsia="Times New Roman" w:hAnsi="Times New Roman" w:cs="Times New Roman"/>
+          <w:color w:val="0F1115"/>
+          <w:sz w:val="28"/>
+          <w:szCs w:val="28"/>
+          <w:lang w:eastAsia="ru-RU"/>
+        </w:rPr>
+        <w:t>Свекис</w:t>
+      </w:r>
+      <w:proofErr w:type="spellEnd"/>
+      <w:r>
+        <w:rPr>
+          <w:rFonts w:ascii="Times New Roman" w:eastAsia="Times New Roman" w:hAnsi="Times New Roman" w:cs="Times New Roman"/>
+          <w:color w:val="0F1115"/>
+          <w:sz w:val="28"/>
+          <w:szCs w:val="28"/>
+          <w:lang w:eastAsia="ru-RU"/>
+        </w:rPr>
+        <w:t xml:space="preserve">, М. </w:t>
+      </w:r>
+      <w:proofErr w:type="spellStart"/>
+      <w:r>
+        <w:rPr>
+          <w:rFonts w:ascii="Times New Roman" w:eastAsia="Times New Roman" w:hAnsi="Times New Roman" w:cs="Times New Roman"/>
+          <w:color w:val="0F1115"/>
+          <w:sz w:val="28"/>
+          <w:szCs w:val="28"/>
+          <w:lang w:eastAsia="ru-RU"/>
+        </w:rPr>
+        <w:t>ван</w:t>
+      </w:r>
+      <w:proofErr w:type="spellEnd"/>
+      <w:r>
+        <w:rPr>
+          <w:rFonts w:ascii="Times New Roman" w:eastAsia="Times New Roman" w:hAnsi="Times New Roman" w:cs="Times New Roman"/>
+          <w:color w:val="0F1115"/>
+          <w:sz w:val="28"/>
+          <w:szCs w:val="28"/>
+          <w:lang w:eastAsia="ru-RU"/>
+        </w:rPr>
+        <w:t xml:space="preserve"> </w:t>
+      </w:r>
+      <w:proofErr w:type="spellStart"/>
+      <w:r>
+        <w:rPr>
+          <w:rFonts w:ascii="Times New Roman" w:eastAsia="Times New Roman" w:hAnsi="Times New Roman" w:cs="Times New Roman"/>
+          <w:color w:val="0F1115"/>
+          <w:sz w:val="28"/>
+          <w:szCs w:val="28"/>
+          <w:lang w:eastAsia="ru-RU"/>
+        </w:rPr>
+        <w:t>Путтен</w:t>
+      </w:r>
+      <w:proofErr w:type="spellEnd"/>
+      <w:r>
+        <w:rPr>
+          <w:rFonts w:ascii="Times New Roman" w:eastAsia="Times New Roman" w:hAnsi="Times New Roman" w:cs="Times New Roman"/>
+          <w:color w:val="0F1115"/>
+          <w:sz w:val="28"/>
+          <w:szCs w:val="28"/>
+          <w:lang w:eastAsia="ru-RU"/>
+        </w:rPr>
+        <w:t xml:space="preserve"> и Р. </w:t>
+      </w:r>
+      <w:proofErr w:type="spellStart"/>
+      <w:r>
+        <w:rPr>
+          <w:rFonts w:ascii="Times New Roman" w:eastAsia="Times New Roman" w:hAnsi="Times New Roman" w:cs="Times New Roman"/>
+          <w:color w:val="0F1115"/>
+          <w:sz w:val="28"/>
+          <w:szCs w:val="28"/>
+          <w:lang w:eastAsia="ru-RU"/>
+        </w:rPr>
+        <w:t>Персиваль</w:t>
+      </w:r>
+      <w:proofErr w:type="spellEnd"/>
+      <w:r>
+        <w:rPr>
+          <w:rFonts w:ascii="Times New Roman" w:eastAsia="Times New Roman" w:hAnsi="Times New Roman" w:cs="Times New Roman"/>
+          <w:color w:val="0F1115"/>
+          <w:sz w:val="28"/>
+          <w:szCs w:val="28"/>
+          <w:lang w:eastAsia="ru-RU"/>
+        </w:rPr>
+        <w:t xml:space="preserve"> подробно описывают этот механизм: «Объектная модель документа (DOM) намного интереснее, чем может показаться на первый взгляд. ... DOM содержит в себе все HTML</w:t>
       </w:r>
       <w:r>
         <w:rPr>
@@ -10452,15 +11553,27 @@
         </w:rPr>
         <w:t xml:space="preserve">Д. </w:t>
       </w:r>
-      <w:r>
-        <w:rPr>
-          <w:rFonts w:ascii="Times New Roman" w:eastAsia="Times New Roman" w:hAnsi="Times New Roman" w:cs="Times New Roman"/>
-          <w:color w:val="0F1115"/>
-          <w:sz w:val="28"/>
-          <w:szCs w:val="28"/>
-          <w:lang w:eastAsia="ru-RU"/>
-        </w:rPr>
-        <w:t>Флэнаган подробно описывает эту модель: «Программы JavaScript стороны клиента используют асинхронную и управляемую событиями программную модель. При таком стиле программирования веб-браузер генерирует событие всякий раз, когда происходит что-то интересное в документе, в браузере, в каком-то элементе или в ассоциированном с ним объекте» [</w:t>
+      <w:proofErr w:type="spellStart"/>
+      <w:r>
+        <w:rPr>
+          <w:rFonts w:ascii="Times New Roman" w:eastAsia="Times New Roman" w:hAnsi="Times New Roman" w:cs="Times New Roman"/>
+          <w:color w:val="0F1115"/>
+          <w:sz w:val="28"/>
+          <w:szCs w:val="28"/>
+          <w:lang w:eastAsia="ru-RU"/>
+        </w:rPr>
+        <w:t>Флэнаган</w:t>
+      </w:r>
+      <w:proofErr w:type="spellEnd"/>
+      <w:r>
+        <w:rPr>
+          <w:rFonts w:ascii="Times New Roman" w:eastAsia="Times New Roman" w:hAnsi="Times New Roman" w:cs="Times New Roman"/>
+          <w:color w:val="0F1115"/>
+          <w:sz w:val="28"/>
+          <w:szCs w:val="28"/>
+          <w:lang w:eastAsia="ru-RU"/>
+        </w:rPr>
+        <w:t xml:space="preserve"> подробно описывает эту модель: «Программы JavaScript стороны клиента используют асинхронную и управляемую событиями программную модель. При таком стиле программирования веб-браузер генерирует событие всякий раз, когда происходит что-то интересное в документе, в браузере, в каком-то элементе или в ассоциированном с ним объекте» [</w:t>
       </w:r>
       <w:r>
         <w:rPr>
@@ -10506,7 +11619,29 @@
           <w:lang w:eastAsia="ru-RU"/>
         </w:rPr>
         <w:lastRenderedPageBreak/>
-        <w:t xml:space="preserve">Хранение данных реализуется через localStorage, так как это простой и надёжный способ сохранять небольшие объёмы структурированных данных на стороне клиента без необходимости серверной части. </w:t>
+        <w:t>Хранение данных реализуется через </w:t>
+      </w:r>
+      <w:proofErr w:type="spellStart"/>
+      <w:r>
+        <w:rPr>
+          <w:rFonts w:ascii="Times New Roman" w:eastAsia="Times New Roman" w:hAnsi="Times New Roman" w:cs="Times New Roman"/>
+          <w:color w:val="0F1115"/>
+          <w:sz w:val="28"/>
+          <w:szCs w:val="28"/>
+          <w:lang w:eastAsia="ru-RU"/>
+        </w:rPr>
+        <w:t>localStorage</w:t>
+      </w:r>
+      <w:proofErr w:type="spellEnd"/>
+      <w:r>
+        <w:rPr>
+          <w:rFonts w:ascii="Times New Roman" w:eastAsia="Times New Roman" w:hAnsi="Times New Roman" w:cs="Times New Roman"/>
+          <w:color w:val="0F1115"/>
+          <w:sz w:val="28"/>
+          <w:szCs w:val="28"/>
+          <w:lang w:eastAsia="ru-RU"/>
+        </w:rPr>
+        <w:t xml:space="preserve">, так как это простой и надёжный способ сохранять небольшие объёмы структурированных данных на стороне клиента без необходимости серверной части. </w:t>
       </w:r>
     </w:p>
     <w:p>
@@ -10531,7 +11666,73 @@
           <w:szCs w:val="28"/>
           <w:lang w:eastAsia="ru-RU"/>
         </w:rPr>
-        <w:t xml:space="preserve">Инструментарий разработчика включает среду Visual Studio Code, которая, по </w:t>
+        <w:t>Инструментарий разработчика включает среду </w:t>
+      </w:r>
+      <w:proofErr w:type="spellStart"/>
+      <w:r>
+        <w:rPr>
+          <w:rFonts w:ascii="Times New Roman" w:eastAsia="Times New Roman" w:hAnsi="Times New Roman" w:cs="Times New Roman"/>
+          <w:color w:val="0F1115"/>
+          <w:sz w:val="28"/>
+          <w:szCs w:val="28"/>
+          <w:lang w:eastAsia="ru-RU"/>
+        </w:rPr>
+        <w:t>Visual</w:t>
+      </w:r>
+      <w:proofErr w:type="spellEnd"/>
+      <w:r>
+        <w:rPr>
+          <w:rFonts w:ascii="Times New Roman" w:eastAsia="Times New Roman" w:hAnsi="Times New Roman" w:cs="Times New Roman"/>
+          <w:color w:val="0F1115"/>
+          <w:sz w:val="28"/>
+          <w:szCs w:val="28"/>
+          <w:lang w:eastAsia="ru-RU"/>
+        </w:rPr>
+        <w:t xml:space="preserve"> </w:t>
+      </w:r>
+      <w:proofErr w:type="spellStart"/>
+      <w:r>
+        <w:rPr>
+          <w:rFonts w:ascii="Times New Roman" w:eastAsia="Times New Roman" w:hAnsi="Times New Roman" w:cs="Times New Roman"/>
+          <w:color w:val="0F1115"/>
+          <w:sz w:val="28"/>
+          <w:szCs w:val="28"/>
+          <w:lang w:eastAsia="ru-RU"/>
+        </w:rPr>
+        <w:t>Studio</w:t>
+      </w:r>
+      <w:proofErr w:type="spellEnd"/>
+      <w:r>
+        <w:rPr>
+          <w:rFonts w:ascii="Times New Roman" w:eastAsia="Times New Roman" w:hAnsi="Times New Roman" w:cs="Times New Roman"/>
+          <w:color w:val="0F1115"/>
+          <w:sz w:val="28"/>
+          <w:szCs w:val="28"/>
+          <w:lang w:eastAsia="ru-RU"/>
+        </w:rPr>
+        <w:t xml:space="preserve"> </w:t>
+      </w:r>
+      <w:proofErr w:type="spellStart"/>
+      <w:r>
+        <w:rPr>
+          <w:rFonts w:ascii="Times New Roman" w:eastAsia="Times New Roman" w:hAnsi="Times New Roman" w:cs="Times New Roman"/>
+          <w:color w:val="0F1115"/>
+          <w:sz w:val="28"/>
+          <w:szCs w:val="28"/>
+          <w:lang w:eastAsia="ru-RU"/>
+        </w:rPr>
+        <w:t>Code</w:t>
+      </w:r>
+      <w:proofErr w:type="spellEnd"/>
+      <w:r>
+        <w:rPr>
+          <w:rFonts w:ascii="Times New Roman" w:eastAsia="Times New Roman" w:hAnsi="Times New Roman" w:cs="Times New Roman"/>
+          <w:color w:val="0F1115"/>
+          <w:sz w:val="28"/>
+          <w:szCs w:val="28"/>
+          <w:lang w:eastAsia="ru-RU"/>
+        </w:rPr>
+        <w:t xml:space="preserve">, которая, по </w:t>
       </w:r>
       <w:r>
         <w:rPr>
@@ -10551,7 +11752,51 @@
           <w:szCs w:val="28"/>
           <w:lang w:eastAsia="ru-RU"/>
         </w:rPr>
-        <w:t xml:space="preserve"> В. В. Янцева, является «легким» редактором для web-проектов [</w:t>
+        <w:t xml:space="preserve"> В. В. </w:t>
+      </w:r>
+      <w:proofErr w:type="spellStart"/>
+      <w:r>
+        <w:rPr>
+          <w:rFonts w:ascii="Times New Roman" w:eastAsia="Times New Roman" w:hAnsi="Times New Roman" w:cs="Times New Roman"/>
+          <w:color w:val="0F1115"/>
+          <w:sz w:val="28"/>
+          <w:szCs w:val="28"/>
+          <w:lang w:eastAsia="ru-RU"/>
+        </w:rPr>
+        <w:t>Янцева</w:t>
+      </w:r>
+      <w:proofErr w:type="spellEnd"/>
+      <w:r>
+        <w:rPr>
+          <w:rFonts w:ascii="Times New Roman" w:eastAsia="Times New Roman" w:hAnsi="Times New Roman" w:cs="Times New Roman"/>
+          <w:color w:val="0F1115"/>
+          <w:sz w:val="28"/>
+          <w:szCs w:val="28"/>
+          <w:lang w:eastAsia="ru-RU"/>
+        </w:rPr>
+        <w:t xml:space="preserve">, является «легким» редактором для </w:t>
+      </w:r>
+      <w:proofErr w:type="spellStart"/>
+      <w:r>
+        <w:rPr>
+          <w:rFonts w:ascii="Times New Roman" w:eastAsia="Times New Roman" w:hAnsi="Times New Roman" w:cs="Times New Roman"/>
+          <w:color w:val="0F1115"/>
+          <w:sz w:val="28"/>
+          <w:szCs w:val="28"/>
+          <w:lang w:eastAsia="ru-RU"/>
+        </w:rPr>
+        <w:t>web</w:t>
+      </w:r>
+      <w:proofErr w:type="spellEnd"/>
+      <w:r>
+        <w:rPr>
+          <w:rFonts w:ascii="Times New Roman" w:eastAsia="Times New Roman" w:hAnsi="Times New Roman" w:cs="Times New Roman"/>
+          <w:color w:val="0F1115"/>
+          <w:sz w:val="28"/>
+          <w:szCs w:val="28"/>
+          <w:lang w:eastAsia="ru-RU"/>
+        </w:rPr>
+        <w:t>-проектов [</w:t>
       </w:r>
       <w:r>
         <w:rPr>
@@ -10611,7 +11856,29 @@
           <w:szCs w:val="28"/>
           <w:lang w:eastAsia="ru-RU"/>
         </w:rPr>
-        <w:t xml:space="preserve"> система контроля версий Git обеспечивает отслеживание изменений и возможность отката к предыдущим версиям кода [</w:t>
+        <w:t xml:space="preserve"> система контроля версий </w:t>
+      </w:r>
+      <w:proofErr w:type="spellStart"/>
+      <w:r>
+        <w:rPr>
+          <w:rFonts w:ascii="Times New Roman" w:eastAsia="Times New Roman" w:hAnsi="Times New Roman" w:cs="Times New Roman"/>
+          <w:color w:val="0F1115"/>
+          <w:sz w:val="28"/>
+          <w:szCs w:val="28"/>
+          <w:lang w:eastAsia="ru-RU"/>
+        </w:rPr>
+        <w:t>Git</w:t>
+      </w:r>
+      <w:proofErr w:type="spellEnd"/>
+      <w:r>
+        <w:rPr>
+          <w:rFonts w:ascii="Times New Roman" w:eastAsia="Times New Roman" w:hAnsi="Times New Roman" w:cs="Times New Roman"/>
+          <w:color w:val="0F1115"/>
+          <w:sz w:val="28"/>
+          <w:szCs w:val="28"/>
+          <w:lang w:eastAsia="ru-RU"/>
+        </w:rPr>
+        <w:t xml:space="preserve"> обеспечивает отслеживание изменений и возможность отката к предыдущим версиям кода [</w:t>
       </w:r>
       <w:r>
         <w:rPr>
@@ -11027,15 +12294,27 @@
           <w:lang w:eastAsia="ru-RU"/>
         </w:rPr>
       </w:pPr>
-      <w:r>
-        <w:rPr>
-          <w:rFonts w:ascii="Times New Roman" w:eastAsia="Times New Roman" w:hAnsi="Times New Roman" w:cs="Times New Roman"/>
-          <w:color w:val="0F1115"/>
-          <w:sz w:val="28"/>
-          <w:szCs w:val="28"/>
-          <w:lang w:eastAsia="ru-RU"/>
-        </w:rPr>
-        <w:t>Актор 1: Посетитель</w:t>
+      <w:proofErr w:type="spellStart"/>
+      <w:r>
+        <w:rPr>
+          <w:rFonts w:ascii="Times New Roman" w:eastAsia="Times New Roman" w:hAnsi="Times New Roman" w:cs="Times New Roman"/>
+          <w:color w:val="0F1115"/>
+          <w:sz w:val="28"/>
+          <w:szCs w:val="28"/>
+          <w:lang w:eastAsia="ru-RU"/>
+        </w:rPr>
+        <w:t>Актор</w:t>
+      </w:r>
+      <w:proofErr w:type="spellEnd"/>
+      <w:r>
+        <w:rPr>
+          <w:rFonts w:ascii="Times New Roman" w:eastAsia="Times New Roman" w:hAnsi="Times New Roman" w:cs="Times New Roman"/>
+          <w:color w:val="0F1115"/>
+          <w:sz w:val="28"/>
+          <w:szCs w:val="28"/>
+          <w:lang w:eastAsia="ru-RU"/>
+        </w:rPr>
+        <w:t xml:space="preserve"> 1: Посетитель</w:t>
       </w:r>
     </w:p>
     <w:p>
@@ -11060,7 +12339,29 @@
           <w:szCs w:val="28"/>
           <w:lang w:eastAsia="ru-RU"/>
         </w:rPr>
-        <w:t>Посетитель — пользователь, зашедший на сайт кафе с целью ознакомления с меню и услугами заведения. Данный актор имеет доступ к следующим вариантам использования:</w:t>
+        <w:t xml:space="preserve">Посетитель — пользователь, зашедший на сайт кафе с целью ознакомления с меню и услугами заведения. Данный </w:t>
+      </w:r>
+      <w:proofErr w:type="spellStart"/>
+      <w:r>
+        <w:rPr>
+          <w:rFonts w:ascii="Times New Roman" w:eastAsia="Times New Roman" w:hAnsi="Times New Roman" w:cs="Times New Roman"/>
+          <w:color w:val="0F1115"/>
+          <w:sz w:val="28"/>
+          <w:szCs w:val="28"/>
+          <w:lang w:eastAsia="ru-RU"/>
+        </w:rPr>
+        <w:t>актор</w:t>
+      </w:r>
+      <w:proofErr w:type="spellEnd"/>
+      <w:r>
+        <w:rPr>
+          <w:rFonts w:ascii="Times New Roman" w:eastAsia="Times New Roman" w:hAnsi="Times New Roman" w:cs="Times New Roman"/>
+          <w:color w:val="0F1115"/>
+          <w:sz w:val="28"/>
+          <w:szCs w:val="28"/>
+          <w:lang w:eastAsia="ru-RU"/>
+        </w:rPr>
+        <w:t xml:space="preserve"> имеет доступ к следующим вариантам использования:</w:t>
       </w:r>
     </w:p>
     <w:p>
@@ -11129,7 +12430,29 @@
           <w:szCs w:val="28"/>
           <w:lang w:eastAsia="ru-RU"/>
         </w:rPr>
-        <w:t xml:space="preserve"> актор получает доступ к приветственному экрану с информацией о кафе и кнопкой перехода к меню</w:t>
+        <w:t xml:space="preserve"> </w:t>
+      </w:r>
+      <w:proofErr w:type="spellStart"/>
+      <w:r>
+        <w:rPr>
+          <w:rFonts w:ascii="Times New Roman" w:eastAsia="Times New Roman" w:hAnsi="Times New Roman" w:cs="Times New Roman"/>
+          <w:color w:val="0F1115"/>
+          <w:sz w:val="28"/>
+          <w:szCs w:val="28"/>
+          <w:lang w:eastAsia="ru-RU"/>
+        </w:rPr>
+        <w:t>актор</w:t>
+      </w:r>
+      <w:proofErr w:type="spellEnd"/>
+      <w:r>
+        <w:rPr>
+          <w:rFonts w:ascii="Times New Roman" w:eastAsia="Times New Roman" w:hAnsi="Times New Roman" w:cs="Times New Roman"/>
+          <w:color w:val="0F1115"/>
+          <w:sz w:val="28"/>
+          <w:szCs w:val="28"/>
+          <w:lang w:eastAsia="ru-RU"/>
+        </w:rPr>
+        <w:t xml:space="preserve"> получает доступ к приветственному экрану с информацией о кафе и кнопкой перехода к меню</w:t>
       </w:r>
       <w:r>
         <w:rPr>
@@ -11208,7 +12531,29 @@
           <w:szCs w:val="28"/>
           <w:lang w:eastAsia="ru-RU"/>
         </w:rPr>
-        <w:t xml:space="preserve"> актор может ознакомиться со списком блюд и напитков, представленных в кафе. Каждая позиция меню включает </w:t>
+        <w:t xml:space="preserve"> </w:t>
+      </w:r>
+      <w:proofErr w:type="spellStart"/>
+      <w:r>
+        <w:rPr>
+          <w:rFonts w:ascii="Times New Roman" w:eastAsia="Times New Roman" w:hAnsi="Times New Roman" w:cs="Times New Roman"/>
+          <w:color w:val="0F1115"/>
+          <w:sz w:val="28"/>
+          <w:szCs w:val="28"/>
+          <w:lang w:eastAsia="ru-RU"/>
+        </w:rPr>
+        <w:t>актор</w:t>
+      </w:r>
+      <w:proofErr w:type="spellEnd"/>
+      <w:r>
+        <w:rPr>
+          <w:rFonts w:ascii="Times New Roman" w:eastAsia="Times New Roman" w:hAnsi="Times New Roman" w:cs="Times New Roman"/>
+          <w:color w:val="0F1115"/>
+          <w:sz w:val="28"/>
+          <w:szCs w:val="28"/>
+          <w:lang w:eastAsia="ru-RU"/>
+        </w:rPr>
+        <w:t xml:space="preserve"> может ознакомиться со списком блюд и напитков, представленных в кафе. Каждая позиция меню включает </w:t>
       </w:r>
       <w:r>
         <w:rPr>
@@ -11296,7 +12641,73 @@
           <w:szCs w:val="28"/>
           <w:lang w:eastAsia="ru-RU"/>
         </w:rPr>
-        <w:t xml:space="preserve"> актор имеет возможность ограничить отображаемый список позиций по категориям («Кофе», «Десерты», «Закуски»). Фильтрация осуществляется на стороне клиента путём обработки массива данных меню. Как отмечает Д. Флэнаган, метод filter() «возвращает массив, содержащий подмножество элементов массива, на котором он был вызван» [</w:t>
+        <w:t xml:space="preserve"> </w:t>
+      </w:r>
+      <w:proofErr w:type="spellStart"/>
+      <w:r>
+        <w:rPr>
+          <w:rFonts w:ascii="Times New Roman" w:eastAsia="Times New Roman" w:hAnsi="Times New Roman" w:cs="Times New Roman"/>
+          <w:color w:val="0F1115"/>
+          <w:sz w:val="28"/>
+          <w:szCs w:val="28"/>
+          <w:lang w:eastAsia="ru-RU"/>
+        </w:rPr>
+        <w:t>актор</w:t>
+      </w:r>
+      <w:proofErr w:type="spellEnd"/>
+      <w:r>
+        <w:rPr>
+          <w:rFonts w:ascii="Times New Roman" w:eastAsia="Times New Roman" w:hAnsi="Times New Roman" w:cs="Times New Roman"/>
+          <w:color w:val="0F1115"/>
+          <w:sz w:val="28"/>
+          <w:szCs w:val="28"/>
+          <w:lang w:eastAsia="ru-RU"/>
+        </w:rPr>
+        <w:t xml:space="preserve"> имеет возможность ограничить отображаемый список позиций по категориям («Кофе», «Десерты», «Закуски»). Фильтрация осуществляется на стороне клиента путём обработки массива данных меню. Как отмечает Д. </w:t>
+      </w:r>
+      <w:proofErr w:type="spellStart"/>
+      <w:r>
+        <w:rPr>
+          <w:rFonts w:ascii="Times New Roman" w:eastAsia="Times New Roman" w:hAnsi="Times New Roman" w:cs="Times New Roman"/>
+          <w:color w:val="0F1115"/>
+          <w:sz w:val="28"/>
+          <w:szCs w:val="28"/>
+          <w:lang w:eastAsia="ru-RU"/>
+        </w:rPr>
+        <w:t>Флэнаган</w:t>
+      </w:r>
+      <w:proofErr w:type="spellEnd"/>
+      <w:r>
+        <w:rPr>
+          <w:rFonts w:ascii="Times New Roman" w:eastAsia="Times New Roman" w:hAnsi="Times New Roman" w:cs="Times New Roman"/>
+          <w:color w:val="0F1115"/>
+          <w:sz w:val="28"/>
+          <w:szCs w:val="28"/>
+          <w:lang w:eastAsia="ru-RU"/>
+        </w:rPr>
+        <w:t xml:space="preserve">, метод </w:t>
+      </w:r>
+      <w:proofErr w:type="spellStart"/>
+      <w:r>
+        <w:rPr>
+          <w:rFonts w:ascii="Times New Roman" w:eastAsia="Times New Roman" w:hAnsi="Times New Roman" w:cs="Times New Roman"/>
+          <w:color w:val="0F1115"/>
+          <w:sz w:val="28"/>
+          <w:szCs w:val="28"/>
+          <w:lang w:eastAsia="ru-RU"/>
+        </w:rPr>
+        <w:t>filter</w:t>
+      </w:r>
+      <w:proofErr w:type="spellEnd"/>
+      <w:r>
+        <w:rPr>
+          <w:rFonts w:ascii="Times New Roman" w:eastAsia="Times New Roman" w:hAnsi="Times New Roman" w:cs="Times New Roman"/>
+          <w:color w:val="0F1115"/>
+          <w:sz w:val="28"/>
+          <w:szCs w:val="28"/>
+          <w:lang w:eastAsia="ru-RU"/>
+        </w:rPr>
+        <w:t>() «возвращает массив, содержащий подмножество элементов массива, на котором он был вызван» [</w:t>
       </w:r>
       <w:r>
         <w:rPr>
@@ -11394,7 +12805,51 @@
           <w:szCs w:val="28"/>
           <w:lang w:eastAsia="ru-RU"/>
         </w:rPr>
-        <w:t xml:space="preserve"> актор может отметить понравившиеся позиции меню, нажав на кнопку-сердечко. Состояние избранного сохраняется в localStorage, который представляет собой способ сохранения данных в браузере пользователя</w:t>
+        <w:t xml:space="preserve"> </w:t>
+      </w:r>
+      <w:proofErr w:type="spellStart"/>
+      <w:r>
+        <w:rPr>
+          <w:rFonts w:ascii="Times New Roman" w:eastAsia="Times New Roman" w:hAnsi="Times New Roman" w:cs="Times New Roman"/>
+          <w:color w:val="0F1115"/>
+          <w:sz w:val="28"/>
+          <w:szCs w:val="28"/>
+          <w:lang w:eastAsia="ru-RU"/>
+        </w:rPr>
+        <w:t>актор</w:t>
+      </w:r>
+      <w:proofErr w:type="spellEnd"/>
+      <w:r>
+        <w:rPr>
+          <w:rFonts w:ascii="Times New Roman" w:eastAsia="Times New Roman" w:hAnsi="Times New Roman" w:cs="Times New Roman"/>
+          <w:color w:val="0F1115"/>
+          <w:sz w:val="28"/>
+          <w:szCs w:val="28"/>
+          <w:lang w:eastAsia="ru-RU"/>
+        </w:rPr>
+        <w:t xml:space="preserve"> может отметить понравившиеся позиции меню, нажав на кнопку-сердечко. Состояние избранного сохраняется в </w:t>
+      </w:r>
+      <w:proofErr w:type="spellStart"/>
+      <w:r>
+        <w:rPr>
+          <w:rFonts w:ascii="Times New Roman" w:eastAsia="Times New Roman" w:hAnsi="Times New Roman" w:cs="Times New Roman"/>
+          <w:color w:val="0F1115"/>
+          <w:sz w:val="28"/>
+          <w:szCs w:val="28"/>
+          <w:lang w:eastAsia="ru-RU"/>
+        </w:rPr>
+        <w:t>localStorage</w:t>
+      </w:r>
+      <w:proofErr w:type="spellEnd"/>
+      <w:r>
+        <w:rPr>
+          <w:rFonts w:ascii="Times New Roman" w:eastAsia="Times New Roman" w:hAnsi="Times New Roman" w:cs="Times New Roman"/>
+          <w:color w:val="0F1115"/>
+          <w:sz w:val="28"/>
+          <w:szCs w:val="28"/>
+          <w:lang w:eastAsia="ru-RU"/>
+        </w:rPr>
+        <w:t>, который представляет собой способ сохранения данных в браузере пользователя</w:t>
       </w:r>
       <w:r>
         <w:rPr>
@@ -11473,7 +12928,29 @@
           <w:szCs w:val="28"/>
           <w:lang w:eastAsia="ru-RU"/>
         </w:rPr>
-        <w:t xml:space="preserve"> актор может убрать ранее добавленные позиции из списка избранного</w:t>
+        <w:t xml:space="preserve"> </w:t>
+      </w:r>
+      <w:proofErr w:type="spellStart"/>
+      <w:r>
+        <w:rPr>
+          <w:rFonts w:ascii="Times New Roman" w:eastAsia="Times New Roman" w:hAnsi="Times New Roman" w:cs="Times New Roman"/>
+          <w:color w:val="0F1115"/>
+          <w:sz w:val="28"/>
+          <w:szCs w:val="28"/>
+          <w:lang w:eastAsia="ru-RU"/>
+        </w:rPr>
+        <w:t>актор</w:t>
+      </w:r>
+      <w:proofErr w:type="spellEnd"/>
+      <w:r>
+        <w:rPr>
+          <w:rFonts w:ascii="Times New Roman" w:eastAsia="Times New Roman" w:hAnsi="Times New Roman" w:cs="Times New Roman"/>
+          <w:color w:val="0F1115"/>
+          <w:sz w:val="28"/>
+          <w:szCs w:val="28"/>
+          <w:lang w:eastAsia="ru-RU"/>
+        </w:rPr>
+        <w:t xml:space="preserve"> может убрать ранее добавленные позиции из списка избранного</w:t>
       </w:r>
       <w:r>
         <w:rPr>
@@ -11552,7 +13029,29 @@
           <w:szCs w:val="28"/>
           <w:lang w:eastAsia="ru-RU"/>
         </w:rPr>
-        <w:t xml:space="preserve"> актор может перейти в раздел «Избранное», где отображаются все сохранённые позиции</w:t>
+        <w:t xml:space="preserve"> </w:t>
+      </w:r>
+      <w:proofErr w:type="spellStart"/>
+      <w:r>
+        <w:rPr>
+          <w:rFonts w:ascii="Times New Roman" w:eastAsia="Times New Roman" w:hAnsi="Times New Roman" w:cs="Times New Roman"/>
+          <w:color w:val="0F1115"/>
+          <w:sz w:val="28"/>
+          <w:szCs w:val="28"/>
+          <w:lang w:eastAsia="ru-RU"/>
+        </w:rPr>
+        <w:t>актор</w:t>
+      </w:r>
+      <w:proofErr w:type="spellEnd"/>
+      <w:r>
+        <w:rPr>
+          <w:rFonts w:ascii="Times New Roman" w:eastAsia="Times New Roman" w:hAnsi="Times New Roman" w:cs="Times New Roman"/>
+          <w:color w:val="0F1115"/>
+          <w:sz w:val="28"/>
+          <w:szCs w:val="28"/>
+          <w:lang w:eastAsia="ru-RU"/>
+        </w:rPr>
+        <w:t xml:space="preserve"> может перейти в раздел «Избранное», где отображаются все сохранённые позиции</w:t>
       </w:r>
       <w:r>
         <w:rPr>
@@ -11632,7 +13131,29 @@
           <w:szCs w:val="28"/>
           <w:lang w:eastAsia="ru-RU"/>
         </w:rPr>
-        <w:t xml:space="preserve"> актор может заполнить форму обратной связи, указав имя, адрес электронной почты и желаемую дату. Форма проходит валидацию на стороне клиента перед отправкой.</w:t>
+        <w:t xml:space="preserve"> </w:t>
+      </w:r>
+      <w:proofErr w:type="spellStart"/>
+      <w:r>
+        <w:rPr>
+          <w:rFonts w:ascii="Times New Roman" w:eastAsia="Times New Roman" w:hAnsi="Times New Roman" w:cs="Times New Roman"/>
+          <w:color w:val="0F1115"/>
+          <w:sz w:val="28"/>
+          <w:szCs w:val="28"/>
+          <w:lang w:eastAsia="ru-RU"/>
+        </w:rPr>
+        <w:t>актор</w:t>
+      </w:r>
+      <w:proofErr w:type="spellEnd"/>
+      <w:r>
+        <w:rPr>
+          <w:rFonts w:ascii="Times New Roman" w:eastAsia="Times New Roman" w:hAnsi="Times New Roman" w:cs="Times New Roman"/>
+          <w:color w:val="0F1115"/>
+          <w:sz w:val="28"/>
+          <w:szCs w:val="28"/>
+          <w:lang w:eastAsia="ru-RU"/>
+        </w:rPr>
+        <w:t xml:space="preserve"> может заполнить форму обратной связи, указав имя, адрес электронной почты и желаемую дату. Форма проходит валидацию на стороне клиента перед отправкой.</w:t>
       </w:r>
     </w:p>
     <w:p>
@@ -11649,15 +13170,27 @@
           <w:lang w:eastAsia="ru-RU"/>
         </w:rPr>
       </w:pPr>
-      <w:r>
-        <w:rPr>
-          <w:rFonts w:ascii="Times New Roman" w:eastAsia="Times New Roman" w:hAnsi="Times New Roman" w:cs="Times New Roman"/>
-          <w:color w:val="0F1115"/>
-          <w:sz w:val="28"/>
-          <w:szCs w:val="28"/>
-          <w:lang w:eastAsia="ru-RU"/>
-        </w:rPr>
-        <w:t>Актор 2: Администратор (имитация)</w:t>
+      <w:proofErr w:type="spellStart"/>
+      <w:r>
+        <w:rPr>
+          <w:rFonts w:ascii="Times New Roman" w:eastAsia="Times New Roman" w:hAnsi="Times New Roman" w:cs="Times New Roman"/>
+          <w:color w:val="0F1115"/>
+          <w:sz w:val="28"/>
+          <w:szCs w:val="28"/>
+          <w:lang w:eastAsia="ru-RU"/>
+        </w:rPr>
+        <w:t>Актор</w:t>
+      </w:r>
+      <w:proofErr w:type="spellEnd"/>
+      <w:r>
+        <w:rPr>
+          <w:rFonts w:ascii="Times New Roman" w:eastAsia="Times New Roman" w:hAnsi="Times New Roman" w:cs="Times New Roman"/>
+          <w:color w:val="0F1115"/>
+          <w:sz w:val="28"/>
+          <w:szCs w:val="28"/>
+          <w:lang w:eastAsia="ru-RU"/>
+        </w:rPr>
+        <w:t xml:space="preserve"> 2: Администратор (имитация)</w:t>
       </w:r>
     </w:p>
     <w:p>
@@ -11742,7 +13275,29 @@
           <w:szCs w:val="28"/>
           <w:lang w:eastAsia="ru-RU"/>
         </w:rPr>
-        <w:t xml:space="preserve"> Данный актор имеет доступ к следующим вариантам использования:</w:t>
+        <w:t xml:space="preserve"> Данный </w:t>
+      </w:r>
+      <w:proofErr w:type="spellStart"/>
+      <w:r>
+        <w:rPr>
+          <w:rFonts w:ascii="Times New Roman" w:eastAsia="Times New Roman" w:hAnsi="Times New Roman" w:cs="Times New Roman"/>
+          <w:color w:val="0F1115"/>
+          <w:sz w:val="28"/>
+          <w:szCs w:val="28"/>
+          <w:lang w:eastAsia="ru-RU"/>
+        </w:rPr>
+        <w:t>актор</w:t>
+      </w:r>
+      <w:proofErr w:type="spellEnd"/>
+      <w:r>
+        <w:rPr>
+          <w:rFonts w:ascii="Times New Roman" w:eastAsia="Times New Roman" w:hAnsi="Times New Roman" w:cs="Times New Roman"/>
+          <w:color w:val="0F1115"/>
+          <w:sz w:val="28"/>
+          <w:szCs w:val="28"/>
+          <w:lang w:eastAsia="ru-RU"/>
+        </w:rPr>
+        <w:t xml:space="preserve"> имеет доступ к следующим вариантам использования:</w:t>
       </w:r>
     </w:p>
     <w:p>
@@ -11811,7 +13366,29 @@
           <w:szCs w:val="28"/>
           <w:lang w:eastAsia="ru-RU"/>
         </w:rPr>
-        <w:t xml:space="preserve"> актор может добавлять новые позиции в меню, редактировать существующие или удалять их. Данные меню хранятся в виде массива объектов в коде; изменения вносятся путём модификации этого массива</w:t>
+        <w:t xml:space="preserve"> </w:t>
+      </w:r>
+      <w:proofErr w:type="spellStart"/>
+      <w:r>
+        <w:rPr>
+          <w:rFonts w:ascii="Times New Roman" w:eastAsia="Times New Roman" w:hAnsi="Times New Roman" w:cs="Times New Roman"/>
+          <w:color w:val="0F1115"/>
+          <w:sz w:val="28"/>
+          <w:szCs w:val="28"/>
+          <w:lang w:eastAsia="ru-RU"/>
+        </w:rPr>
+        <w:t>актор</w:t>
+      </w:r>
+      <w:proofErr w:type="spellEnd"/>
+      <w:r>
+        <w:rPr>
+          <w:rFonts w:ascii="Times New Roman" w:eastAsia="Times New Roman" w:hAnsi="Times New Roman" w:cs="Times New Roman"/>
+          <w:color w:val="0F1115"/>
+          <w:sz w:val="28"/>
+          <w:szCs w:val="28"/>
+          <w:lang w:eastAsia="ru-RU"/>
+        </w:rPr>
+        <w:t xml:space="preserve"> может добавлять новые позиции в меню, редактировать существующие или удалять их. Данные меню хранятся в виде массива объектов в коде; изменения вносятся путём модификации этого массива</w:t>
       </w:r>
       <w:r>
         <w:rPr>
@@ -11890,8 +13467,42 @@
           <w:szCs w:val="28"/>
           <w:lang w:eastAsia="ru-RU"/>
         </w:rPr>
-        <w:t xml:space="preserve"> актор может просматривать статистику избранных позиций (например, какие блюда пользователи чаще всего добавляют в избранное). Данные извлекаются из localStorage</w:t>
-      </w:r>
+        <w:t xml:space="preserve"> </w:t>
+      </w:r>
+      <w:proofErr w:type="spellStart"/>
+      <w:r>
+        <w:rPr>
+          <w:rFonts w:ascii="Times New Roman" w:eastAsia="Times New Roman" w:hAnsi="Times New Roman" w:cs="Times New Roman"/>
+          <w:color w:val="0F1115"/>
+          <w:sz w:val="28"/>
+          <w:szCs w:val="28"/>
+          <w:lang w:eastAsia="ru-RU"/>
+        </w:rPr>
+        <w:t>актор</w:t>
+      </w:r>
+      <w:proofErr w:type="spellEnd"/>
+      <w:r>
+        <w:rPr>
+          <w:rFonts w:ascii="Times New Roman" w:eastAsia="Times New Roman" w:hAnsi="Times New Roman" w:cs="Times New Roman"/>
+          <w:color w:val="0F1115"/>
+          <w:sz w:val="28"/>
+          <w:szCs w:val="28"/>
+          <w:lang w:eastAsia="ru-RU"/>
+        </w:rPr>
+        <w:t xml:space="preserve"> может просматривать статистику избранных позиций (например, какие блюда пользователи чаще всего добавляют в избранное). Данные извлекаются из </w:t>
+      </w:r>
+      <w:proofErr w:type="spellStart"/>
+      <w:r>
+        <w:rPr>
+          <w:rFonts w:ascii="Times New Roman" w:eastAsia="Times New Roman" w:hAnsi="Times New Roman" w:cs="Times New Roman"/>
+          <w:color w:val="0F1115"/>
+          <w:sz w:val="28"/>
+          <w:szCs w:val="28"/>
+          <w:lang w:eastAsia="ru-RU"/>
+        </w:rPr>
+        <w:t>localStorage</w:t>
+      </w:r>
+      <w:proofErr w:type="spellEnd"/>
       <w:r>
         <w:rPr>
           <w:rFonts w:ascii="Times New Roman" w:eastAsia="Times New Roman" w:hAnsi="Times New Roman" w:cs="Times New Roman"/>
@@ -11969,7 +13580,51 @@
           <w:szCs w:val="28"/>
           <w:lang w:eastAsia="ru-RU"/>
         </w:rPr>
-        <w:t xml:space="preserve"> актор может просматривать список заявок, оставленных посетителями. В рамках клиентской реализации заявки могут сохраняться в localStorage или выводиться в консоль браузера.</w:t>
+        <w:t xml:space="preserve"> </w:t>
+      </w:r>
+      <w:proofErr w:type="spellStart"/>
+      <w:r>
+        <w:rPr>
+          <w:rFonts w:ascii="Times New Roman" w:eastAsia="Times New Roman" w:hAnsi="Times New Roman" w:cs="Times New Roman"/>
+          <w:color w:val="0F1115"/>
+          <w:sz w:val="28"/>
+          <w:szCs w:val="28"/>
+          <w:lang w:eastAsia="ru-RU"/>
+        </w:rPr>
+        <w:t>актор</w:t>
+      </w:r>
+      <w:proofErr w:type="spellEnd"/>
+      <w:r>
+        <w:rPr>
+          <w:rFonts w:ascii="Times New Roman" w:eastAsia="Times New Roman" w:hAnsi="Times New Roman" w:cs="Times New Roman"/>
+          <w:color w:val="0F1115"/>
+          <w:sz w:val="28"/>
+          <w:szCs w:val="28"/>
+          <w:lang w:eastAsia="ru-RU"/>
+        </w:rPr>
+        <w:t xml:space="preserve"> может просматривать список заявок, оставленных посетителями. В рамках клиентской реализации заявки могут сохраняться в </w:t>
+      </w:r>
+      <w:proofErr w:type="spellStart"/>
+      <w:r>
+        <w:rPr>
+          <w:rFonts w:ascii="Times New Roman" w:eastAsia="Times New Roman" w:hAnsi="Times New Roman" w:cs="Times New Roman"/>
+          <w:color w:val="0F1115"/>
+          <w:sz w:val="28"/>
+          <w:szCs w:val="28"/>
+          <w:lang w:eastAsia="ru-RU"/>
+        </w:rPr>
+        <w:t>localStorage</w:t>
+      </w:r>
+      <w:proofErr w:type="spellEnd"/>
+      <w:r>
+        <w:rPr>
+          <w:rFonts w:ascii="Times New Roman" w:eastAsia="Times New Roman" w:hAnsi="Times New Roman" w:cs="Times New Roman"/>
+          <w:color w:val="0F1115"/>
+          <w:sz w:val="28"/>
+          <w:szCs w:val="28"/>
+          <w:lang w:eastAsia="ru-RU"/>
+        </w:rPr>
+        <w:t xml:space="preserve"> или выводиться в консоль браузера.</w:t>
       </w:r>
     </w:p>
     <w:p>
@@ -12226,7 +13881,51 @@
           <w:szCs w:val="28"/>
           <w:lang w:eastAsia="ru-RU"/>
         </w:rPr>
-        <w:t>Разрабатываемый веб-сайт является одностраничным (One Page), что означает расположение всех разделов на одной HTML-странице с использованием якорных ссылок для навигации. Навигационное меню обеспечивает быстрый переход к соответствующим разделам страницы без её перезагрузки.</w:t>
+        <w:t>Разрабатываемый веб-сайт является одностраничным (</w:t>
+      </w:r>
+      <w:proofErr w:type="spellStart"/>
+      <w:r>
+        <w:rPr>
+          <w:rFonts w:ascii="Times New Roman" w:eastAsia="Times New Roman" w:hAnsi="Times New Roman" w:cs="Times New Roman"/>
+          <w:color w:val="0F1115"/>
+          <w:sz w:val="28"/>
+          <w:szCs w:val="28"/>
+          <w:lang w:eastAsia="ru-RU"/>
+        </w:rPr>
+        <w:t>One</w:t>
+      </w:r>
+      <w:proofErr w:type="spellEnd"/>
+      <w:r>
+        <w:rPr>
+          <w:rFonts w:ascii="Times New Roman" w:eastAsia="Times New Roman" w:hAnsi="Times New Roman" w:cs="Times New Roman"/>
+          <w:color w:val="0F1115"/>
+          <w:sz w:val="28"/>
+          <w:szCs w:val="28"/>
+          <w:lang w:eastAsia="ru-RU"/>
+        </w:rPr>
+        <w:t xml:space="preserve"> </w:t>
+      </w:r>
+      <w:proofErr w:type="spellStart"/>
+      <w:r>
+        <w:rPr>
+          <w:rFonts w:ascii="Times New Roman" w:eastAsia="Times New Roman" w:hAnsi="Times New Roman" w:cs="Times New Roman"/>
+          <w:color w:val="0F1115"/>
+          <w:sz w:val="28"/>
+          <w:szCs w:val="28"/>
+          <w:lang w:eastAsia="ru-RU"/>
+        </w:rPr>
+        <w:t>Page</w:t>
+      </w:r>
+      <w:proofErr w:type="spellEnd"/>
+      <w:r>
+        <w:rPr>
+          <w:rFonts w:ascii="Times New Roman" w:eastAsia="Times New Roman" w:hAnsi="Times New Roman" w:cs="Times New Roman"/>
+          <w:color w:val="0F1115"/>
+          <w:sz w:val="28"/>
+          <w:szCs w:val="28"/>
+          <w:lang w:eastAsia="ru-RU"/>
+        </w:rPr>
+        <w:t>), что означает расположение всех разделов на одной HTML-странице с использованием якорных ссылок для навигации. Навигационное меню обеспечивает быстрый переход к соответствующим разделам страницы без её перезагрузки.</w:t>
       </w:r>
     </w:p>
     <w:p>
@@ -12534,7 +14233,29 @@
           <w:szCs w:val="28"/>
           <w:lang w:eastAsia="ru-RU"/>
         </w:rPr>
-        <w:t xml:space="preserve"> Состояние избранного сохраняется в localStorage, который, как отмечают авторы книги «JavaScript с нуля до профи», позволяет «сохранять пары «ключ </w:t>
+        <w:t xml:space="preserve"> Состояние избранного сохраняется в </w:t>
+      </w:r>
+      <w:proofErr w:type="spellStart"/>
+      <w:r>
+        <w:rPr>
+          <w:rFonts w:ascii="Times New Roman" w:eastAsia="Times New Roman" w:hAnsi="Times New Roman" w:cs="Times New Roman"/>
+          <w:color w:val="0F1115"/>
+          <w:sz w:val="28"/>
+          <w:szCs w:val="28"/>
+          <w:lang w:eastAsia="ru-RU"/>
+        </w:rPr>
+        <w:t>localStorage</w:t>
+      </w:r>
+      <w:proofErr w:type="spellEnd"/>
+      <w:r>
+        <w:rPr>
+          <w:rFonts w:ascii="Times New Roman" w:eastAsia="Times New Roman" w:hAnsi="Times New Roman" w:cs="Times New Roman"/>
+          <w:color w:val="0F1115"/>
+          <w:sz w:val="28"/>
+          <w:szCs w:val="28"/>
+          <w:lang w:eastAsia="ru-RU"/>
+        </w:rPr>
+        <w:t xml:space="preserve">, который, как отмечают авторы книги «JavaScript с нуля до профи», позволяет «сохранять пары «ключ </w:t>
       </w:r>
       <w:r>
         <w:rPr>
@@ -12625,7 +14346,29 @@
           <w:szCs w:val="28"/>
           <w:lang w:eastAsia="ru-RU"/>
         </w:rPr>
-        <w:t>), форму обратной связи для бронирования столика с полями: имя, электронная почта, дата, и кнопку отправки формы. Валидация формы реализуется на стороне клиента: проверяется заполненность всех полей и корректность введённого email-адреса (наличие символов «@» и «.»).</w:t>
+        <w:t xml:space="preserve">), форму обратной связи для бронирования столика с полями: имя, электронная почта, дата, и кнопку отправки формы. Валидация формы реализуется на стороне клиента: проверяется заполненность всех полей и корректность введённого </w:t>
+      </w:r>
+      <w:proofErr w:type="spellStart"/>
+      <w:r>
+        <w:rPr>
+          <w:rFonts w:ascii="Times New Roman" w:eastAsia="Times New Roman" w:hAnsi="Times New Roman" w:cs="Times New Roman"/>
+          <w:color w:val="0F1115"/>
+          <w:sz w:val="28"/>
+          <w:szCs w:val="28"/>
+          <w:lang w:eastAsia="ru-RU"/>
+        </w:rPr>
+        <w:t>email</w:t>
+      </w:r>
+      <w:proofErr w:type="spellEnd"/>
+      <w:r>
+        <w:rPr>
+          <w:rFonts w:ascii="Times New Roman" w:eastAsia="Times New Roman" w:hAnsi="Times New Roman" w:cs="Times New Roman"/>
+          <w:color w:val="0F1115"/>
+          <w:sz w:val="28"/>
+          <w:szCs w:val="28"/>
+          <w:lang w:eastAsia="ru-RU"/>
+        </w:rPr>
+        <w:t>-адреса (наличие символов «@» и «.»).</w:t>
       </w:r>
     </w:p>
     <w:p>
@@ -12696,7 +14439,51 @@
           <w:szCs w:val="28"/>
           <w:lang w:eastAsia="ru-RU"/>
         </w:rPr>
-        <w:t>Для детализации поведения системы в ответ на действия пользователя разработаны диаграммы деятельности (Activity Diagram), описывающие последовательность шагов при выполнении ключевых вариантов использования</w:t>
+        <w:t>Для детализации поведения системы в ответ на действия пользователя разработаны диаграммы деятельности (</w:t>
+      </w:r>
+      <w:proofErr w:type="spellStart"/>
+      <w:r>
+        <w:rPr>
+          <w:rFonts w:ascii="Times New Roman" w:eastAsia="Times New Roman" w:hAnsi="Times New Roman" w:cs="Times New Roman"/>
+          <w:color w:val="0F1115"/>
+          <w:sz w:val="28"/>
+          <w:szCs w:val="28"/>
+          <w:lang w:eastAsia="ru-RU"/>
+        </w:rPr>
+        <w:t>Activity</w:t>
+      </w:r>
+      <w:proofErr w:type="spellEnd"/>
+      <w:r>
+        <w:rPr>
+          <w:rFonts w:ascii="Times New Roman" w:eastAsia="Times New Roman" w:hAnsi="Times New Roman" w:cs="Times New Roman"/>
+          <w:color w:val="0F1115"/>
+          <w:sz w:val="28"/>
+          <w:szCs w:val="28"/>
+          <w:lang w:eastAsia="ru-RU"/>
+        </w:rPr>
+        <w:t xml:space="preserve"> </w:t>
+      </w:r>
+      <w:proofErr w:type="spellStart"/>
+      <w:r>
+        <w:rPr>
+          <w:rFonts w:ascii="Times New Roman" w:eastAsia="Times New Roman" w:hAnsi="Times New Roman" w:cs="Times New Roman"/>
+          <w:color w:val="0F1115"/>
+          <w:sz w:val="28"/>
+          <w:szCs w:val="28"/>
+          <w:lang w:eastAsia="ru-RU"/>
+        </w:rPr>
+        <w:t>Diagram</w:t>
+      </w:r>
+      <w:proofErr w:type="spellEnd"/>
+      <w:r>
+        <w:rPr>
+          <w:rFonts w:ascii="Times New Roman" w:eastAsia="Times New Roman" w:hAnsi="Times New Roman" w:cs="Times New Roman"/>
+          <w:color w:val="0F1115"/>
+          <w:sz w:val="28"/>
+          <w:szCs w:val="28"/>
+          <w:lang w:eastAsia="ru-RU"/>
+        </w:rPr>
+        <w:t>), описывающие последовательность шагов при выполнении ключевых вариантов использования</w:t>
       </w:r>
       <w:r>
         <w:rPr>
@@ -12943,7 +14730,29 @@
           <w:szCs w:val="28"/>
           <w:lang w:eastAsia="ru-RU"/>
         </w:rPr>
-        <w:t>бработчик события click вызывает функцию фильтрации</w:t>
+        <w:t>бработчик события </w:t>
+      </w:r>
+      <w:proofErr w:type="spellStart"/>
+      <w:r>
+        <w:rPr>
+          <w:rFonts w:ascii="Times New Roman" w:eastAsia="Times New Roman" w:hAnsi="Times New Roman" w:cs="Times New Roman"/>
+          <w:color w:val="0F1115"/>
+          <w:sz w:val="28"/>
+          <w:szCs w:val="28"/>
+          <w:lang w:eastAsia="ru-RU"/>
+        </w:rPr>
+        <w:t>click</w:t>
+      </w:r>
+      <w:proofErr w:type="spellEnd"/>
+      <w:r>
+        <w:rPr>
+          <w:rFonts w:ascii="Times New Roman" w:eastAsia="Times New Roman" w:hAnsi="Times New Roman" w:cs="Times New Roman"/>
+          <w:color w:val="0F1115"/>
+          <w:sz w:val="28"/>
+          <w:szCs w:val="28"/>
+          <w:lang w:eastAsia="ru-RU"/>
+        </w:rPr>
+        <w:t> вызывает функцию фильтрации</w:t>
       </w:r>
       <w:r>
         <w:rPr>
@@ -13526,8 +15335,20 @@
           <w:szCs w:val="28"/>
           <w:lang w:eastAsia="ru-RU"/>
         </w:rPr>
-        <w:t>истема сохраняет обновлённый массив в localStorage</w:t>
-      </w:r>
+        <w:t>истема сохраняет обновлённый массив в </w:t>
+      </w:r>
+      <w:proofErr w:type="spellStart"/>
+      <w:r>
+        <w:rPr>
+          <w:rFonts w:ascii="Times New Roman" w:eastAsia="Times New Roman" w:hAnsi="Times New Roman" w:cs="Times New Roman"/>
+          <w:color w:val="0F1115"/>
+          <w:sz w:val="28"/>
+          <w:szCs w:val="28"/>
+          <w:lang w:eastAsia="ru-RU"/>
+        </w:rPr>
+        <w:t>localStorage</w:t>
+      </w:r>
+      <w:proofErr w:type="spellEnd"/>
       <w:r>
         <w:rPr>
           <w:rFonts w:ascii="Times New Roman" w:eastAsia="Times New Roman" w:hAnsi="Times New Roman" w:cs="Times New Roman"/>
@@ -13873,7 +15694,29 @@
           <w:szCs w:val="28"/>
           <w:lang w:eastAsia="ru-RU"/>
         </w:rPr>
-        <w:t>ользователь заполняет поля формы (имя, email, дата) и нажимает кнопку отправки</w:t>
+        <w:t xml:space="preserve">ользователь заполняет поля формы (имя, </w:t>
+      </w:r>
+      <w:proofErr w:type="spellStart"/>
+      <w:r>
+        <w:rPr>
+          <w:rFonts w:ascii="Times New Roman" w:eastAsia="Times New Roman" w:hAnsi="Times New Roman" w:cs="Times New Roman"/>
+          <w:color w:val="0F1115"/>
+          <w:sz w:val="28"/>
+          <w:szCs w:val="28"/>
+          <w:lang w:eastAsia="ru-RU"/>
+        </w:rPr>
+        <w:t>email</w:t>
+      </w:r>
+      <w:proofErr w:type="spellEnd"/>
+      <w:r>
+        <w:rPr>
+          <w:rFonts w:ascii="Times New Roman" w:eastAsia="Times New Roman" w:hAnsi="Times New Roman" w:cs="Times New Roman"/>
+          <w:color w:val="0F1115"/>
+          <w:sz w:val="28"/>
+          <w:szCs w:val="28"/>
+          <w:lang w:eastAsia="ru-RU"/>
+        </w:rPr>
+        <w:t>, дата) и нажимает кнопку отправки</w:t>
       </w:r>
       <w:r>
         <w:rPr>
@@ -13922,7 +15765,29 @@
           <w:szCs w:val="28"/>
           <w:lang w:eastAsia="ru-RU"/>
         </w:rPr>
-        <w:t>бработчик события submit предотвращает стандартную отправку формы на сервер</w:t>
+        <w:t>бработчик события </w:t>
+      </w:r>
+      <w:proofErr w:type="spellStart"/>
+      <w:r>
+        <w:rPr>
+          <w:rFonts w:ascii="Times New Roman" w:eastAsia="Times New Roman" w:hAnsi="Times New Roman" w:cs="Times New Roman"/>
+          <w:color w:val="0F1115"/>
+          <w:sz w:val="28"/>
+          <w:szCs w:val="28"/>
+          <w:lang w:eastAsia="ru-RU"/>
+        </w:rPr>
+        <w:t>submit</w:t>
+      </w:r>
+      <w:proofErr w:type="spellEnd"/>
+      <w:r>
+        <w:rPr>
+          <w:rFonts w:ascii="Times New Roman" w:eastAsia="Times New Roman" w:hAnsi="Times New Roman" w:cs="Times New Roman"/>
+          <w:color w:val="0F1115"/>
+          <w:sz w:val="28"/>
+          <w:szCs w:val="28"/>
+          <w:lang w:eastAsia="ru-RU"/>
+        </w:rPr>
+        <w:t> предотвращает стандартную отправку формы на сервер</w:t>
       </w:r>
       <w:r>
         <w:rPr>
@@ -14020,7 +15885,29 @@
           <w:szCs w:val="28"/>
           <w:lang w:eastAsia="ru-RU"/>
         </w:rPr>
-        <w:t>истема проверяет корректность введённого email-адреса (наличие символов «@» и «.»)</w:t>
+        <w:t xml:space="preserve">истема проверяет корректность введённого </w:t>
+      </w:r>
+      <w:proofErr w:type="spellStart"/>
+      <w:r>
+        <w:rPr>
+          <w:rFonts w:ascii="Times New Roman" w:eastAsia="Times New Roman" w:hAnsi="Times New Roman" w:cs="Times New Roman"/>
+          <w:color w:val="0F1115"/>
+          <w:sz w:val="28"/>
+          <w:szCs w:val="28"/>
+          <w:lang w:eastAsia="ru-RU"/>
+        </w:rPr>
+        <w:t>email</w:t>
+      </w:r>
+      <w:proofErr w:type="spellEnd"/>
+      <w:r>
+        <w:rPr>
+          <w:rFonts w:ascii="Times New Roman" w:eastAsia="Times New Roman" w:hAnsi="Times New Roman" w:cs="Times New Roman"/>
+          <w:color w:val="0F1115"/>
+          <w:sz w:val="28"/>
+          <w:szCs w:val="28"/>
+          <w:lang w:eastAsia="ru-RU"/>
+        </w:rPr>
+        <w:t>-адреса (наличие символов «@» и «.»)</w:t>
       </w:r>
       <w:r>
         <w:rPr>
@@ -14749,7 +16636,29 @@
           <w:szCs w:val="28"/>
           <w:lang w:eastAsia="ru-RU"/>
         </w:rPr>
-        <w:t>етка (Grid) карточек блюд, каждая из которых содержит:</w:t>
+        <w:t>етка (</w:t>
+      </w:r>
+      <w:proofErr w:type="spellStart"/>
+      <w:r>
+        <w:rPr>
+          <w:rFonts w:ascii="Times New Roman" w:eastAsia="Times New Roman" w:hAnsi="Times New Roman" w:cs="Times New Roman"/>
+          <w:color w:val="0F1115"/>
+          <w:sz w:val="28"/>
+          <w:szCs w:val="28"/>
+          <w:lang w:eastAsia="ru-RU"/>
+        </w:rPr>
+        <w:t>Grid</w:t>
+      </w:r>
+      <w:proofErr w:type="spellEnd"/>
+      <w:r>
+        <w:rPr>
+          <w:rFonts w:ascii="Times New Roman" w:eastAsia="Times New Roman" w:hAnsi="Times New Roman" w:cs="Times New Roman"/>
+          <w:color w:val="0F1115"/>
+          <w:sz w:val="28"/>
+          <w:szCs w:val="28"/>
+          <w:lang w:eastAsia="ru-RU"/>
+        </w:rPr>
+        <w:t>) карточек блюд, каждая из которых содержит:</w:t>
       </w:r>
       <w:r>
         <w:rPr>
@@ -15085,7 +16994,29 @@
           <w:szCs w:val="28"/>
           <w:lang w:eastAsia="ru-RU"/>
         </w:rPr>
-        <w:t>орму обратной связи для бронирования столика с полями: имя, email, дата</w:t>
+        <w:t xml:space="preserve">орму обратной связи для бронирования столика с полями: имя, </w:t>
+      </w:r>
+      <w:proofErr w:type="spellStart"/>
+      <w:r>
+        <w:rPr>
+          <w:rFonts w:ascii="Times New Roman" w:eastAsia="Times New Roman" w:hAnsi="Times New Roman" w:cs="Times New Roman"/>
+          <w:color w:val="0F1115"/>
+          <w:sz w:val="28"/>
+          <w:szCs w:val="28"/>
+          <w:lang w:eastAsia="ru-RU"/>
+        </w:rPr>
+        <w:t>email</w:t>
+      </w:r>
+      <w:proofErr w:type="spellEnd"/>
+      <w:r>
+        <w:rPr>
+          <w:rFonts w:ascii="Times New Roman" w:eastAsia="Times New Roman" w:hAnsi="Times New Roman" w:cs="Times New Roman"/>
+          <w:color w:val="0F1115"/>
+          <w:sz w:val="28"/>
+          <w:szCs w:val="28"/>
+          <w:lang w:eastAsia="ru-RU"/>
+        </w:rPr>
+        <w:t>, дата</w:t>
       </w:r>
       <w:r>
         <w:rPr>
@@ -15158,7 +17089,29 @@
           <w:szCs w:val="28"/>
           <w:lang w:eastAsia="ru-RU"/>
         </w:rPr>
-        <w:t>Цветовая гамма интерфейса выполнена в тёплых тонах (коричневый, бежевый, кремовый) для создания уютной атмосферы. Шрифты выбраны из семейства sans-serif для обеспечения читаемости на всех устройствах. Все интерактивные элементы (кнопки, ссылки) имеют визуальную обратную связь при наведении и нажатии</w:t>
+        <w:t xml:space="preserve">Цветовая гамма интерфейса выполнена в тёплых тонах (коричневый, бежевый, кремовый) для создания уютной атмосферы. Шрифты выбраны из семейства </w:t>
+      </w:r>
+      <w:proofErr w:type="spellStart"/>
+      <w:r>
+        <w:rPr>
+          <w:rFonts w:ascii="Times New Roman" w:eastAsia="Times New Roman" w:hAnsi="Times New Roman" w:cs="Times New Roman"/>
+          <w:color w:val="0F1115"/>
+          <w:sz w:val="28"/>
+          <w:szCs w:val="28"/>
+          <w:lang w:eastAsia="ru-RU"/>
+        </w:rPr>
+        <w:t>sans-serif</w:t>
+      </w:r>
+      <w:proofErr w:type="spellEnd"/>
+      <w:r>
+        <w:rPr>
+          <w:rFonts w:ascii="Times New Roman" w:eastAsia="Times New Roman" w:hAnsi="Times New Roman" w:cs="Times New Roman"/>
+          <w:color w:val="0F1115"/>
+          <w:sz w:val="28"/>
+          <w:szCs w:val="28"/>
+          <w:lang w:eastAsia="ru-RU"/>
+        </w:rPr>
+        <w:t xml:space="preserve"> для обеспечения читаемости на всех устройствах. Все интерактивные элементы (кнопки, ссылки) имеют визуальную обратную связь при наведении и нажатии</w:t>
       </w:r>
       <w:r>
         <w:rPr>
@@ -15979,7 +17932,29 @@
           <w:szCs w:val="28"/>
           <w:lang w:eastAsia="ru-RU"/>
         </w:rPr>
-        <w:t>Спроектированная архитектура приложения следует принципу разделения ответственности. Как отмечает А. С. Орбайсета, «разделение обязанностей подразумевает разбиение кода, при котором части, решающие разные задачи, отделяются друг от друга, что помогает разработчику понять и сопровождать код» [</w:t>
+        <w:t xml:space="preserve">Спроектированная архитектура приложения следует принципу разделения ответственности. Как отмечает А. С. </w:t>
+      </w:r>
+      <w:proofErr w:type="spellStart"/>
+      <w:r>
+        <w:rPr>
+          <w:rFonts w:ascii="Times New Roman" w:eastAsia="Times New Roman" w:hAnsi="Times New Roman" w:cs="Times New Roman"/>
+          <w:color w:val="0F1115"/>
+          <w:sz w:val="28"/>
+          <w:szCs w:val="28"/>
+          <w:lang w:eastAsia="ru-RU"/>
+        </w:rPr>
+        <w:t>Орбайсета</w:t>
+      </w:r>
+      <w:proofErr w:type="spellEnd"/>
+      <w:r>
+        <w:rPr>
+          <w:rFonts w:ascii="Times New Roman" w:eastAsia="Times New Roman" w:hAnsi="Times New Roman" w:cs="Times New Roman"/>
+          <w:color w:val="0F1115"/>
+          <w:sz w:val="28"/>
+          <w:szCs w:val="28"/>
+          <w:lang w:eastAsia="ru-RU"/>
+        </w:rPr>
+        <w:t>, «разделение обязанностей подразумевает разбиение кода, при котором части, решающие разные задачи, отделяются друг от друга, что помогает разработчику понять и сопровождать код» [</w:t>
       </w:r>
       <w:r>
         <w:rPr>
@@ -16219,7 +18194,51 @@
           <w:szCs w:val="28"/>
           <w:lang w:eastAsia="ru-RU"/>
         </w:rPr>
-        <w:t>this.id = id;               // Number – уникальный идентификатор</w:t>
+        <w:t xml:space="preserve">this.id = </w:t>
+      </w:r>
+      <w:proofErr w:type="spellStart"/>
+      <w:r>
+        <w:rPr>
+          <w:rFonts w:ascii="Times New Roman" w:eastAsia="Times New Roman" w:hAnsi="Times New Roman" w:cs="Times New Roman"/>
+          <w:color w:val="0F1115"/>
+          <w:sz w:val="28"/>
+          <w:szCs w:val="28"/>
+          <w:lang w:eastAsia="ru-RU"/>
+        </w:rPr>
+        <w:t>id</w:t>
+      </w:r>
+      <w:proofErr w:type="spellEnd"/>
+      <w:r>
+        <w:rPr>
+          <w:rFonts w:ascii="Times New Roman" w:eastAsia="Times New Roman" w:hAnsi="Times New Roman" w:cs="Times New Roman"/>
+          <w:color w:val="0F1115"/>
+          <w:sz w:val="28"/>
+          <w:szCs w:val="28"/>
+          <w:lang w:eastAsia="ru-RU"/>
+        </w:rPr>
+        <w:t xml:space="preserve">;               // </w:t>
+      </w:r>
+      <w:proofErr w:type="spellStart"/>
+      <w:r>
+        <w:rPr>
+          <w:rFonts w:ascii="Times New Roman" w:eastAsia="Times New Roman" w:hAnsi="Times New Roman" w:cs="Times New Roman"/>
+          <w:color w:val="0F1115"/>
+          <w:sz w:val="28"/>
+          <w:szCs w:val="28"/>
+          <w:lang w:eastAsia="ru-RU"/>
+        </w:rPr>
+        <w:t>Number</w:t>
+      </w:r>
+      <w:proofErr w:type="spellEnd"/>
+      <w:r>
+        <w:rPr>
+          <w:rFonts w:ascii="Times New Roman" w:eastAsia="Times New Roman" w:hAnsi="Times New Roman" w:cs="Times New Roman"/>
+          <w:color w:val="0F1115"/>
+          <w:sz w:val="28"/>
+          <w:szCs w:val="28"/>
+          <w:lang w:eastAsia="ru-RU"/>
+        </w:rPr>
+        <w:t xml:space="preserve"> – уникальный идентификатор</w:t>
       </w:r>
     </w:p>
     <w:p>
@@ -16343,7 +18362,29 @@
           <w:szCs w:val="28"/>
           <w:lang w:val="en-US" w:eastAsia="ru-RU"/>
         </w:rPr>
-        <w:t xml:space="preserve">        this.description = description; // String – </w:t>
+        <w:t xml:space="preserve">        </w:t>
+      </w:r>
+      <w:proofErr w:type="spellStart"/>
+      <w:r>
+        <w:rPr>
+          <w:rFonts w:ascii="Times New Roman" w:eastAsia="Times New Roman" w:hAnsi="Times New Roman" w:cs="Times New Roman"/>
+          <w:color w:val="0F1115"/>
+          <w:sz w:val="28"/>
+          <w:szCs w:val="28"/>
+          <w:lang w:val="en-US" w:eastAsia="ru-RU"/>
+        </w:rPr>
+        <w:t>this.description</w:t>
+      </w:r>
+      <w:proofErr w:type="spellEnd"/>
+      <w:r>
+        <w:rPr>
+          <w:rFonts w:ascii="Times New Roman" w:eastAsia="Times New Roman" w:hAnsi="Times New Roman" w:cs="Times New Roman"/>
+          <w:color w:val="0F1115"/>
+          <w:sz w:val="28"/>
+          <w:szCs w:val="28"/>
+          <w:lang w:val="en-US" w:eastAsia="ru-RU"/>
+        </w:rPr>
+        <w:t xml:space="preserve"> = description; // String – </w:t>
       </w:r>
       <w:r>
         <w:rPr>
@@ -16415,7 +18456,29 @@
           <w:szCs w:val="28"/>
           <w:lang w:val="en-US" w:eastAsia="ru-RU"/>
         </w:rPr>
-        <w:t xml:space="preserve">        this.price = price;         // Number – </w:t>
+        <w:t xml:space="preserve">        </w:t>
+      </w:r>
+      <w:proofErr w:type="spellStart"/>
+      <w:r>
+        <w:rPr>
+          <w:rFonts w:ascii="Times New Roman" w:eastAsia="Times New Roman" w:hAnsi="Times New Roman" w:cs="Times New Roman"/>
+          <w:color w:val="0F1115"/>
+          <w:sz w:val="28"/>
+          <w:szCs w:val="28"/>
+          <w:lang w:val="en-US" w:eastAsia="ru-RU"/>
+        </w:rPr>
+        <w:t>this.price</w:t>
+      </w:r>
+      <w:proofErr w:type="spellEnd"/>
+      <w:r>
+        <w:rPr>
+          <w:rFonts w:ascii="Times New Roman" w:eastAsia="Times New Roman" w:hAnsi="Times New Roman" w:cs="Times New Roman"/>
+          <w:color w:val="0F1115"/>
+          <w:sz w:val="28"/>
+          <w:szCs w:val="28"/>
+          <w:lang w:val="en-US" w:eastAsia="ru-RU"/>
+        </w:rPr>
+        <w:t xml:space="preserve"> = price;         // Number – </w:t>
       </w:r>
       <w:r>
         <w:rPr>
@@ -16507,7 +18570,29 @@
           <w:szCs w:val="28"/>
           <w:lang w:val="en-US" w:eastAsia="ru-RU"/>
         </w:rPr>
-        <w:t xml:space="preserve">        this.category = category;   // String – </w:t>
+        <w:t xml:space="preserve">        </w:t>
+      </w:r>
+      <w:proofErr w:type="spellStart"/>
+      <w:r>
+        <w:rPr>
+          <w:rFonts w:ascii="Times New Roman" w:eastAsia="Times New Roman" w:hAnsi="Times New Roman" w:cs="Times New Roman"/>
+          <w:color w:val="0F1115"/>
+          <w:sz w:val="28"/>
+          <w:szCs w:val="28"/>
+          <w:lang w:val="en-US" w:eastAsia="ru-RU"/>
+        </w:rPr>
+        <w:t>this.category</w:t>
+      </w:r>
+      <w:proofErr w:type="spellEnd"/>
+      <w:r>
+        <w:rPr>
+          <w:rFonts w:ascii="Times New Roman" w:eastAsia="Times New Roman" w:hAnsi="Times New Roman" w:cs="Times New Roman"/>
+          <w:color w:val="0F1115"/>
+          <w:sz w:val="28"/>
+          <w:szCs w:val="28"/>
+          <w:lang w:val="en-US" w:eastAsia="ru-RU"/>
+        </w:rPr>
+        <w:t xml:space="preserve"> = category;   // String – </w:t>
       </w:r>
       <w:r>
         <w:rPr>
@@ -16569,7 +18654,29 @@
           <w:szCs w:val="28"/>
           <w:lang w:val="en-US" w:eastAsia="ru-RU"/>
         </w:rPr>
-        <w:t xml:space="preserve">        this.image = image;         // String – </w:t>
+        <w:t xml:space="preserve">        </w:t>
+      </w:r>
+      <w:proofErr w:type="spellStart"/>
+      <w:r>
+        <w:rPr>
+          <w:rFonts w:ascii="Times New Roman" w:eastAsia="Times New Roman" w:hAnsi="Times New Roman" w:cs="Times New Roman"/>
+          <w:color w:val="0F1115"/>
+          <w:sz w:val="28"/>
+          <w:szCs w:val="28"/>
+          <w:lang w:val="en-US" w:eastAsia="ru-RU"/>
+        </w:rPr>
+        <w:t>this.image</w:t>
+      </w:r>
+      <w:proofErr w:type="spellEnd"/>
+      <w:r>
+        <w:rPr>
+          <w:rFonts w:ascii="Times New Roman" w:eastAsia="Times New Roman" w:hAnsi="Times New Roman" w:cs="Times New Roman"/>
+          <w:color w:val="0F1115"/>
+          <w:sz w:val="28"/>
+          <w:szCs w:val="28"/>
+          <w:lang w:val="en-US" w:eastAsia="ru-RU"/>
+        </w:rPr>
+        <w:t xml:space="preserve"> = image;         // String – </w:t>
       </w:r>
       <w:r>
         <w:rPr>
@@ -16739,7 +18846,29 @@
           <w:lang w:eastAsia="ru-RU"/>
         </w:rPr>
         <w:lastRenderedPageBreak/>
-        <w:t>Класс FavoritesManager (сервис управления избранным)</w:t>
+        <w:t xml:space="preserve">Класс </w:t>
+      </w:r>
+      <w:proofErr w:type="spellStart"/>
+      <w:r>
+        <w:rPr>
+          <w:rFonts w:ascii="Times New Roman" w:eastAsia="Times New Roman" w:hAnsi="Times New Roman" w:cs="Times New Roman"/>
+          <w:color w:val="0F1115"/>
+          <w:sz w:val="28"/>
+          <w:szCs w:val="28"/>
+          <w:lang w:eastAsia="ru-RU"/>
+        </w:rPr>
+        <w:t>FavoritesManager</w:t>
+      </w:r>
+      <w:proofErr w:type="spellEnd"/>
+      <w:r>
+        <w:rPr>
+          <w:rFonts w:ascii="Times New Roman" w:eastAsia="Times New Roman" w:hAnsi="Times New Roman" w:cs="Times New Roman"/>
+          <w:color w:val="0F1115"/>
+          <w:sz w:val="28"/>
+          <w:szCs w:val="28"/>
+          <w:lang w:eastAsia="ru-RU"/>
+        </w:rPr>
+        <w:t xml:space="preserve"> (сервис управления избранным)</w:t>
       </w:r>
     </w:p>
     <w:p>
@@ -16764,7 +18893,29 @@
           <w:szCs w:val="28"/>
           <w:lang w:eastAsia="ru-RU"/>
         </w:rPr>
-        <w:t>Данный класс отвечает за загрузку, сохранение и изменение списка избранного. Взаимодействие с локальным хранилищем осуществляется через localStorage.</w:t>
+        <w:t xml:space="preserve">Данный класс отвечает за загрузку, сохранение и изменение списка избранного. Взаимодействие с локальным хранилищем осуществляется через </w:t>
+      </w:r>
+      <w:proofErr w:type="spellStart"/>
+      <w:r>
+        <w:rPr>
+          <w:rFonts w:ascii="Times New Roman" w:eastAsia="Times New Roman" w:hAnsi="Times New Roman" w:cs="Times New Roman"/>
+          <w:color w:val="0F1115"/>
+          <w:sz w:val="28"/>
+          <w:szCs w:val="28"/>
+          <w:lang w:eastAsia="ru-RU"/>
+        </w:rPr>
+        <w:t>localStorage</w:t>
+      </w:r>
+      <w:proofErr w:type="spellEnd"/>
+      <w:r>
+        <w:rPr>
+          <w:rFonts w:ascii="Times New Roman" w:eastAsia="Times New Roman" w:hAnsi="Times New Roman" w:cs="Times New Roman"/>
+          <w:color w:val="0F1115"/>
+          <w:sz w:val="28"/>
+          <w:szCs w:val="28"/>
+          <w:lang w:eastAsia="ru-RU"/>
+        </w:rPr>
+        <w:t>.</w:t>
       </w:r>
     </w:p>
     <w:p>
@@ -16780,6 +18931,7 @@
           <w:lang w:eastAsia="ru-RU"/>
         </w:rPr>
       </w:pPr>
+      <w:proofErr w:type="spellStart"/>
       <w:r>
         <w:rPr>
           <w:rFonts w:ascii="Times New Roman" w:eastAsia="Times New Roman" w:hAnsi="Times New Roman" w:cs="Times New Roman"/>
@@ -16789,6 +18941,7 @@
         </w:rPr>
         <w:t>javascript</w:t>
       </w:r>
+      <w:proofErr w:type="spellEnd"/>
     </w:p>
     <w:p>
       <w:pPr>
@@ -16820,14 +18973,45 @@
           <w:lang w:eastAsia="ru-RU"/>
         </w:rPr>
       </w:pPr>
-      <w:r>
-        <w:rPr>
-          <w:rFonts w:ascii="Times New Roman" w:eastAsia="Times New Roman" w:hAnsi="Times New Roman" w:cs="Times New Roman"/>
-          <w:sz w:val="28"/>
-          <w:szCs w:val="28"/>
-          <w:lang w:eastAsia="ru-RU"/>
-        </w:rPr>
-        <w:t>class FavoritesManager {</w:t>
+      <w:proofErr w:type="spellStart"/>
+      <w:r>
+        <w:rPr>
+          <w:rFonts w:ascii="Times New Roman" w:eastAsia="Times New Roman" w:hAnsi="Times New Roman" w:cs="Times New Roman"/>
+          <w:sz w:val="28"/>
+          <w:szCs w:val="28"/>
+          <w:lang w:eastAsia="ru-RU"/>
+        </w:rPr>
+        <w:t>class</w:t>
+      </w:r>
+      <w:proofErr w:type="spellEnd"/>
+      <w:r>
+        <w:rPr>
+          <w:rFonts w:ascii="Times New Roman" w:eastAsia="Times New Roman" w:hAnsi="Times New Roman" w:cs="Times New Roman"/>
+          <w:sz w:val="28"/>
+          <w:szCs w:val="28"/>
+          <w:lang w:eastAsia="ru-RU"/>
+        </w:rPr>
+        <w:t xml:space="preserve"> </w:t>
+      </w:r>
+      <w:proofErr w:type="spellStart"/>
+      <w:r>
+        <w:rPr>
+          <w:rFonts w:ascii="Times New Roman" w:eastAsia="Times New Roman" w:hAnsi="Times New Roman" w:cs="Times New Roman"/>
+          <w:sz w:val="28"/>
+          <w:szCs w:val="28"/>
+          <w:lang w:eastAsia="ru-RU"/>
+        </w:rPr>
+        <w:t>FavoritesManager</w:t>
+      </w:r>
+      <w:proofErr w:type="spellEnd"/>
+      <w:r>
+        <w:rPr>
+          <w:rFonts w:ascii="Times New Roman" w:eastAsia="Times New Roman" w:hAnsi="Times New Roman" w:cs="Times New Roman"/>
+          <w:sz w:val="28"/>
+          <w:szCs w:val="28"/>
+          <w:lang w:eastAsia="ru-RU"/>
+        </w:rPr>
+        <w:t xml:space="preserve"> {</w:t>
       </w:r>
     </w:p>
     <w:p>
@@ -16916,7 +19100,47 @@
           <w:szCs w:val="28"/>
           <w:lang w:val="en-US" w:eastAsia="ru-RU"/>
         </w:rPr>
-        <w:t xml:space="preserve">        this.storageKey = 'cafeFavorites';   // String – </w:t>
+        <w:t xml:space="preserve">        </w:t>
+      </w:r>
+      <w:proofErr w:type="spellStart"/>
+      <w:r>
+        <w:rPr>
+          <w:rFonts w:ascii="Times New Roman" w:eastAsia="Times New Roman" w:hAnsi="Times New Roman" w:cs="Times New Roman"/>
+          <w:sz w:val="28"/>
+          <w:szCs w:val="28"/>
+          <w:lang w:val="en-US" w:eastAsia="ru-RU"/>
+        </w:rPr>
+        <w:t>this.storageKey</w:t>
+      </w:r>
+      <w:proofErr w:type="spellEnd"/>
+      <w:r>
+        <w:rPr>
+          <w:rFonts w:ascii="Times New Roman" w:eastAsia="Times New Roman" w:hAnsi="Times New Roman" w:cs="Times New Roman"/>
+          <w:sz w:val="28"/>
+          <w:szCs w:val="28"/>
+          <w:lang w:val="en-US" w:eastAsia="ru-RU"/>
+        </w:rPr>
+        <w:t xml:space="preserve"> = '</w:t>
+      </w:r>
+      <w:proofErr w:type="spellStart"/>
+      <w:r>
+        <w:rPr>
+          <w:rFonts w:ascii="Times New Roman" w:eastAsia="Times New Roman" w:hAnsi="Times New Roman" w:cs="Times New Roman"/>
+          <w:sz w:val="28"/>
+          <w:szCs w:val="28"/>
+          <w:lang w:val="en-US" w:eastAsia="ru-RU"/>
+        </w:rPr>
+        <w:t>cafeFavorites</w:t>
+      </w:r>
+      <w:proofErr w:type="spellEnd"/>
+      <w:r>
+        <w:rPr>
+          <w:rFonts w:ascii="Times New Roman" w:eastAsia="Times New Roman" w:hAnsi="Times New Roman" w:cs="Times New Roman"/>
+          <w:sz w:val="28"/>
+          <w:szCs w:val="28"/>
+          <w:lang w:val="en-US" w:eastAsia="ru-RU"/>
+        </w:rPr>
+        <w:t xml:space="preserve">';   // String – </w:t>
       </w:r>
       <w:r>
         <w:rPr>
@@ -16952,8 +19176,19 @@
           <w:szCs w:val="28"/>
           <w:lang w:val="en-US" w:eastAsia="ru-RU"/>
         </w:rPr>
-        <w:t xml:space="preserve"> localStorage</w:t>
-      </w:r>
+        <w:t xml:space="preserve"> </w:t>
+      </w:r>
+      <w:proofErr w:type="spellStart"/>
+      <w:r>
+        <w:rPr>
+          <w:rFonts w:ascii="Times New Roman" w:eastAsia="Times New Roman" w:hAnsi="Times New Roman" w:cs="Times New Roman"/>
+          <w:sz w:val="28"/>
+          <w:szCs w:val="28"/>
+          <w:lang w:val="en-US" w:eastAsia="ru-RU"/>
+        </w:rPr>
+        <w:t>localStorage</w:t>
+      </w:r>
+      <w:proofErr w:type="spellEnd"/>
     </w:p>
     <w:p>
       <w:pPr>
@@ -16994,14 +19229,45 @@
         </w:rPr>
         <w:t xml:space="preserve">        </w:t>
       </w:r>
-      <w:r>
-        <w:rPr>
-          <w:rFonts w:ascii="Times New Roman" w:eastAsia="Times New Roman" w:hAnsi="Times New Roman" w:cs="Times New Roman"/>
-          <w:sz w:val="28"/>
-          <w:szCs w:val="28"/>
-          <w:lang w:eastAsia="ru-RU"/>
-        </w:rPr>
-        <w:t>this.items = [];                     // Array – массив идентификаторов</w:t>
+      <w:proofErr w:type="spellStart"/>
+      <w:r>
+        <w:rPr>
+          <w:rFonts w:ascii="Times New Roman" w:eastAsia="Times New Roman" w:hAnsi="Times New Roman" w:cs="Times New Roman"/>
+          <w:sz w:val="28"/>
+          <w:szCs w:val="28"/>
+          <w:lang w:eastAsia="ru-RU"/>
+        </w:rPr>
+        <w:t>this.items</w:t>
+      </w:r>
+      <w:proofErr w:type="spellEnd"/>
+      <w:r>
+        <w:rPr>
+          <w:rFonts w:ascii="Times New Roman" w:eastAsia="Times New Roman" w:hAnsi="Times New Roman" w:cs="Times New Roman"/>
+          <w:sz w:val="28"/>
+          <w:szCs w:val="28"/>
+          <w:lang w:eastAsia="ru-RU"/>
+        </w:rPr>
+        <w:t xml:space="preserve"> = [];                     // </w:t>
+      </w:r>
+      <w:proofErr w:type="spellStart"/>
+      <w:r>
+        <w:rPr>
+          <w:rFonts w:ascii="Times New Roman" w:eastAsia="Times New Roman" w:hAnsi="Times New Roman" w:cs="Times New Roman"/>
+          <w:sz w:val="28"/>
+          <w:szCs w:val="28"/>
+          <w:lang w:eastAsia="ru-RU"/>
+        </w:rPr>
+        <w:t>Array</w:t>
+      </w:r>
+      <w:proofErr w:type="spellEnd"/>
+      <w:r>
+        <w:rPr>
+          <w:rFonts w:ascii="Times New Roman" w:eastAsia="Times New Roman" w:hAnsi="Times New Roman" w:cs="Times New Roman"/>
+          <w:sz w:val="28"/>
+          <w:szCs w:val="28"/>
+          <w:lang w:eastAsia="ru-RU"/>
+        </w:rPr>
+        <w:t xml:space="preserve"> – массив идентификаторов</w:t>
       </w:r>
     </w:p>
     <w:p>
@@ -17121,7 +19387,47 @@
           <w:szCs w:val="28"/>
           <w:lang w:eastAsia="ru-RU"/>
         </w:rPr>
-        <w:t xml:space="preserve">    load() { /* загружает список избранного из localStorage */ }</w:t>
+        <w:t xml:space="preserve">    </w:t>
+      </w:r>
+      <w:proofErr w:type="spellStart"/>
+      <w:r>
+        <w:rPr>
+          <w:rFonts w:ascii="Times New Roman" w:eastAsia="Times New Roman" w:hAnsi="Times New Roman" w:cs="Times New Roman"/>
+          <w:sz w:val="28"/>
+          <w:szCs w:val="28"/>
+          <w:lang w:eastAsia="ru-RU"/>
+        </w:rPr>
+        <w:t>load</w:t>
+      </w:r>
+      <w:proofErr w:type="spellEnd"/>
+      <w:r>
+        <w:rPr>
+          <w:rFonts w:ascii="Times New Roman" w:eastAsia="Times New Roman" w:hAnsi="Times New Roman" w:cs="Times New Roman"/>
+          <w:sz w:val="28"/>
+          <w:szCs w:val="28"/>
+          <w:lang w:eastAsia="ru-RU"/>
+        </w:rPr>
+        <w:t xml:space="preserve">() { /* загружает список избранного из </w:t>
+      </w:r>
+      <w:proofErr w:type="spellStart"/>
+      <w:r>
+        <w:rPr>
+          <w:rFonts w:ascii="Times New Roman" w:eastAsia="Times New Roman" w:hAnsi="Times New Roman" w:cs="Times New Roman"/>
+          <w:sz w:val="28"/>
+          <w:szCs w:val="28"/>
+          <w:lang w:eastAsia="ru-RU"/>
+        </w:rPr>
+        <w:t>localStorage</w:t>
+      </w:r>
+      <w:proofErr w:type="spellEnd"/>
+      <w:r>
+        <w:rPr>
+          <w:rFonts w:ascii="Times New Roman" w:eastAsia="Times New Roman" w:hAnsi="Times New Roman" w:cs="Times New Roman"/>
+          <w:sz w:val="28"/>
+          <w:szCs w:val="28"/>
+          <w:lang w:eastAsia="ru-RU"/>
+        </w:rPr>
+        <w:t xml:space="preserve"> */ }</w:t>
       </w:r>
     </w:p>
     <w:p>
@@ -17161,7 +19467,47 @@
           <w:szCs w:val="28"/>
           <w:lang w:eastAsia="ru-RU"/>
         </w:rPr>
-        <w:t xml:space="preserve">    save() { /* сохраняет список избранного в localStorage */ }</w:t>
+        <w:t xml:space="preserve">    </w:t>
+      </w:r>
+      <w:proofErr w:type="spellStart"/>
+      <w:r>
+        <w:rPr>
+          <w:rFonts w:ascii="Times New Roman" w:eastAsia="Times New Roman" w:hAnsi="Times New Roman" w:cs="Times New Roman"/>
+          <w:sz w:val="28"/>
+          <w:szCs w:val="28"/>
+          <w:lang w:eastAsia="ru-RU"/>
+        </w:rPr>
+        <w:t>save</w:t>
+      </w:r>
+      <w:proofErr w:type="spellEnd"/>
+      <w:r>
+        <w:rPr>
+          <w:rFonts w:ascii="Times New Roman" w:eastAsia="Times New Roman" w:hAnsi="Times New Roman" w:cs="Times New Roman"/>
+          <w:sz w:val="28"/>
+          <w:szCs w:val="28"/>
+          <w:lang w:eastAsia="ru-RU"/>
+        </w:rPr>
+        <w:t xml:space="preserve">() { /* сохраняет список избранного в </w:t>
+      </w:r>
+      <w:proofErr w:type="spellStart"/>
+      <w:r>
+        <w:rPr>
+          <w:rFonts w:ascii="Times New Roman" w:eastAsia="Times New Roman" w:hAnsi="Times New Roman" w:cs="Times New Roman"/>
+          <w:sz w:val="28"/>
+          <w:szCs w:val="28"/>
+          <w:lang w:eastAsia="ru-RU"/>
+        </w:rPr>
+        <w:t>localStorage</w:t>
+      </w:r>
+      <w:proofErr w:type="spellEnd"/>
+      <w:r>
+        <w:rPr>
+          <w:rFonts w:ascii="Times New Roman" w:eastAsia="Times New Roman" w:hAnsi="Times New Roman" w:cs="Times New Roman"/>
+          <w:sz w:val="28"/>
+          <w:szCs w:val="28"/>
+          <w:lang w:eastAsia="ru-RU"/>
+        </w:rPr>
+        <w:t xml:space="preserve"> */ }</w:t>
       </w:r>
     </w:p>
     <w:p>
@@ -17201,7 +19547,47 @@
           <w:szCs w:val="28"/>
           <w:lang w:eastAsia="ru-RU"/>
         </w:rPr>
-        <w:t xml:space="preserve">    add(id) { /* добавляет блюдо в избранное */ }</w:t>
+        <w:t xml:space="preserve">    </w:t>
+      </w:r>
+      <w:proofErr w:type="spellStart"/>
+      <w:r>
+        <w:rPr>
+          <w:rFonts w:ascii="Times New Roman" w:eastAsia="Times New Roman" w:hAnsi="Times New Roman" w:cs="Times New Roman"/>
+          <w:sz w:val="28"/>
+          <w:szCs w:val="28"/>
+          <w:lang w:eastAsia="ru-RU"/>
+        </w:rPr>
+        <w:t>add</w:t>
+      </w:r>
+      <w:proofErr w:type="spellEnd"/>
+      <w:r>
+        <w:rPr>
+          <w:rFonts w:ascii="Times New Roman" w:eastAsia="Times New Roman" w:hAnsi="Times New Roman" w:cs="Times New Roman"/>
+          <w:sz w:val="28"/>
+          <w:szCs w:val="28"/>
+          <w:lang w:eastAsia="ru-RU"/>
+        </w:rPr>
+        <w:t>(</w:t>
+      </w:r>
+      <w:proofErr w:type="spellStart"/>
+      <w:r>
+        <w:rPr>
+          <w:rFonts w:ascii="Times New Roman" w:eastAsia="Times New Roman" w:hAnsi="Times New Roman" w:cs="Times New Roman"/>
+          <w:sz w:val="28"/>
+          <w:szCs w:val="28"/>
+          <w:lang w:eastAsia="ru-RU"/>
+        </w:rPr>
+        <w:t>id</w:t>
+      </w:r>
+      <w:proofErr w:type="spellEnd"/>
+      <w:r>
+        <w:rPr>
+          <w:rFonts w:ascii="Times New Roman" w:eastAsia="Times New Roman" w:hAnsi="Times New Roman" w:cs="Times New Roman"/>
+          <w:sz w:val="28"/>
+          <w:szCs w:val="28"/>
+          <w:lang w:eastAsia="ru-RU"/>
+        </w:rPr>
+        <w:t>) { /* добавляет блюдо в избранное */ }</w:t>
       </w:r>
     </w:p>
     <w:p>
@@ -17241,7 +19627,47 @@
           <w:szCs w:val="28"/>
           <w:lang w:eastAsia="ru-RU"/>
         </w:rPr>
-        <w:t xml:space="preserve">    isFavorite(id) { /* проверяет, находится ли блюдо в избранном */ }</w:t>
+        <w:t xml:space="preserve">    </w:t>
+      </w:r>
+      <w:proofErr w:type="spellStart"/>
+      <w:r>
+        <w:rPr>
+          <w:rFonts w:ascii="Times New Roman" w:eastAsia="Times New Roman" w:hAnsi="Times New Roman" w:cs="Times New Roman"/>
+          <w:sz w:val="28"/>
+          <w:szCs w:val="28"/>
+          <w:lang w:eastAsia="ru-RU"/>
+        </w:rPr>
+        <w:t>isFavorite</w:t>
+      </w:r>
+      <w:proofErr w:type="spellEnd"/>
+      <w:r>
+        <w:rPr>
+          <w:rFonts w:ascii="Times New Roman" w:eastAsia="Times New Roman" w:hAnsi="Times New Roman" w:cs="Times New Roman"/>
+          <w:sz w:val="28"/>
+          <w:szCs w:val="28"/>
+          <w:lang w:eastAsia="ru-RU"/>
+        </w:rPr>
+        <w:t>(</w:t>
+      </w:r>
+      <w:proofErr w:type="spellStart"/>
+      <w:r>
+        <w:rPr>
+          <w:rFonts w:ascii="Times New Roman" w:eastAsia="Times New Roman" w:hAnsi="Times New Roman" w:cs="Times New Roman"/>
+          <w:sz w:val="28"/>
+          <w:szCs w:val="28"/>
+          <w:lang w:eastAsia="ru-RU"/>
+        </w:rPr>
+        <w:t>id</w:t>
+      </w:r>
+      <w:proofErr w:type="spellEnd"/>
+      <w:r>
+        <w:rPr>
+          <w:rFonts w:ascii="Times New Roman" w:eastAsia="Times New Roman" w:hAnsi="Times New Roman" w:cs="Times New Roman"/>
+          <w:sz w:val="28"/>
+          <w:szCs w:val="28"/>
+          <w:lang w:eastAsia="ru-RU"/>
+        </w:rPr>
+        <w:t>) { /* проверяет, находится ли блюдо в избранном */ }</w:t>
       </w:r>
     </w:p>
     <w:p>
@@ -17343,6 +19769,7 @@
           <w:lang w:val="en-US" w:eastAsia="ru-RU"/>
         </w:rPr>
       </w:pPr>
+      <w:proofErr w:type="spellStart"/>
       <w:r>
         <w:rPr>
           <w:rFonts w:ascii="Times New Roman" w:eastAsia="Times New Roman" w:hAnsi="Times New Roman" w:cs="Times New Roman"/>
@@ -17352,6 +19779,7 @@
         </w:rPr>
         <w:t>javascript</w:t>
       </w:r>
+      <w:proofErr w:type="spellEnd"/>
     </w:p>
     <w:p>
       <w:pPr>
@@ -17430,7 +19858,67 @@
           <w:szCs w:val="28"/>
           <w:lang w:val="en-US" w:eastAsia="ru-RU"/>
         </w:rPr>
-        <w:t xml:space="preserve">    renderMenuItems(containerId, items, favoritesManager) { /* </w:t>
+        <w:t xml:space="preserve">    </w:t>
+      </w:r>
+      <w:proofErr w:type="spellStart"/>
+      <w:r>
+        <w:rPr>
+          <w:rFonts w:ascii="Times New Roman" w:eastAsia="Times New Roman" w:hAnsi="Times New Roman" w:cs="Times New Roman"/>
+          <w:sz w:val="28"/>
+          <w:szCs w:val="28"/>
+          <w:lang w:val="en-US" w:eastAsia="ru-RU"/>
+        </w:rPr>
+        <w:t>renderMenuItems</w:t>
+      </w:r>
+      <w:proofErr w:type="spellEnd"/>
+      <w:r>
+        <w:rPr>
+          <w:rFonts w:ascii="Times New Roman" w:eastAsia="Times New Roman" w:hAnsi="Times New Roman" w:cs="Times New Roman"/>
+          <w:sz w:val="28"/>
+          <w:szCs w:val="28"/>
+          <w:lang w:val="en-US" w:eastAsia="ru-RU"/>
+        </w:rPr>
+        <w:t>(</w:t>
+      </w:r>
+      <w:proofErr w:type="spellStart"/>
+      <w:r>
+        <w:rPr>
+          <w:rFonts w:ascii="Times New Roman" w:eastAsia="Times New Roman" w:hAnsi="Times New Roman" w:cs="Times New Roman"/>
+          <w:sz w:val="28"/>
+          <w:szCs w:val="28"/>
+          <w:lang w:val="en-US" w:eastAsia="ru-RU"/>
+        </w:rPr>
+        <w:t>containerId</w:t>
+      </w:r>
+      <w:proofErr w:type="spellEnd"/>
+      <w:r>
+        <w:rPr>
+          <w:rFonts w:ascii="Times New Roman" w:eastAsia="Times New Roman" w:hAnsi="Times New Roman" w:cs="Times New Roman"/>
+          <w:sz w:val="28"/>
+          <w:szCs w:val="28"/>
+          <w:lang w:val="en-US" w:eastAsia="ru-RU"/>
+        </w:rPr>
+        <w:t xml:space="preserve">, items, </w:t>
+      </w:r>
+      <w:proofErr w:type="spellStart"/>
+      <w:r>
+        <w:rPr>
+          <w:rFonts w:ascii="Times New Roman" w:eastAsia="Times New Roman" w:hAnsi="Times New Roman" w:cs="Times New Roman"/>
+          <w:sz w:val="28"/>
+          <w:szCs w:val="28"/>
+          <w:lang w:val="en-US" w:eastAsia="ru-RU"/>
+        </w:rPr>
+        <w:t>favoritesManager</w:t>
+      </w:r>
+      <w:proofErr w:type="spellEnd"/>
+      <w:r>
+        <w:rPr>
+          <w:rFonts w:ascii="Times New Roman" w:eastAsia="Times New Roman" w:hAnsi="Times New Roman" w:cs="Times New Roman"/>
+          <w:sz w:val="28"/>
+          <w:szCs w:val="28"/>
+          <w:lang w:val="en-US" w:eastAsia="ru-RU"/>
+        </w:rPr>
+        <w:t xml:space="preserve">) { /* </w:t>
       </w:r>
       <w:r>
         <w:rPr>
@@ -17524,7 +20012,47 @@
           <w:szCs w:val="28"/>
           <w:lang w:val="en-US" w:eastAsia="ru-RU"/>
         </w:rPr>
-        <w:t xml:space="preserve">    createCard(item, isFavorite) { /* </w:t>
+        <w:t xml:space="preserve">    </w:t>
+      </w:r>
+      <w:proofErr w:type="spellStart"/>
+      <w:r>
+        <w:rPr>
+          <w:rFonts w:ascii="Times New Roman" w:eastAsia="Times New Roman" w:hAnsi="Times New Roman" w:cs="Times New Roman"/>
+          <w:sz w:val="28"/>
+          <w:szCs w:val="28"/>
+          <w:lang w:val="en-US" w:eastAsia="ru-RU"/>
+        </w:rPr>
+        <w:t>createCard</w:t>
+      </w:r>
+      <w:proofErr w:type="spellEnd"/>
+      <w:r>
+        <w:rPr>
+          <w:rFonts w:ascii="Times New Roman" w:eastAsia="Times New Roman" w:hAnsi="Times New Roman" w:cs="Times New Roman"/>
+          <w:sz w:val="28"/>
+          <w:szCs w:val="28"/>
+          <w:lang w:val="en-US" w:eastAsia="ru-RU"/>
+        </w:rPr>
+        <w:t xml:space="preserve">(item, </w:t>
+      </w:r>
+      <w:proofErr w:type="spellStart"/>
+      <w:r>
+        <w:rPr>
+          <w:rFonts w:ascii="Times New Roman" w:eastAsia="Times New Roman" w:hAnsi="Times New Roman" w:cs="Times New Roman"/>
+          <w:sz w:val="28"/>
+          <w:szCs w:val="28"/>
+          <w:lang w:val="en-US" w:eastAsia="ru-RU"/>
+        </w:rPr>
+        <w:t>isFavorite</w:t>
+      </w:r>
+      <w:proofErr w:type="spellEnd"/>
+      <w:r>
+        <w:rPr>
+          <w:rFonts w:ascii="Times New Roman" w:eastAsia="Times New Roman" w:hAnsi="Times New Roman" w:cs="Times New Roman"/>
+          <w:sz w:val="28"/>
+          <w:szCs w:val="28"/>
+          <w:lang w:val="en-US" w:eastAsia="ru-RU"/>
+        </w:rPr>
+        <w:t xml:space="preserve">) { /* </w:t>
       </w:r>
       <w:r>
         <w:rPr>
@@ -17636,7 +20164,47 @@
           <w:szCs w:val="28"/>
           <w:lang w:val="en-US" w:eastAsia="ru-RU"/>
         </w:rPr>
-        <w:t xml:space="preserve">    updateFavoritesCounter(counterElementId, count) { /* </w:t>
+        <w:t xml:space="preserve">    </w:t>
+      </w:r>
+      <w:proofErr w:type="spellStart"/>
+      <w:r>
+        <w:rPr>
+          <w:rFonts w:ascii="Times New Roman" w:eastAsia="Times New Roman" w:hAnsi="Times New Roman" w:cs="Times New Roman"/>
+          <w:sz w:val="28"/>
+          <w:szCs w:val="28"/>
+          <w:lang w:val="en-US" w:eastAsia="ru-RU"/>
+        </w:rPr>
+        <w:t>updateFavoritesCounter</w:t>
+      </w:r>
+      <w:proofErr w:type="spellEnd"/>
+      <w:r>
+        <w:rPr>
+          <w:rFonts w:ascii="Times New Roman" w:eastAsia="Times New Roman" w:hAnsi="Times New Roman" w:cs="Times New Roman"/>
+          <w:sz w:val="28"/>
+          <w:szCs w:val="28"/>
+          <w:lang w:val="en-US" w:eastAsia="ru-RU"/>
+        </w:rPr>
+        <w:t>(</w:t>
+      </w:r>
+      <w:proofErr w:type="spellStart"/>
+      <w:r>
+        <w:rPr>
+          <w:rFonts w:ascii="Times New Roman" w:eastAsia="Times New Roman" w:hAnsi="Times New Roman" w:cs="Times New Roman"/>
+          <w:sz w:val="28"/>
+          <w:szCs w:val="28"/>
+          <w:lang w:val="en-US" w:eastAsia="ru-RU"/>
+        </w:rPr>
+        <w:t>counterElementId</w:t>
+      </w:r>
+      <w:proofErr w:type="spellEnd"/>
+      <w:r>
+        <w:rPr>
+          <w:rFonts w:ascii="Times New Roman" w:eastAsia="Times New Roman" w:hAnsi="Times New Roman" w:cs="Times New Roman"/>
+          <w:sz w:val="28"/>
+          <w:szCs w:val="28"/>
+          <w:lang w:val="en-US" w:eastAsia="ru-RU"/>
+        </w:rPr>
+        <w:t xml:space="preserve">, count) { /* </w:t>
       </w:r>
       <w:r>
         <w:rPr>
@@ -17792,6 +20360,7 @@
           <w:lang w:eastAsia="ru-RU"/>
         </w:rPr>
       </w:pPr>
+      <w:proofErr w:type="spellStart"/>
       <w:r>
         <w:rPr>
           <w:rFonts w:ascii="Times New Roman" w:eastAsia="Times New Roman" w:hAnsi="Times New Roman" w:cs="Times New Roman"/>
@@ -17802,6 +20371,7 @@
         <w:lastRenderedPageBreak/>
         <w:t>javascript</w:t>
       </w:r>
+      <w:proofErr w:type="spellEnd"/>
     </w:p>
     <w:p>
       <w:pPr>
@@ -17833,14 +20403,25 @@
           <w:lang w:eastAsia="ru-RU"/>
         </w:rPr>
       </w:pPr>
-      <w:r>
-        <w:rPr>
-          <w:rFonts w:ascii="Times New Roman" w:eastAsia="Times New Roman" w:hAnsi="Times New Roman" w:cs="Times New Roman"/>
-          <w:sz w:val="28"/>
-          <w:szCs w:val="28"/>
-          <w:lang w:eastAsia="ru-RU"/>
-        </w:rPr>
-        <w:t>class FilterService {</w:t>
+      <w:proofErr w:type="spellStart"/>
+      <w:r>
+        <w:rPr>
+          <w:rFonts w:ascii="Times New Roman" w:eastAsia="Times New Roman" w:hAnsi="Times New Roman" w:cs="Times New Roman"/>
+          <w:sz w:val="28"/>
+          <w:szCs w:val="28"/>
+          <w:lang w:eastAsia="ru-RU"/>
+        </w:rPr>
+        <w:t>class</w:t>
+      </w:r>
+      <w:proofErr w:type="spellEnd"/>
+      <w:r>
+        <w:rPr>
+          <w:rFonts w:ascii="Times New Roman" w:eastAsia="Times New Roman" w:hAnsi="Times New Roman" w:cs="Times New Roman"/>
+          <w:sz w:val="28"/>
+          <w:szCs w:val="28"/>
+          <w:lang w:eastAsia="ru-RU"/>
+        </w:rPr>
+        <w:t xml:space="preserve"> FilterService {</w:t>
       </w:r>
     </w:p>
     <w:p>
@@ -17880,7 +20461,67 @@
           <w:szCs w:val="28"/>
           <w:lang w:eastAsia="ru-RU"/>
         </w:rPr>
-        <w:t xml:space="preserve">    filterByCategory(items, category) { /* возвращает отфильтрованный массив блюд */ }</w:t>
+        <w:t xml:space="preserve">    </w:t>
+      </w:r>
+      <w:proofErr w:type="spellStart"/>
+      <w:r>
+        <w:rPr>
+          <w:rFonts w:ascii="Times New Roman" w:eastAsia="Times New Roman" w:hAnsi="Times New Roman" w:cs="Times New Roman"/>
+          <w:sz w:val="28"/>
+          <w:szCs w:val="28"/>
+          <w:lang w:eastAsia="ru-RU"/>
+        </w:rPr>
+        <w:t>filterByCategory</w:t>
+      </w:r>
+      <w:proofErr w:type="spellEnd"/>
+      <w:r>
+        <w:rPr>
+          <w:rFonts w:ascii="Times New Roman" w:eastAsia="Times New Roman" w:hAnsi="Times New Roman" w:cs="Times New Roman"/>
+          <w:sz w:val="28"/>
+          <w:szCs w:val="28"/>
+          <w:lang w:eastAsia="ru-RU"/>
+        </w:rPr>
+        <w:t>(</w:t>
+      </w:r>
+      <w:proofErr w:type="spellStart"/>
+      <w:r>
+        <w:rPr>
+          <w:rFonts w:ascii="Times New Roman" w:eastAsia="Times New Roman" w:hAnsi="Times New Roman" w:cs="Times New Roman"/>
+          <w:sz w:val="28"/>
+          <w:szCs w:val="28"/>
+          <w:lang w:eastAsia="ru-RU"/>
+        </w:rPr>
+        <w:t>items</w:t>
+      </w:r>
+      <w:proofErr w:type="spellEnd"/>
+      <w:r>
+        <w:rPr>
+          <w:rFonts w:ascii="Times New Roman" w:eastAsia="Times New Roman" w:hAnsi="Times New Roman" w:cs="Times New Roman"/>
+          <w:sz w:val="28"/>
+          <w:szCs w:val="28"/>
+          <w:lang w:eastAsia="ru-RU"/>
+        </w:rPr>
+        <w:t xml:space="preserve">, </w:t>
+      </w:r>
+      <w:proofErr w:type="spellStart"/>
+      <w:r>
+        <w:rPr>
+          <w:rFonts w:ascii="Times New Roman" w:eastAsia="Times New Roman" w:hAnsi="Times New Roman" w:cs="Times New Roman"/>
+          <w:sz w:val="28"/>
+          <w:szCs w:val="28"/>
+          <w:lang w:eastAsia="ru-RU"/>
+        </w:rPr>
+        <w:t>category</w:t>
+      </w:r>
+      <w:proofErr w:type="spellEnd"/>
+      <w:r>
+        <w:rPr>
+          <w:rFonts w:ascii="Times New Roman" w:eastAsia="Times New Roman" w:hAnsi="Times New Roman" w:cs="Times New Roman"/>
+          <w:sz w:val="28"/>
+          <w:szCs w:val="28"/>
+          <w:lang w:eastAsia="ru-RU"/>
+        </w:rPr>
+        <w:t>) { /* возвращает отфильтрованный массив блюд */ }</w:t>
       </w:r>
     </w:p>
     <w:p>
@@ -17943,7 +20584,27 @@
           <w:szCs w:val="28"/>
           <w:lang w:eastAsia="ru-RU"/>
         </w:rPr>
-        <w:t>Класс FormValidator (сервис валидации формы)</w:t>
+        <w:t xml:space="preserve">Класс </w:t>
+      </w:r>
+      <w:proofErr w:type="spellStart"/>
+      <w:r>
+        <w:rPr>
+          <w:rFonts w:ascii="Times New Roman" w:eastAsia="Times New Roman" w:hAnsi="Times New Roman" w:cs="Times New Roman"/>
+          <w:sz w:val="28"/>
+          <w:szCs w:val="28"/>
+          <w:lang w:eastAsia="ru-RU"/>
+        </w:rPr>
+        <w:t>FormValidator</w:t>
+      </w:r>
+      <w:proofErr w:type="spellEnd"/>
+      <w:r>
+        <w:rPr>
+          <w:rFonts w:ascii="Times New Roman" w:eastAsia="Times New Roman" w:hAnsi="Times New Roman" w:cs="Times New Roman"/>
+          <w:sz w:val="28"/>
+          <w:szCs w:val="28"/>
+          <w:lang w:eastAsia="ru-RU"/>
+        </w:rPr>
+        <w:t xml:space="preserve"> (сервис валидации формы)</w:t>
       </w:r>
     </w:p>
     <w:p>
@@ -17982,6 +20643,7 @@
           <w:lang w:val="en-US" w:eastAsia="ru-RU"/>
         </w:rPr>
       </w:pPr>
+      <w:proofErr w:type="spellStart"/>
       <w:r>
         <w:rPr>
           <w:rFonts w:ascii="Times New Roman" w:eastAsia="Times New Roman" w:hAnsi="Times New Roman" w:cs="Times New Roman"/>
@@ -17991,6 +20653,7 @@
         </w:rPr>
         <w:t>javascript</w:t>
       </w:r>
+      <w:proofErr w:type="spellEnd"/>
     </w:p>
     <w:p>
       <w:pPr>
@@ -18029,7 +20692,27 @@
           <w:szCs w:val="28"/>
           <w:lang w:val="en-US" w:eastAsia="ru-RU"/>
         </w:rPr>
-        <w:t>class FormValidator {</w:t>
+        <w:t xml:space="preserve">class </w:t>
+      </w:r>
+      <w:proofErr w:type="spellStart"/>
+      <w:r>
+        <w:rPr>
+          <w:rFonts w:ascii="Times New Roman" w:eastAsia="Times New Roman" w:hAnsi="Times New Roman" w:cs="Times New Roman"/>
+          <w:sz w:val="28"/>
+          <w:szCs w:val="28"/>
+          <w:lang w:val="en-US" w:eastAsia="ru-RU"/>
+        </w:rPr>
+        <w:t>FormValidator</w:t>
+      </w:r>
+      <w:proofErr w:type="spellEnd"/>
+      <w:r>
+        <w:rPr>
+          <w:rFonts w:ascii="Times New Roman" w:eastAsia="Times New Roman" w:hAnsi="Times New Roman" w:cs="Times New Roman"/>
+          <w:sz w:val="28"/>
+          <w:szCs w:val="28"/>
+          <w:lang w:val="en-US" w:eastAsia="ru-RU"/>
+        </w:rPr>
+        <w:t xml:space="preserve"> {</w:t>
       </w:r>
     </w:p>
     <w:p>
@@ -18069,7 +20752,27 @@
           <w:szCs w:val="28"/>
           <w:lang w:val="en-US" w:eastAsia="ru-RU"/>
         </w:rPr>
-        <w:t xml:space="preserve">    validateForm(name, email, date) { /* </w:t>
+        <w:t xml:space="preserve">    </w:t>
+      </w:r>
+      <w:proofErr w:type="spellStart"/>
+      <w:r>
+        <w:rPr>
+          <w:rFonts w:ascii="Times New Roman" w:eastAsia="Times New Roman" w:hAnsi="Times New Roman" w:cs="Times New Roman"/>
+          <w:sz w:val="28"/>
+          <w:szCs w:val="28"/>
+          <w:lang w:val="en-US" w:eastAsia="ru-RU"/>
+        </w:rPr>
+        <w:t>validateForm</w:t>
+      </w:r>
+      <w:proofErr w:type="spellEnd"/>
+      <w:r>
+        <w:rPr>
+          <w:rFonts w:ascii="Times New Roman" w:eastAsia="Times New Roman" w:hAnsi="Times New Roman" w:cs="Times New Roman"/>
+          <w:sz w:val="28"/>
+          <w:szCs w:val="28"/>
+          <w:lang w:val="en-US" w:eastAsia="ru-RU"/>
+        </w:rPr>
+        <w:t xml:space="preserve">(name, email, date) { /* </w:t>
       </w:r>
       <w:r>
         <w:rPr>
@@ -18441,6 +21144,7 @@
         </w:rPr>
         <w:t>.</w:t>
       </w:r>
+      <w:proofErr w:type="spellStart"/>
       <w:r>
         <w:rPr>
           <w:rFonts w:ascii="Times New Roman" w:eastAsia="Times New Roman" w:hAnsi="Times New Roman" w:cs="Times New Roman"/>
@@ -18451,6 +21155,7 @@
         </w:rPr>
         <w:t>js</w:t>
       </w:r>
+      <w:proofErr w:type="spellEnd"/>
       <w:r>
         <w:rPr>
           <w:rFonts w:ascii="Times New Roman" w:eastAsia="Times New Roman" w:hAnsi="Times New Roman" w:cs="Times New Roman"/>
@@ -18740,8 +21445,9 @@
           <w:szCs w:val="28"/>
           <w:lang w:eastAsia="ru-RU"/>
         </w:rPr>
-        <w:t>сохраняются в локальном хранилище браузера (localStorage) под ключом</w:t>
-      </w:r>
+        <w:t>сохраняются в локальном хранилище браузера (</w:t>
+      </w:r>
+      <w:proofErr w:type="spellStart"/>
       <w:r>
         <w:rPr>
           <w:rFonts w:ascii="Times New Roman" w:eastAsia="Times New Roman" w:hAnsi="Times New Roman" w:cs="Times New Roman"/>
@@ -18750,8 +21456,30 @@
           <w:szCs w:val="28"/>
           <w:lang w:eastAsia="ru-RU"/>
         </w:rPr>
+        <w:t>localStorage</w:t>
+      </w:r>
+      <w:proofErr w:type="spellEnd"/>
+      <w:r>
+        <w:rPr>
+          <w:rFonts w:ascii="Times New Roman" w:eastAsia="Times New Roman" w:hAnsi="Times New Roman" w:cs="Times New Roman"/>
+          <w:color w:val="000000" w:themeColor="text1"/>
+          <w:sz w:val="28"/>
+          <w:szCs w:val="28"/>
+          <w:lang w:eastAsia="ru-RU"/>
+        </w:rPr>
+        <w:t>) под ключом</w:t>
+      </w:r>
+      <w:r>
+        <w:rPr>
+          <w:rFonts w:ascii="Times New Roman" w:eastAsia="Times New Roman" w:hAnsi="Times New Roman" w:cs="Times New Roman"/>
+          <w:color w:val="000000" w:themeColor="text1"/>
+          <w:sz w:val="28"/>
+          <w:szCs w:val="28"/>
+          <w:lang w:eastAsia="ru-RU"/>
+        </w:rPr>
         <w:t xml:space="preserve"> '</w:t>
       </w:r>
+      <w:proofErr w:type="spellStart"/>
       <w:r>
         <w:rPr>
           <w:rFonts w:ascii="Times New Roman" w:eastAsia="Times New Roman" w:hAnsi="Times New Roman" w:cs="Times New Roman"/>
@@ -18762,6 +21490,7 @@
         </w:rPr>
         <w:t>cafeFavourites</w:t>
       </w:r>
+      <w:proofErr w:type="spellEnd"/>
       <w:r>
         <w:rPr>
           <w:rFonts w:ascii="Times New Roman" w:eastAsia="Times New Roman" w:hAnsi="Times New Roman" w:cs="Times New Roman"/>
@@ -18791,8 +21520,20 @@
           <w:lang w:eastAsia="ru-RU"/>
         </w:rPr>
         <w:lastRenderedPageBreak/>
-        <w:t>данные отсутствуют, массив избранного инициализируется пустым. При добавлении или удалении позиции массив обновляется и сохраняется в localStorage</w:t>
-      </w:r>
+        <w:t xml:space="preserve">данные отсутствуют, массив избранного инициализируется пустым. При добавлении или удалении позиции массив обновляется и сохраняется в </w:t>
+      </w:r>
+      <w:proofErr w:type="spellStart"/>
+      <w:r>
+        <w:rPr>
+          <w:rFonts w:ascii="Times New Roman" w:eastAsia="Times New Roman" w:hAnsi="Times New Roman" w:cs="Times New Roman"/>
+          <w:color w:val="000000" w:themeColor="text1"/>
+          <w:sz w:val="28"/>
+          <w:szCs w:val="28"/>
+          <w:lang w:eastAsia="ru-RU"/>
+        </w:rPr>
+        <w:t>localStorage</w:t>
+      </w:r>
+      <w:proofErr w:type="spellEnd"/>
       <w:r>
         <w:rPr>
           <w:rFonts w:ascii="Times New Roman" w:eastAsia="Times New Roman" w:hAnsi="Times New Roman" w:cs="Times New Roman"/>
@@ -18938,7 +21679,29 @@
           <w:szCs w:val="28"/>
           <w:lang w:eastAsia="ru-RU"/>
         </w:rPr>
-        <w:t>В соответствии с особенностями проекта без серверной части, для сохранения данных пользователя между сессиями используется локальное хранилище браузера (localStorage)</w:t>
+        <w:t>В соответствии с особенностями проекта без серверной части, для сохранения данных пользователя между сессиями используется локальное хранилище браузера (</w:t>
+      </w:r>
+      <w:proofErr w:type="spellStart"/>
+      <w:r>
+        <w:rPr>
+          <w:rFonts w:ascii="Times New Roman" w:eastAsia="Times New Roman" w:hAnsi="Times New Roman" w:cs="Times New Roman"/>
+          <w:color w:val="0F1115"/>
+          <w:sz w:val="28"/>
+          <w:szCs w:val="28"/>
+          <w:lang w:eastAsia="ru-RU"/>
+        </w:rPr>
+        <w:t>localStorage</w:t>
+      </w:r>
+      <w:proofErr w:type="spellEnd"/>
+      <w:r>
+        <w:rPr>
+          <w:rFonts w:ascii="Times New Roman" w:eastAsia="Times New Roman" w:hAnsi="Times New Roman" w:cs="Times New Roman"/>
+          <w:color w:val="0F1115"/>
+          <w:sz w:val="28"/>
+          <w:szCs w:val="28"/>
+          <w:lang w:eastAsia="ru-RU"/>
+        </w:rPr>
+        <w:t>)</w:t>
       </w:r>
       <w:r>
         <w:rPr>
@@ -19018,7 +21781,51 @@
           <w:szCs w:val="28"/>
           <w:lang w:eastAsia="ru-RU"/>
         </w:rPr>
-        <w:t>'cafeFavorites'. Сохранение происходит при каждом изменении списка избранного (добавление или удаление позиции). Загрузка данных из localStorage выполняется при инициализации приложения (событие</w:t>
+        <w:t>'</w:t>
+      </w:r>
+      <w:proofErr w:type="spellStart"/>
+      <w:r>
+        <w:rPr>
+          <w:rFonts w:ascii="Times New Roman" w:eastAsia="Times New Roman" w:hAnsi="Times New Roman" w:cs="Times New Roman"/>
+          <w:color w:val="0F1115"/>
+          <w:sz w:val="28"/>
+          <w:szCs w:val="28"/>
+          <w:lang w:eastAsia="ru-RU"/>
+        </w:rPr>
+        <w:t>cafeFavorites</w:t>
+      </w:r>
+      <w:proofErr w:type="spellEnd"/>
+      <w:r>
+        <w:rPr>
+          <w:rFonts w:ascii="Times New Roman" w:eastAsia="Times New Roman" w:hAnsi="Times New Roman" w:cs="Times New Roman"/>
+          <w:color w:val="0F1115"/>
+          <w:sz w:val="28"/>
+          <w:szCs w:val="28"/>
+          <w:lang w:eastAsia="ru-RU"/>
+        </w:rPr>
+        <w:t xml:space="preserve">'. Сохранение происходит при каждом изменении списка избранного (добавление или удаление позиции). Загрузка данных из </w:t>
+      </w:r>
+      <w:proofErr w:type="spellStart"/>
+      <w:r>
+        <w:rPr>
+          <w:rFonts w:ascii="Times New Roman" w:eastAsia="Times New Roman" w:hAnsi="Times New Roman" w:cs="Times New Roman"/>
+          <w:color w:val="0F1115"/>
+          <w:sz w:val="28"/>
+          <w:szCs w:val="28"/>
+          <w:lang w:eastAsia="ru-RU"/>
+        </w:rPr>
+        <w:t>localStorage</w:t>
+      </w:r>
+      <w:proofErr w:type="spellEnd"/>
+      <w:r>
+        <w:rPr>
+          <w:rFonts w:ascii="Times New Roman" w:eastAsia="Times New Roman" w:hAnsi="Times New Roman" w:cs="Times New Roman"/>
+          <w:color w:val="0F1115"/>
+          <w:sz w:val="28"/>
+          <w:szCs w:val="28"/>
+          <w:lang w:eastAsia="ru-RU"/>
+        </w:rPr>
+        <w:t xml:space="preserve"> выполняется при инициализации приложения (событие</w:t>
       </w:r>
       <w:r>
         <w:rPr>
@@ -19030,15 +21837,27 @@
         </w:rPr>
         <w:t xml:space="preserve"> </w:t>
       </w:r>
-      <w:r>
-        <w:rPr>
-          <w:rFonts w:ascii="Times New Roman" w:eastAsia="Times New Roman" w:hAnsi="Times New Roman" w:cs="Times New Roman"/>
-          <w:color w:val="0F1115"/>
-          <w:sz w:val="28"/>
-          <w:szCs w:val="28"/>
-          <w:lang w:eastAsia="ru-RU"/>
-        </w:rPr>
-        <w:t>DOMContentLoaded).</w:t>
+      <w:proofErr w:type="spellStart"/>
+      <w:r>
+        <w:rPr>
+          <w:rFonts w:ascii="Times New Roman" w:eastAsia="Times New Roman" w:hAnsi="Times New Roman" w:cs="Times New Roman"/>
+          <w:color w:val="0F1115"/>
+          <w:sz w:val="28"/>
+          <w:szCs w:val="28"/>
+          <w:lang w:eastAsia="ru-RU"/>
+        </w:rPr>
+        <w:t>DOMContentLoaded</w:t>
+      </w:r>
+      <w:proofErr w:type="spellEnd"/>
+      <w:r>
+        <w:rPr>
+          <w:rFonts w:ascii="Times New Roman" w:eastAsia="Times New Roman" w:hAnsi="Times New Roman" w:cs="Times New Roman"/>
+          <w:color w:val="0F1115"/>
+          <w:sz w:val="28"/>
+          <w:szCs w:val="28"/>
+          <w:lang w:eastAsia="ru-RU"/>
+        </w:rPr>
+        <w:t>).</w:t>
       </w:r>
     </w:p>
     <w:p>
@@ -19063,7 +21882,29 @@
           <w:szCs w:val="28"/>
           <w:lang w:eastAsia="ru-RU"/>
         </w:rPr>
-        <w:t>При отсутствии данных в localStorage (первый визит пользователя) массив избранного инициализируется пустым, что исключает возникновение ошибок при обращении к несуществующим данным.</w:t>
+        <w:t xml:space="preserve">При отсутствии данных в </w:t>
+      </w:r>
+      <w:proofErr w:type="spellStart"/>
+      <w:r>
+        <w:rPr>
+          <w:rFonts w:ascii="Times New Roman" w:eastAsia="Times New Roman" w:hAnsi="Times New Roman" w:cs="Times New Roman"/>
+          <w:color w:val="0F1115"/>
+          <w:sz w:val="28"/>
+          <w:szCs w:val="28"/>
+          <w:lang w:eastAsia="ru-RU"/>
+        </w:rPr>
+        <w:t>localStorage</w:t>
+      </w:r>
+      <w:proofErr w:type="spellEnd"/>
+      <w:r>
+        <w:rPr>
+          <w:rFonts w:ascii="Times New Roman" w:eastAsia="Times New Roman" w:hAnsi="Times New Roman" w:cs="Times New Roman"/>
+          <w:color w:val="0F1115"/>
+          <w:sz w:val="28"/>
+          <w:szCs w:val="28"/>
+          <w:lang w:eastAsia="ru-RU"/>
+        </w:rPr>
+        <w:t xml:space="preserve"> (первый визит пользователя) массив избранного инициализируется пустым, что исключает возникновение ошибок при обращении к несуществующим данным.</w:t>
       </w:r>
     </w:p>
     <w:p>
@@ -19202,7 +22043,27 @@
           <w:lang w:eastAsia="ru-RU"/>
         </w:rPr>
         <w:lastRenderedPageBreak/>
-        <w:t>использования серверной части. Данные меню являются статическими и встроенными в код приложения в виде массива объектов. Список избранного сохраняется в локальном хранилище браузера (localStorage), что обеспечивает сохранность данных между сессиями пользователя. Форма бронирования столика реализована с клиентской валидацией, отправка данных на сервер не производится, в учебных целях имитируется вывод сообщения об успешной отправке. Разработанные проектные решения соответствуют требованиям технического задания и служат основой для практической реализации веб-интерфейса.</w:t>
+        <w:t>использования серверной части. Данные меню являются статическими и встроенными в код приложения в виде массива объектов. Список избранного сохраняется в локальном хранилище браузера (</w:t>
+      </w:r>
+      <w:proofErr w:type="spellStart"/>
+      <w:r>
+        <w:rPr>
+          <w:rFonts w:ascii="Times New Roman" w:eastAsia="Times New Roman" w:hAnsi="Times New Roman" w:cs="Times New Roman"/>
+          <w:sz w:val="28"/>
+          <w:szCs w:val="28"/>
+          <w:lang w:eastAsia="ru-RU"/>
+        </w:rPr>
+        <w:t>localStorage</w:t>
+      </w:r>
+      <w:proofErr w:type="spellEnd"/>
+      <w:r>
+        <w:rPr>
+          <w:rFonts w:ascii="Times New Roman" w:eastAsia="Times New Roman" w:hAnsi="Times New Roman" w:cs="Times New Roman"/>
+          <w:sz w:val="28"/>
+          <w:szCs w:val="28"/>
+          <w:lang w:eastAsia="ru-RU"/>
+        </w:rPr>
+        <w:t>), что обеспечивает сохранность данных между сессиями пользователя. Форма бронирования столика реализована с клиентской валидацией, отправка данных на сервер не производится, в учебных целях имитируется вывод сообщения об успешной отправке. Разработанные проектные решения соответствуют требованиям технического задания и служат основой для практической реализации веб-интерфейса.</w:t>
       </w:r>
     </w:p>
     <w:p>
@@ -19617,7 +22478,97 @@
           <w:sz w:val="28"/>
           <w:szCs w:val="28"/>
         </w:rPr>
-        <w:t>В качестве основного редактора кода использовалась интегрированная среда разработки Visual Studio Code (VS Code) версии 1.95. Выбор данного редактора обусловлен его лёгкостью, наличием встроенной поддержки Git, широкой экосистемой расширений и удобством работы с HTML, CSS и JavaScript. В процессе работы были установлены следующие расширения:</w:t>
+        <w:t xml:space="preserve">В качестве основного редактора кода использовалась интегрированная среда разработки </w:t>
+      </w:r>
+      <w:proofErr w:type="spellStart"/>
+      <w:r>
+        <w:rPr>
+          <w:color w:val="0F1115"/>
+          <w:sz w:val="28"/>
+          <w:szCs w:val="28"/>
+        </w:rPr>
+        <w:t>Visual</w:t>
+      </w:r>
+      <w:proofErr w:type="spellEnd"/>
+      <w:r>
+        <w:rPr>
+          <w:color w:val="0F1115"/>
+          <w:sz w:val="28"/>
+          <w:szCs w:val="28"/>
+        </w:rPr>
+        <w:t xml:space="preserve"> </w:t>
+      </w:r>
+      <w:proofErr w:type="spellStart"/>
+      <w:r>
+        <w:rPr>
+          <w:color w:val="0F1115"/>
+          <w:sz w:val="28"/>
+          <w:szCs w:val="28"/>
+        </w:rPr>
+        <w:t>Studio</w:t>
+      </w:r>
+      <w:proofErr w:type="spellEnd"/>
+      <w:r>
+        <w:rPr>
+          <w:color w:val="0F1115"/>
+          <w:sz w:val="28"/>
+          <w:szCs w:val="28"/>
+        </w:rPr>
+        <w:t xml:space="preserve"> </w:t>
+      </w:r>
+      <w:proofErr w:type="spellStart"/>
+      <w:r>
+        <w:rPr>
+          <w:color w:val="0F1115"/>
+          <w:sz w:val="28"/>
+          <w:szCs w:val="28"/>
+        </w:rPr>
+        <w:t>Code</w:t>
+      </w:r>
+      <w:proofErr w:type="spellEnd"/>
+      <w:r>
+        <w:rPr>
+          <w:color w:val="0F1115"/>
+          <w:sz w:val="28"/>
+          <w:szCs w:val="28"/>
+        </w:rPr>
+        <w:t xml:space="preserve"> (VS </w:t>
+      </w:r>
+      <w:proofErr w:type="spellStart"/>
+      <w:r>
+        <w:rPr>
+          <w:color w:val="0F1115"/>
+          <w:sz w:val="28"/>
+          <w:szCs w:val="28"/>
+        </w:rPr>
+        <w:t>Code</w:t>
+      </w:r>
+      <w:proofErr w:type="spellEnd"/>
+      <w:r>
+        <w:rPr>
+          <w:color w:val="0F1115"/>
+          <w:sz w:val="28"/>
+          <w:szCs w:val="28"/>
+        </w:rPr>
+        <w:t xml:space="preserve">) версии 1.95. Выбор данного редактора обусловлен его лёгкостью, наличием встроенной поддержки </w:t>
+      </w:r>
+      <w:proofErr w:type="spellStart"/>
+      <w:r>
+        <w:rPr>
+          <w:color w:val="0F1115"/>
+          <w:sz w:val="28"/>
+          <w:szCs w:val="28"/>
+        </w:rPr>
+        <w:t>Git</w:t>
+      </w:r>
+      <w:proofErr w:type="spellEnd"/>
+      <w:r>
+        <w:rPr>
+          <w:color w:val="0F1115"/>
+          <w:sz w:val="28"/>
+          <w:szCs w:val="28"/>
+        </w:rPr>
+        <w:t>, широкой экосистемой расширений и удобством работы с HTML, CSS и JavaScript. В процессе работы были установлены следующие расширения:</w:t>
       </w:r>
     </w:p>
     <w:p>
@@ -19636,6 +22587,7 @@
           <w:szCs w:val="28"/>
         </w:rPr>
       </w:pPr>
+      <w:proofErr w:type="spellStart"/>
       <w:r>
         <w:rPr>
           <w:rStyle w:val="a8"/>
@@ -19645,8 +22597,33 @@
           <w:sz w:val="28"/>
           <w:szCs w:val="28"/>
         </w:rPr>
-        <w:t>Live Server</w:t>
-      </w:r>
+        <w:t>Live</w:t>
+      </w:r>
+      <w:proofErr w:type="spellEnd"/>
+      <w:r>
+        <w:rPr>
+          <w:rStyle w:val="a8"/>
+          <w:b w:val="0"/>
+          <w:bCs w:val="0"/>
+          <w:color w:val="0F1115"/>
+          <w:sz w:val="28"/>
+          <w:szCs w:val="28"/>
+        </w:rPr>
+        <w:t xml:space="preserve"> </w:t>
+      </w:r>
+      <w:proofErr w:type="spellStart"/>
+      <w:r>
+        <w:rPr>
+          <w:rStyle w:val="a8"/>
+          <w:b w:val="0"/>
+          <w:bCs w:val="0"/>
+          <w:color w:val="0F1115"/>
+          <w:sz w:val="28"/>
+          <w:szCs w:val="28"/>
+        </w:rPr>
+        <w:t>Server</w:t>
+      </w:r>
+      <w:proofErr w:type="spellEnd"/>
       <w:r>
         <w:rPr>
           <w:color w:val="0F1115"/>
@@ -19680,6 +22657,7 @@
           <w:szCs w:val="28"/>
         </w:rPr>
       </w:pPr>
+      <w:proofErr w:type="spellStart"/>
       <w:r>
         <w:rPr>
           <w:rStyle w:val="a8"/>
@@ -19689,8 +22667,9 @@
           <w:sz w:val="28"/>
           <w:szCs w:val="28"/>
         </w:rPr>
-        <w:t xml:space="preserve">Prettier </w:t>
-      </w:r>
+        <w:t>Prettier</w:t>
+      </w:r>
+      <w:proofErr w:type="spellEnd"/>
       <w:r>
         <w:rPr>
           <w:rStyle w:val="a8"/>
@@ -19700,7 +22679,7 @@
           <w:sz w:val="28"/>
           <w:szCs w:val="28"/>
         </w:rPr>
-        <w:t>–</w:t>
+        <w:t xml:space="preserve"> </w:t>
       </w:r>
       <w:r>
         <w:rPr>
@@ -19711,8 +22690,56 @@
           <w:sz w:val="28"/>
           <w:szCs w:val="28"/>
         </w:rPr>
-        <w:t xml:space="preserve"> Code formatter</w:t>
-      </w:r>
+        <w:t>–</w:t>
+      </w:r>
+      <w:r>
+        <w:rPr>
+          <w:rStyle w:val="a8"/>
+          <w:b w:val="0"/>
+          <w:bCs w:val="0"/>
+          <w:color w:val="0F1115"/>
+          <w:sz w:val="28"/>
+          <w:szCs w:val="28"/>
+        </w:rPr>
+        <w:t xml:space="preserve"> </w:t>
+      </w:r>
+      <w:proofErr w:type="spellStart"/>
+      <w:r>
+        <w:rPr>
+          <w:rStyle w:val="a8"/>
+          <w:b w:val="0"/>
+          <w:bCs w:val="0"/>
+          <w:color w:val="0F1115"/>
+          <w:sz w:val="28"/>
+          <w:szCs w:val="28"/>
+        </w:rPr>
+        <w:t>Code</w:t>
+      </w:r>
+      <w:proofErr w:type="spellEnd"/>
+      <w:r>
+        <w:rPr>
+          <w:rStyle w:val="a8"/>
+          <w:b w:val="0"/>
+          <w:bCs w:val="0"/>
+          <w:color w:val="0F1115"/>
+          <w:sz w:val="28"/>
+          <w:szCs w:val="28"/>
+        </w:rPr>
+        <w:t xml:space="preserve"> </w:t>
+      </w:r>
+      <w:proofErr w:type="spellStart"/>
+      <w:r>
+        <w:rPr>
+          <w:rStyle w:val="a8"/>
+          <w:b w:val="0"/>
+          <w:bCs w:val="0"/>
+          <w:color w:val="0F1115"/>
+          <w:sz w:val="28"/>
+          <w:szCs w:val="28"/>
+        </w:rPr>
+        <w:t>formatter</w:t>
+      </w:r>
+      <w:proofErr w:type="spellEnd"/>
       <w:r>
         <w:rPr>
           <w:b/>
@@ -19756,6 +22783,7 @@
           <w:szCs w:val="28"/>
         </w:rPr>
       </w:pPr>
+      <w:proofErr w:type="spellStart"/>
       <w:r>
         <w:rPr>
           <w:rStyle w:val="a8"/>
@@ -19767,6 +22795,7 @@
         </w:rPr>
         <w:t>ESLint</w:t>
       </w:r>
+      <w:proofErr w:type="spellEnd"/>
       <w:r>
         <w:rPr>
           <w:color w:val="0F1115"/>
@@ -19809,8 +22838,21 @@
           <w:sz w:val="28"/>
           <w:szCs w:val="28"/>
         </w:rPr>
-        <w:t>HTML CSS Support</w:t>
-      </w:r>
+        <w:t xml:space="preserve">HTML CSS </w:t>
+      </w:r>
+      <w:proofErr w:type="spellStart"/>
+      <w:r>
+        <w:rPr>
+          <w:rStyle w:val="a8"/>
+          <w:b w:val="0"/>
+          <w:bCs w:val="0"/>
+          <w:color w:val="0F1115"/>
+          <w:sz w:val="28"/>
+          <w:szCs w:val="28"/>
+        </w:rPr>
+        <w:t>Support</w:t>
+      </w:r>
+      <w:proofErr w:type="spellEnd"/>
       <w:r>
         <w:rPr>
           <w:color w:val="0F1115"/>
@@ -19825,7 +22867,25 @@
           <w:sz w:val="28"/>
           <w:szCs w:val="28"/>
         </w:rPr>
-        <w:t>для автодополнения и подсветки синтаксиса.</w:t>
+        <w:t xml:space="preserve">для </w:t>
+      </w:r>
+      <w:proofErr w:type="spellStart"/>
+      <w:r>
+        <w:rPr>
+          <w:color w:val="0F1115"/>
+          <w:sz w:val="28"/>
+          <w:szCs w:val="28"/>
+        </w:rPr>
+        <w:t>автодополнения</w:t>
+      </w:r>
+      <w:proofErr w:type="spellEnd"/>
+      <w:r>
+        <w:rPr>
+          <w:color w:val="0F1115"/>
+          <w:sz w:val="28"/>
+          <w:szCs w:val="28"/>
+        </w:rPr>
+        <w:t xml:space="preserve"> и подсветки синтаксиса.</w:t>
       </w:r>
     </w:p>
     <w:p>
@@ -19847,7 +22907,43 @@
           <w:sz w:val="28"/>
           <w:szCs w:val="28"/>
         </w:rPr>
-        <w:t>Для управления версиями и отслеживания изменений в процессе разработки использовалась система контроля версий Git. Репозиторий был создан на платформе GitHub, что позволило сохранять промежуточные версии проекта и обеспечить доступ к коду с разных рабочих станций. В процессе разработки было выполнено 8 коммитов с сообщениями, отражающими основные этапы: инициализация структуры проекта, вёрстка базовых разделов, реализация фильтрации меню, добавление функциональности избранного, реализация валидации формы, тестирование и исправление ошибок.</w:t>
+        <w:t xml:space="preserve">Для управления версиями и отслеживания изменений в процессе разработки использовалась система контроля версий </w:t>
+      </w:r>
+      <w:proofErr w:type="spellStart"/>
+      <w:r>
+        <w:rPr>
+          <w:color w:val="0F1115"/>
+          <w:sz w:val="28"/>
+          <w:szCs w:val="28"/>
+        </w:rPr>
+        <w:t>Git</w:t>
+      </w:r>
+      <w:proofErr w:type="spellEnd"/>
+      <w:r>
+        <w:rPr>
+          <w:color w:val="0F1115"/>
+          <w:sz w:val="28"/>
+          <w:szCs w:val="28"/>
+        </w:rPr>
+        <w:t xml:space="preserve">. Репозиторий был создан на платформе </w:t>
+      </w:r>
+      <w:proofErr w:type="spellStart"/>
+      <w:r>
+        <w:rPr>
+          <w:color w:val="0F1115"/>
+          <w:sz w:val="28"/>
+          <w:szCs w:val="28"/>
+        </w:rPr>
+        <w:t>GitHub</w:t>
+      </w:r>
+      <w:proofErr w:type="spellEnd"/>
+      <w:r>
+        <w:rPr>
+          <w:color w:val="0F1115"/>
+          <w:sz w:val="28"/>
+          <w:szCs w:val="28"/>
+        </w:rPr>
+        <w:t>, что позволило сохранять промежуточные версии проекта и обеспечить доступ к коду с разных рабочих станций. В процессе разработки было выполнено 8 коммитов с сообщениями, отражающими основные этапы: инициализация структуры проекта, вёрстка базовых разделов, реализация фильтрации меню, добавление функциональности избранного, реализация валидации формы, тестирование и исправление ошибок.</w:t>
       </w:r>
     </w:p>
     <w:p>
@@ -19888,6 +22984,7 @@
           <w:szCs w:val="28"/>
         </w:rPr>
       </w:pPr>
+      <w:proofErr w:type="spellStart"/>
       <w:r>
         <w:rPr>
           <w:color w:val="0F1115"/>
@@ -19895,7 +22992,34 @@
           <w:szCs w:val="28"/>
         </w:rPr>
         <w:lastRenderedPageBreak/>
-        <w:t xml:space="preserve">Google Chrome (версия 120 и выше) </w:t>
+        <w:t>Google</w:t>
+      </w:r>
+      <w:proofErr w:type="spellEnd"/>
+      <w:r>
+        <w:rPr>
+          <w:color w:val="0F1115"/>
+          <w:sz w:val="28"/>
+          <w:szCs w:val="28"/>
+        </w:rPr>
+        <w:t xml:space="preserve"> </w:t>
+      </w:r>
+      <w:proofErr w:type="spellStart"/>
+      <w:r>
+        <w:rPr>
+          <w:color w:val="0F1115"/>
+          <w:sz w:val="28"/>
+          <w:szCs w:val="28"/>
+        </w:rPr>
+        <w:t>Chrome</w:t>
+      </w:r>
+      <w:proofErr w:type="spellEnd"/>
+      <w:r>
+        <w:rPr>
+          <w:color w:val="0F1115"/>
+          <w:sz w:val="28"/>
+          <w:szCs w:val="28"/>
+        </w:rPr>
+        <w:t xml:space="preserve"> (версия 120 и выше) </w:t>
       </w:r>
       <w:r>
         <w:rPr>
@@ -19911,7 +23035,25 @@
           <w:sz w:val="28"/>
           <w:szCs w:val="28"/>
         </w:rPr>
-        <w:t xml:space="preserve"> в качестве основного браузера для разработки с использованием инструментов разработчика (DevTools);</w:t>
+        <w:t xml:space="preserve"> в качестве основного браузера для разработки с использованием инструментов разработчика (</w:t>
+      </w:r>
+      <w:proofErr w:type="spellStart"/>
+      <w:r>
+        <w:rPr>
+          <w:color w:val="0F1115"/>
+          <w:sz w:val="28"/>
+          <w:szCs w:val="28"/>
+        </w:rPr>
+        <w:t>DevTools</w:t>
+      </w:r>
+      <w:proofErr w:type="spellEnd"/>
+      <w:r>
+        <w:rPr>
+          <w:color w:val="0F1115"/>
+          <w:sz w:val="28"/>
+          <w:szCs w:val="28"/>
+        </w:rPr>
+        <w:t>);</w:t>
       </w:r>
     </w:p>
     <w:p>
@@ -19930,13 +23072,41 @@
           <w:szCs w:val="28"/>
         </w:rPr>
       </w:pPr>
-      <w:r>
-        <w:rPr>
-          <w:color w:val="0F1115"/>
-          <w:sz w:val="28"/>
-          <w:szCs w:val="28"/>
-        </w:rPr>
-        <w:t xml:space="preserve">Mozilla Firefox (версия 115 и выше) </w:t>
+      <w:proofErr w:type="spellStart"/>
+      <w:r>
+        <w:rPr>
+          <w:color w:val="0F1115"/>
+          <w:sz w:val="28"/>
+          <w:szCs w:val="28"/>
+        </w:rPr>
+        <w:t>Mozilla</w:t>
+      </w:r>
+      <w:proofErr w:type="spellEnd"/>
+      <w:r>
+        <w:rPr>
+          <w:color w:val="0F1115"/>
+          <w:sz w:val="28"/>
+          <w:szCs w:val="28"/>
+        </w:rPr>
+        <w:t xml:space="preserve"> </w:t>
+      </w:r>
+      <w:proofErr w:type="spellStart"/>
+      <w:r>
+        <w:rPr>
+          <w:color w:val="0F1115"/>
+          <w:sz w:val="28"/>
+          <w:szCs w:val="28"/>
+        </w:rPr>
+        <w:t>Firefox</w:t>
+      </w:r>
+      <w:proofErr w:type="spellEnd"/>
+      <w:r>
+        <w:rPr>
+          <w:color w:val="0F1115"/>
+          <w:sz w:val="28"/>
+          <w:szCs w:val="28"/>
+        </w:rPr>
+        <w:t xml:space="preserve"> (версия 115 и выше) </w:t>
       </w:r>
       <w:r>
         <w:rPr>
@@ -19952,7 +23122,25 @@
           <w:sz w:val="28"/>
           <w:szCs w:val="28"/>
         </w:rPr>
-        <w:t xml:space="preserve"> для проверки кросс-браузерности, так как Firefox имеет собственный движок рендеринга;</w:t>
+        <w:t xml:space="preserve"> для проверки кросс-браузерности, так как </w:t>
+      </w:r>
+      <w:proofErr w:type="spellStart"/>
+      <w:r>
+        <w:rPr>
+          <w:color w:val="0F1115"/>
+          <w:sz w:val="28"/>
+          <w:szCs w:val="28"/>
+        </w:rPr>
+        <w:t>Firefox</w:t>
+      </w:r>
+      <w:proofErr w:type="spellEnd"/>
+      <w:r>
+        <w:rPr>
+          <w:color w:val="0F1115"/>
+          <w:sz w:val="28"/>
+          <w:szCs w:val="28"/>
+        </w:rPr>
+        <w:t xml:space="preserve"> имеет собственный движок рендеринга;</w:t>
       </w:r>
     </w:p>
     <w:p>
@@ -19971,13 +23159,41 @@
           <w:szCs w:val="28"/>
         </w:rPr>
       </w:pPr>
-      <w:r>
-        <w:rPr>
-          <w:color w:val="0F1115"/>
-          <w:sz w:val="28"/>
-          <w:szCs w:val="28"/>
-        </w:rPr>
-        <w:t xml:space="preserve">Microsoft Edge (версия 120 и выше) </w:t>
+      <w:proofErr w:type="spellStart"/>
+      <w:r>
+        <w:rPr>
+          <w:color w:val="0F1115"/>
+          <w:sz w:val="28"/>
+          <w:szCs w:val="28"/>
+        </w:rPr>
+        <w:t>Microsoft</w:t>
+      </w:r>
+      <w:proofErr w:type="spellEnd"/>
+      <w:r>
+        <w:rPr>
+          <w:color w:val="0F1115"/>
+          <w:sz w:val="28"/>
+          <w:szCs w:val="28"/>
+        </w:rPr>
+        <w:t xml:space="preserve"> </w:t>
+      </w:r>
+      <w:proofErr w:type="spellStart"/>
+      <w:r>
+        <w:rPr>
+          <w:color w:val="0F1115"/>
+          <w:sz w:val="28"/>
+          <w:szCs w:val="28"/>
+        </w:rPr>
+        <w:t>Edge</w:t>
+      </w:r>
+      <w:proofErr w:type="spellEnd"/>
+      <w:r>
+        <w:rPr>
+          <w:color w:val="0F1115"/>
+          <w:sz w:val="28"/>
+          <w:szCs w:val="28"/>
+        </w:rPr>
+        <w:t xml:space="preserve"> (версия 120 и выше) </w:t>
       </w:r>
       <w:r>
         <w:rPr>
@@ -19993,7 +23209,43 @@
           <w:sz w:val="28"/>
           <w:szCs w:val="28"/>
         </w:rPr>
-        <w:t xml:space="preserve"> для проверки совместимости с браузером на базе Chromium, используемым по умолчанию в операционной системе Windows.</w:t>
+        <w:t xml:space="preserve"> для проверки совместимости с браузером на базе </w:t>
+      </w:r>
+      <w:proofErr w:type="spellStart"/>
+      <w:r>
+        <w:rPr>
+          <w:color w:val="0F1115"/>
+          <w:sz w:val="28"/>
+          <w:szCs w:val="28"/>
+        </w:rPr>
+        <w:t>Chromium</w:t>
+      </w:r>
+      <w:proofErr w:type="spellEnd"/>
+      <w:r>
+        <w:rPr>
+          <w:color w:val="0F1115"/>
+          <w:sz w:val="28"/>
+          <w:szCs w:val="28"/>
+        </w:rPr>
+        <w:t xml:space="preserve">, используемым по умолчанию в операционной системе </w:t>
+      </w:r>
+      <w:proofErr w:type="spellStart"/>
+      <w:r>
+        <w:rPr>
+          <w:color w:val="0F1115"/>
+          <w:sz w:val="28"/>
+          <w:szCs w:val="28"/>
+        </w:rPr>
+        <w:t>Windows</w:t>
+      </w:r>
+      <w:proofErr w:type="spellEnd"/>
+      <w:r>
+        <w:rPr>
+          <w:color w:val="0F1115"/>
+          <w:sz w:val="28"/>
+          <w:szCs w:val="28"/>
+        </w:rPr>
+        <w:t>.</w:t>
       </w:r>
     </w:p>
     <w:p>
@@ -20062,7 +23314,51 @@
           <w:szCs w:val="28"/>
           <w:lang w:eastAsia="ru-RU"/>
         </w:rPr>
-        <w:t>Веб-сайт представляет собой статический набор файлов (HTML, CSS, JavaScript), размещённый на одной странице (одностраничный сайт, One Page) с использованием якорных ссылок для навигации.</w:t>
+        <w:t xml:space="preserve">Веб-сайт представляет собой статический набор файлов (HTML, CSS, JavaScript), размещённый на одной странице (одностраничный сайт, </w:t>
+      </w:r>
+      <w:proofErr w:type="spellStart"/>
+      <w:r>
+        <w:rPr>
+          <w:rFonts w:ascii="Times New Roman" w:eastAsia="Times New Roman" w:hAnsi="Times New Roman" w:cs="Times New Roman"/>
+          <w:color w:val="0F1115"/>
+          <w:sz w:val="28"/>
+          <w:szCs w:val="28"/>
+          <w:lang w:eastAsia="ru-RU"/>
+        </w:rPr>
+        <w:t>One</w:t>
+      </w:r>
+      <w:proofErr w:type="spellEnd"/>
+      <w:r>
+        <w:rPr>
+          <w:rFonts w:ascii="Times New Roman" w:eastAsia="Times New Roman" w:hAnsi="Times New Roman" w:cs="Times New Roman"/>
+          <w:color w:val="0F1115"/>
+          <w:sz w:val="28"/>
+          <w:szCs w:val="28"/>
+          <w:lang w:eastAsia="ru-RU"/>
+        </w:rPr>
+        <w:t xml:space="preserve"> </w:t>
+      </w:r>
+      <w:proofErr w:type="spellStart"/>
+      <w:r>
+        <w:rPr>
+          <w:rFonts w:ascii="Times New Roman" w:eastAsia="Times New Roman" w:hAnsi="Times New Roman" w:cs="Times New Roman"/>
+          <w:color w:val="0F1115"/>
+          <w:sz w:val="28"/>
+          <w:szCs w:val="28"/>
+          <w:lang w:eastAsia="ru-RU"/>
+        </w:rPr>
+        <w:t>Page</w:t>
+      </w:r>
+      <w:proofErr w:type="spellEnd"/>
+      <w:r>
+        <w:rPr>
+          <w:rFonts w:ascii="Times New Roman" w:eastAsia="Times New Roman" w:hAnsi="Times New Roman" w:cs="Times New Roman"/>
+          <w:color w:val="0F1115"/>
+          <w:sz w:val="28"/>
+          <w:szCs w:val="28"/>
+          <w:lang w:eastAsia="ru-RU"/>
+        </w:rPr>
+        <w:t>) с использованием якорных ссылок для навигации.</w:t>
       </w:r>
     </w:p>
     <w:p>
@@ -20512,15 +23808,49 @@
         </w:rPr>
         <w:t xml:space="preserve"> </w:t>
       </w:r>
-      <w:r>
-        <w:rPr>
-          <w:rFonts w:ascii="Times New Roman" w:eastAsia="Times New Roman" w:hAnsi="Times New Roman" w:cs="Times New Roman"/>
-          <w:color w:val="0F1115"/>
-          <w:sz w:val="28"/>
-          <w:szCs w:val="28"/>
-          <w:lang w:eastAsia="ru-RU"/>
-        </w:rPr>
-        <w:t>renderMenuItems, который принимает идентификатор контейнера, массив элементов меню и ссылку на менеджер избранного. Для каждого элемента создаётся HTML-элемент карточки с использованием метода</w:t>
+      <w:proofErr w:type="spellStart"/>
+      <w:r>
+        <w:rPr>
+          <w:rFonts w:ascii="Times New Roman" w:eastAsia="Times New Roman" w:hAnsi="Times New Roman" w:cs="Times New Roman"/>
+          <w:color w:val="0F1115"/>
+          <w:sz w:val="28"/>
+          <w:szCs w:val="28"/>
+          <w:lang w:eastAsia="ru-RU"/>
+        </w:rPr>
+        <w:t>renderMenuItems</w:t>
+      </w:r>
+      <w:proofErr w:type="spellEnd"/>
+      <w:r>
+        <w:rPr>
+          <w:rFonts w:ascii="Times New Roman" w:eastAsia="Times New Roman" w:hAnsi="Times New Roman" w:cs="Times New Roman"/>
+          <w:color w:val="0F1115"/>
+          <w:sz w:val="28"/>
+          <w:szCs w:val="28"/>
+          <w:lang w:eastAsia="ru-RU"/>
+        </w:rPr>
+        <w:t xml:space="preserve">, который принимает идентификатор контейнера, массив элементов меню и ссылку </w:t>
+      </w:r>
+      <w:proofErr w:type="gramStart"/>
+      <w:r>
+        <w:rPr>
+          <w:rFonts w:ascii="Times New Roman" w:eastAsia="Times New Roman" w:hAnsi="Times New Roman" w:cs="Times New Roman"/>
+          <w:color w:val="0F1115"/>
+          <w:sz w:val="28"/>
+          <w:szCs w:val="28"/>
+          <w:lang w:eastAsia="ru-RU"/>
+        </w:rPr>
+        <w:t>на менеджер</w:t>
+      </w:r>
+      <w:proofErr w:type="gramEnd"/>
+      <w:r>
+        <w:rPr>
+          <w:rFonts w:ascii="Times New Roman" w:eastAsia="Times New Roman" w:hAnsi="Times New Roman" w:cs="Times New Roman"/>
+          <w:color w:val="0F1115"/>
+          <w:sz w:val="28"/>
+          <w:szCs w:val="28"/>
+          <w:lang w:eastAsia="ru-RU"/>
+        </w:rPr>
+        <w:t xml:space="preserve"> избранного. Для каждого элемента создаётся HTML-элемент карточки с использованием метода</w:t>
       </w:r>
       <w:r>
         <w:rPr>
@@ -20532,6 +23862,7 @@
         </w:rPr>
         <w:t xml:space="preserve"> </w:t>
       </w:r>
+      <w:proofErr w:type="spellStart"/>
       <w:r>
         <w:rPr>
           <w:rFonts w:ascii="Times New Roman" w:eastAsia="Times New Roman" w:hAnsi="Times New Roman" w:cs="Times New Roman"/>
@@ -20542,6 +23873,7 @@
         </w:rPr>
         <w:t>createCard</w:t>
       </w:r>
+      <w:proofErr w:type="spellEnd"/>
       <w:r>
         <w:rPr>
           <w:rFonts w:ascii="Times New Roman" w:eastAsia="Times New Roman" w:hAnsi="Times New Roman" w:cs="Times New Roman"/>
@@ -20705,6 +24037,7 @@
         </w:rPr>
         <w:t xml:space="preserve">Фильтрация меню по категориям (файл </w:t>
       </w:r>
+      <w:proofErr w:type="spellStart"/>
       <w:r>
         <w:rPr>
           <w:rFonts w:ascii="Times New Roman" w:eastAsia="Times New Roman" w:hAnsi="Times New Roman" w:cs="Times New Roman"/>
@@ -20715,6 +24048,7 @@
         </w:rPr>
         <w:t>filterService</w:t>
       </w:r>
+      <w:proofErr w:type="spellEnd"/>
       <w:r>
         <w:rPr>
           <w:rFonts w:ascii="Times New Roman" w:eastAsia="Times New Roman" w:hAnsi="Times New Roman" w:cs="Times New Roman"/>
@@ -20725,6 +24059,7 @@
         </w:rPr>
         <w:t>.</w:t>
       </w:r>
+      <w:proofErr w:type="spellStart"/>
       <w:r>
         <w:rPr>
           <w:rFonts w:ascii="Times New Roman" w:eastAsia="Times New Roman" w:hAnsi="Times New Roman" w:cs="Times New Roman"/>
@@ -20735,6 +24070,7 @@
         </w:rPr>
         <w:t>js</w:t>
       </w:r>
+      <w:proofErr w:type="spellEnd"/>
       <w:r>
         <w:rPr>
           <w:rFonts w:ascii="Times New Roman" w:eastAsia="Times New Roman" w:hAnsi="Times New Roman" w:cs="Times New Roman"/>
@@ -20815,15 +24151,27 @@
         </w:rPr>
         <w:t xml:space="preserve"> </w:t>
       </w:r>
-      <w:r>
-        <w:rPr>
-          <w:rFonts w:ascii="Times New Roman" w:eastAsia="Times New Roman" w:hAnsi="Times New Roman" w:cs="Times New Roman"/>
-          <w:color w:val="0F1115"/>
-          <w:sz w:val="28"/>
-          <w:szCs w:val="28"/>
-          <w:lang w:eastAsia="ru-RU"/>
-        </w:rPr>
-        <w:t>filterByCategory, который использует встроенный метод</w:t>
+      <w:proofErr w:type="spellStart"/>
+      <w:r>
+        <w:rPr>
+          <w:rFonts w:ascii="Times New Roman" w:eastAsia="Times New Roman" w:hAnsi="Times New Roman" w:cs="Times New Roman"/>
+          <w:color w:val="0F1115"/>
+          <w:sz w:val="28"/>
+          <w:szCs w:val="28"/>
+          <w:lang w:eastAsia="ru-RU"/>
+        </w:rPr>
+        <w:t>filterByCategory</w:t>
+      </w:r>
+      <w:proofErr w:type="spellEnd"/>
+      <w:r>
+        <w:rPr>
+          <w:rFonts w:ascii="Times New Roman" w:eastAsia="Times New Roman" w:hAnsi="Times New Roman" w:cs="Times New Roman"/>
+          <w:color w:val="0F1115"/>
+          <w:sz w:val="28"/>
+          <w:szCs w:val="28"/>
+          <w:lang w:eastAsia="ru-RU"/>
+        </w:rPr>
+        <w:t>, который использует встроенный метод</w:t>
       </w:r>
       <w:r>
         <w:rPr>
@@ -20835,6 +24183,7 @@
         </w:rPr>
         <w:t xml:space="preserve"> </w:t>
       </w:r>
+      <w:proofErr w:type="spellStart"/>
       <w:r>
         <w:rPr>
           <w:rFonts w:ascii="Times New Roman" w:eastAsia="Times New Roman" w:hAnsi="Times New Roman" w:cs="Times New Roman"/>
@@ -20845,6 +24194,7 @@
         </w:rPr>
         <w:t>filter</w:t>
       </w:r>
+      <w:proofErr w:type="spellEnd"/>
       <w:r>
         <w:rPr>
           <w:rFonts w:ascii="Times New Roman" w:eastAsia="Times New Roman" w:hAnsi="Times New Roman" w:cs="Times New Roman"/>
@@ -21020,6 +24370,7 @@
         </w:rPr>
         <w:t xml:space="preserve"> </w:t>
       </w:r>
+      <w:proofErr w:type="spellStart"/>
       <w:r>
         <w:rPr>
           <w:rFonts w:ascii="Times New Roman" w:eastAsia="Times New Roman" w:hAnsi="Times New Roman" w:cs="Times New Roman"/>
@@ -21030,6 +24381,7 @@
         </w:rPr>
         <w:t>filterService</w:t>
       </w:r>
+      <w:proofErr w:type="spellEnd"/>
       <w:r>
         <w:rPr>
           <w:rFonts w:ascii="Times New Roman" w:eastAsia="Times New Roman" w:hAnsi="Times New Roman" w:cs="Times New Roman"/>
@@ -21040,6 +24392,7 @@
         </w:rPr>
         <w:t>.</w:t>
       </w:r>
+      <w:proofErr w:type="spellStart"/>
       <w:r>
         <w:rPr>
           <w:rFonts w:ascii="Times New Roman" w:eastAsia="Times New Roman" w:hAnsi="Times New Roman" w:cs="Times New Roman"/>
@@ -21050,6 +24403,7 @@
         </w:rPr>
         <w:t>js</w:t>
       </w:r>
+      <w:proofErr w:type="spellEnd"/>
       <w:r>
         <w:rPr>
           <w:rFonts w:ascii="Times New Roman" w:hAnsi="Times New Roman" w:cs="Times New Roman"/>
@@ -21096,7 +24450,29 @@
           <w:szCs w:val="28"/>
           <w:lang w:eastAsia="ru-RU"/>
         </w:rPr>
-        <w:t>Управление избранным и работа с localStorage (файл favoritesManager.js).</w:t>
+        <w:t xml:space="preserve">Управление избранным и работа с </w:t>
+      </w:r>
+      <w:proofErr w:type="spellStart"/>
+      <w:r>
+        <w:rPr>
+          <w:rFonts w:ascii="Times New Roman" w:eastAsia="Times New Roman" w:hAnsi="Times New Roman" w:cs="Times New Roman"/>
+          <w:color w:val="0F1115"/>
+          <w:sz w:val="28"/>
+          <w:szCs w:val="28"/>
+          <w:lang w:eastAsia="ru-RU"/>
+        </w:rPr>
+        <w:t>localStorage</w:t>
+      </w:r>
+      <w:proofErr w:type="spellEnd"/>
+      <w:r>
+        <w:rPr>
+          <w:rFonts w:ascii="Times New Roman" w:eastAsia="Times New Roman" w:hAnsi="Times New Roman" w:cs="Times New Roman"/>
+          <w:color w:val="0F1115"/>
+          <w:sz w:val="28"/>
+          <w:szCs w:val="28"/>
+          <w:lang w:eastAsia="ru-RU"/>
+        </w:rPr>
+        <w:t xml:space="preserve"> (файл favoritesManager.js).</w:t>
       </w:r>
       <w:r>
         <w:rPr>
@@ -21128,6 +24504,7 @@
         </w:rPr>
         <w:t xml:space="preserve"> </w:t>
       </w:r>
+      <w:proofErr w:type="spellStart"/>
       <w:r>
         <w:rPr>
           <w:rFonts w:ascii="Times New Roman" w:eastAsia="Times New Roman" w:hAnsi="Times New Roman" w:cs="Times New Roman"/>
@@ -21138,6 +24515,7 @@
         </w:rPr>
         <w:t>FavoritesManager</w:t>
       </w:r>
+      <w:proofErr w:type="spellEnd"/>
       <w:r>
         <w:rPr>
           <w:rFonts w:ascii="Times New Roman" w:eastAsia="Times New Roman" w:hAnsi="Times New Roman" w:cs="Times New Roman"/>
@@ -21168,15 +24546,27 @@
         </w:rPr>
         <w:t xml:space="preserve"> </w:t>
       </w:r>
-      <w:r>
-        <w:rPr>
-          <w:rFonts w:ascii="Times New Roman" w:eastAsia="Times New Roman" w:hAnsi="Times New Roman" w:cs="Times New Roman"/>
-          <w:color w:val="0F1115"/>
-          <w:sz w:val="28"/>
-          <w:szCs w:val="28"/>
-          <w:lang w:eastAsia="ru-RU"/>
-        </w:rPr>
-        <w:t xml:space="preserve">localStorage. Хранение только идентификаторов (а не полных </w:t>
+      <w:proofErr w:type="spellStart"/>
+      <w:r>
+        <w:rPr>
+          <w:rFonts w:ascii="Times New Roman" w:eastAsia="Times New Roman" w:hAnsi="Times New Roman" w:cs="Times New Roman"/>
+          <w:color w:val="0F1115"/>
+          <w:sz w:val="28"/>
+          <w:szCs w:val="28"/>
+          <w:lang w:eastAsia="ru-RU"/>
+        </w:rPr>
+        <w:t>localStorage</w:t>
+      </w:r>
+      <w:proofErr w:type="spellEnd"/>
+      <w:r>
+        <w:rPr>
+          <w:rFonts w:ascii="Times New Roman" w:eastAsia="Times New Roman" w:hAnsi="Times New Roman" w:cs="Times New Roman"/>
+          <w:color w:val="0F1115"/>
+          <w:sz w:val="28"/>
+          <w:szCs w:val="28"/>
+          <w:lang w:eastAsia="ru-RU"/>
+        </w:rPr>
+        <w:t xml:space="preserve">. Хранение только идентификаторов (а не полных </w:t>
       </w:r>
       <w:r>
         <w:rPr>
@@ -21398,6 +24788,7 @@
         </w:rPr>
         <w:t xml:space="preserve">Валидация формы бронирования (файл </w:t>
       </w:r>
+      <w:proofErr w:type="spellStart"/>
       <w:r>
         <w:rPr>
           <w:rFonts w:ascii="Times New Roman" w:eastAsia="Times New Roman" w:hAnsi="Times New Roman" w:cs="Times New Roman"/>
@@ -21408,6 +24799,7 @@
         </w:rPr>
         <w:t>formValidator</w:t>
       </w:r>
+      <w:proofErr w:type="spellEnd"/>
       <w:r>
         <w:rPr>
           <w:rFonts w:ascii="Times New Roman" w:eastAsia="Times New Roman" w:hAnsi="Times New Roman" w:cs="Times New Roman"/>
@@ -21418,6 +24810,7 @@
         </w:rPr>
         <w:t>.</w:t>
       </w:r>
+      <w:proofErr w:type="spellStart"/>
       <w:r>
         <w:rPr>
           <w:rFonts w:ascii="Times New Roman" w:eastAsia="Times New Roman" w:hAnsi="Times New Roman" w:cs="Times New Roman"/>
@@ -21428,6 +24821,7 @@
         </w:rPr>
         <w:t>js</w:t>
       </w:r>
+      <w:proofErr w:type="spellEnd"/>
       <w:r>
         <w:rPr>
           <w:rFonts w:ascii="Times New Roman" w:eastAsia="Times New Roman" w:hAnsi="Times New Roman" w:cs="Times New Roman"/>
@@ -21468,6 +24862,7 @@
         </w:rPr>
         <w:t xml:space="preserve"> </w:t>
       </w:r>
+      <w:proofErr w:type="spellStart"/>
       <w:r>
         <w:rPr>
           <w:rFonts w:ascii="Times New Roman" w:eastAsia="Times New Roman" w:hAnsi="Times New Roman" w:cs="Times New Roman"/>
@@ -21478,6 +24873,7 @@
         </w:rPr>
         <w:t>FormValidator</w:t>
       </w:r>
+      <w:proofErr w:type="spellEnd"/>
       <w:r>
         <w:rPr>
           <w:rFonts w:ascii="Times New Roman" w:eastAsia="Times New Roman" w:hAnsi="Times New Roman" w:cs="Times New Roman"/>
@@ -21496,7 +24892,29 @@
           <w:szCs w:val="28"/>
           <w:lang w:eastAsia="ru-RU"/>
         </w:rPr>
-        <w:t>обеспечивает клиентскую проверку введённых данных перед имитацией отправки. Валидация включает проверку заполнения всех обязательных полей и корректности email-адреса (наличие символов «@» и точки в доменной части). В случае обнаружения ошибок пользователю выводится соответствующее сообщение.</w:t>
+        <w:t xml:space="preserve">обеспечивает клиентскую проверку введённых данных перед имитацией отправки. Валидация включает проверку заполнения всех обязательных полей и корректности </w:t>
+      </w:r>
+      <w:proofErr w:type="spellStart"/>
+      <w:r>
+        <w:rPr>
+          <w:rFonts w:ascii="Times New Roman" w:eastAsia="Times New Roman" w:hAnsi="Times New Roman" w:cs="Times New Roman"/>
+          <w:color w:val="0F1115"/>
+          <w:sz w:val="28"/>
+          <w:szCs w:val="28"/>
+          <w:lang w:eastAsia="ru-RU"/>
+        </w:rPr>
+        <w:t>email</w:t>
+      </w:r>
+      <w:proofErr w:type="spellEnd"/>
+      <w:r>
+        <w:rPr>
+          <w:rFonts w:ascii="Times New Roman" w:eastAsia="Times New Roman" w:hAnsi="Times New Roman" w:cs="Times New Roman"/>
+          <w:color w:val="0F1115"/>
+          <w:sz w:val="28"/>
+          <w:szCs w:val="28"/>
+          <w:lang w:eastAsia="ru-RU"/>
+        </w:rPr>
+        <w:t>-адреса (наличие символов «@» и точки в доменной части). В случае обнаружения ошибок пользователю выводится соответствующее сообщение.</w:t>
       </w:r>
     </w:p>
     <w:p>
@@ -21647,6 +25065,7 @@
         </w:rPr>
         <w:t xml:space="preserve"> </w:t>
       </w:r>
+      <w:proofErr w:type="spellStart"/>
       <w:r>
         <w:rPr>
           <w:rFonts w:ascii="Times New Roman" w:eastAsia="Times New Roman" w:hAnsi="Times New Roman" w:cs="Times New Roman"/>
@@ -21657,6 +25076,7 @@
         </w:rPr>
         <w:t>formValidator</w:t>
       </w:r>
+      <w:proofErr w:type="spellEnd"/>
       <w:r>
         <w:rPr>
           <w:rFonts w:ascii="Times New Roman" w:eastAsia="Times New Roman" w:hAnsi="Times New Roman" w:cs="Times New Roman"/>
@@ -21667,6 +25087,7 @@
         </w:rPr>
         <w:t>.</w:t>
       </w:r>
+      <w:proofErr w:type="spellStart"/>
       <w:r>
         <w:rPr>
           <w:rFonts w:ascii="Times New Roman" w:eastAsia="Times New Roman" w:hAnsi="Times New Roman" w:cs="Times New Roman"/>
@@ -21677,6 +25098,7 @@
         </w:rPr>
         <w:t>js</w:t>
       </w:r>
+      <w:proofErr w:type="spellEnd"/>
       <w:r>
         <w:rPr>
           <w:rFonts w:ascii="Times New Roman" w:hAnsi="Times New Roman" w:cs="Times New Roman"/>
@@ -21744,6 +25166,7 @@
         </w:rPr>
         <w:t>.</w:t>
       </w:r>
+      <w:proofErr w:type="spellStart"/>
       <w:r>
         <w:rPr>
           <w:rFonts w:ascii="Times New Roman" w:eastAsia="Times New Roman" w:hAnsi="Times New Roman" w:cs="Times New Roman"/>
@@ -21754,6 +25177,7 @@
         </w:rPr>
         <w:t>js</w:t>
       </w:r>
+      <w:proofErr w:type="spellEnd"/>
       <w:r>
         <w:rPr>
           <w:rFonts w:ascii="Times New Roman" w:eastAsia="Times New Roman" w:hAnsi="Times New Roman" w:cs="Times New Roman"/>
@@ -21794,15 +25218,27 @@
         </w:rPr>
         <w:t xml:space="preserve"> </w:t>
       </w:r>
-      <w:r>
-        <w:rPr>
-          <w:rFonts w:ascii="Times New Roman" w:eastAsia="Times New Roman" w:hAnsi="Times New Roman" w:cs="Times New Roman"/>
-          <w:color w:val="0F1115"/>
-          <w:sz w:val="28"/>
-          <w:szCs w:val="28"/>
-          <w:lang w:eastAsia="ru-RU"/>
-        </w:rPr>
-        <w:t>DOMContentLoaded). Он создаёт экземпляры всех классов, загружает данные из</w:t>
+      <w:proofErr w:type="spellStart"/>
+      <w:r>
+        <w:rPr>
+          <w:rFonts w:ascii="Times New Roman" w:eastAsia="Times New Roman" w:hAnsi="Times New Roman" w:cs="Times New Roman"/>
+          <w:color w:val="0F1115"/>
+          <w:sz w:val="28"/>
+          <w:szCs w:val="28"/>
+          <w:lang w:eastAsia="ru-RU"/>
+        </w:rPr>
+        <w:t>DOMContentLoaded</w:t>
+      </w:r>
+      <w:proofErr w:type="spellEnd"/>
+      <w:r>
+        <w:rPr>
+          <w:rFonts w:ascii="Times New Roman" w:eastAsia="Times New Roman" w:hAnsi="Times New Roman" w:cs="Times New Roman"/>
+          <w:color w:val="0F1115"/>
+          <w:sz w:val="28"/>
+          <w:szCs w:val="28"/>
+          <w:lang w:eastAsia="ru-RU"/>
+        </w:rPr>
+        <w:t>). Он создаёт экземпляры всех классов, загружает данные из</w:t>
       </w:r>
       <w:r>
         <w:rPr>
@@ -21814,15 +25250,27 @@
         </w:rPr>
         <w:t xml:space="preserve"> </w:t>
       </w:r>
-      <w:r>
-        <w:rPr>
-          <w:rFonts w:ascii="Times New Roman" w:eastAsia="Times New Roman" w:hAnsi="Times New Roman" w:cs="Times New Roman"/>
-          <w:color w:val="0F1115"/>
-          <w:sz w:val="28"/>
-          <w:szCs w:val="28"/>
-          <w:lang w:eastAsia="ru-RU"/>
-        </w:rPr>
-        <w:t>localStorage, выполняет первоначальную отрисовку меню, назначает обработчики событий для кнопок фильтрации, формы бронирования и делегирует обработку кликов по кнопкам добавления в избранное.</w:t>
+      <w:proofErr w:type="spellStart"/>
+      <w:r>
+        <w:rPr>
+          <w:rFonts w:ascii="Times New Roman" w:eastAsia="Times New Roman" w:hAnsi="Times New Roman" w:cs="Times New Roman"/>
+          <w:color w:val="0F1115"/>
+          <w:sz w:val="28"/>
+          <w:szCs w:val="28"/>
+          <w:lang w:eastAsia="ru-RU"/>
+        </w:rPr>
+        <w:t>localStorage</w:t>
+      </w:r>
+      <w:proofErr w:type="spellEnd"/>
+      <w:r>
+        <w:rPr>
+          <w:rFonts w:ascii="Times New Roman" w:eastAsia="Times New Roman" w:hAnsi="Times New Roman" w:cs="Times New Roman"/>
+          <w:color w:val="0F1115"/>
+          <w:sz w:val="28"/>
+          <w:szCs w:val="28"/>
+          <w:lang w:eastAsia="ru-RU"/>
+        </w:rPr>
+        <w:t>, выполняет первоначальную отрисовку меню, назначает обработчики событий для кнопок фильтрации, формы бронирования и делегирует обработку кликов по кнопкам добавления в избранное.</w:t>
       </w:r>
     </w:p>
     <w:p>
@@ -21996,6 +25444,7 @@
         </w:rPr>
         <w:t>.</w:t>
       </w:r>
+      <w:proofErr w:type="spellStart"/>
       <w:r>
         <w:rPr>
           <w:rFonts w:ascii="Times New Roman" w:eastAsia="Times New Roman" w:hAnsi="Times New Roman" w:cs="Times New Roman"/>
@@ -22006,6 +25455,7 @@
         </w:rPr>
         <w:t>js</w:t>
       </w:r>
+      <w:proofErr w:type="spellEnd"/>
       <w:r>
         <w:rPr>
           <w:rFonts w:ascii="Times New Roman" w:hAnsi="Times New Roman" w:cs="Times New Roman"/>
@@ -22068,7 +25518,183 @@
           <w:szCs w:val="28"/>
           <w:lang w:eastAsia="ru-RU"/>
         </w:rPr>
-        <w:t>Проверка работоспособности веб-интерфейса осуществлялась в браузерах Google Chrome, Mozilla Firefox и Microsoft Edge. Как справедливо отмечает В.В. Янцев, «один из важнейших этапов тестирования сценариев — проверка их работоспособности в разных web-обозревателях. Написав сценарий и убедившись, что он корректно выполняется в вашем любимом браузере, не останавливайтесь на достигнутом» [</w:t>
+        <w:t xml:space="preserve">Проверка работоспособности веб-интерфейса осуществлялась в браузерах </w:t>
+      </w:r>
+      <w:proofErr w:type="spellStart"/>
+      <w:r>
+        <w:rPr>
+          <w:rFonts w:ascii="Times New Roman" w:eastAsia="Times New Roman" w:hAnsi="Times New Roman" w:cs="Times New Roman"/>
+          <w:color w:val="0F1115"/>
+          <w:sz w:val="28"/>
+          <w:szCs w:val="28"/>
+          <w:lang w:eastAsia="ru-RU"/>
+        </w:rPr>
+        <w:t>Google</w:t>
+      </w:r>
+      <w:proofErr w:type="spellEnd"/>
+      <w:r>
+        <w:rPr>
+          <w:rFonts w:ascii="Times New Roman" w:eastAsia="Times New Roman" w:hAnsi="Times New Roman" w:cs="Times New Roman"/>
+          <w:color w:val="0F1115"/>
+          <w:sz w:val="28"/>
+          <w:szCs w:val="28"/>
+          <w:lang w:eastAsia="ru-RU"/>
+        </w:rPr>
+        <w:t xml:space="preserve"> </w:t>
+      </w:r>
+      <w:proofErr w:type="spellStart"/>
+      <w:r>
+        <w:rPr>
+          <w:rFonts w:ascii="Times New Roman" w:eastAsia="Times New Roman" w:hAnsi="Times New Roman" w:cs="Times New Roman"/>
+          <w:color w:val="0F1115"/>
+          <w:sz w:val="28"/>
+          <w:szCs w:val="28"/>
+          <w:lang w:eastAsia="ru-RU"/>
+        </w:rPr>
+        <w:t>Chrome</w:t>
+      </w:r>
+      <w:proofErr w:type="spellEnd"/>
+      <w:r>
+        <w:rPr>
+          <w:rFonts w:ascii="Times New Roman" w:eastAsia="Times New Roman" w:hAnsi="Times New Roman" w:cs="Times New Roman"/>
+          <w:color w:val="0F1115"/>
+          <w:sz w:val="28"/>
+          <w:szCs w:val="28"/>
+          <w:lang w:eastAsia="ru-RU"/>
+        </w:rPr>
+        <w:t xml:space="preserve">, </w:t>
+      </w:r>
+      <w:proofErr w:type="spellStart"/>
+      <w:r>
+        <w:rPr>
+          <w:rFonts w:ascii="Times New Roman" w:eastAsia="Times New Roman" w:hAnsi="Times New Roman" w:cs="Times New Roman"/>
+          <w:color w:val="0F1115"/>
+          <w:sz w:val="28"/>
+          <w:szCs w:val="28"/>
+          <w:lang w:eastAsia="ru-RU"/>
+        </w:rPr>
+        <w:t>Mozilla</w:t>
+      </w:r>
+      <w:proofErr w:type="spellEnd"/>
+      <w:r>
+        <w:rPr>
+          <w:rFonts w:ascii="Times New Roman" w:eastAsia="Times New Roman" w:hAnsi="Times New Roman" w:cs="Times New Roman"/>
+          <w:color w:val="0F1115"/>
+          <w:sz w:val="28"/>
+          <w:szCs w:val="28"/>
+          <w:lang w:eastAsia="ru-RU"/>
+        </w:rPr>
+        <w:t xml:space="preserve"> </w:t>
+      </w:r>
+      <w:proofErr w:type="spellStart"/>
+      <w:r>
+        <w:rPr>
+          <w:rFonts w:ascii="Times New Roman" w:eastAsia="Times New Roman" w:hAnsi="Times New Roman" w:cs="Times New Roman"/>
+          <w:color w:val="0F1115"/>
+          <w:sz w:val="28"/>
+          <w:szCs w:val="28"/>
+          <w:lang w:eastAsia="ru-RU"/>
+        </w:rPr>
+        <w:t>Firefox</w:t>
+      </w:r>
+      <w:proofErr w:type="spellEnd"/>
+      <w:r>
+        <w:rPr>
+          <w:rFonts w:ascii="Times New Roman" w:eastAsia="Times New Roman" w:hAnsi="Times New Roman" w:cs="Times New Roman"/>
+          <w:color w:val="0F1115"/>
+          <w:sz w:val="28"/>
+          <w:szCs w:val="28"/>
+          <w:lang w:eastAsia="ru-RU"/>
+        </w:rPr>
+        <w:t xml:space="preserve"> и </w:t>
+      </w:r>
+      <w:proofErr w:type="spellStart"/>
+      <w:r>
+        <w:rPr>
+          <w:rFonts w:ascii="Times New Roman" w:eastAsia="Times New Roman" w:hAnsi="Times New Roman" w:cs="Times New Roman"/>
+          <w:color w:val="0F1115"/>
+          <w:sz w:val="28"/>
+          <w:szCs w:val="28"/>
+          <w:lang w:eastAsia="ru-RU"/>
+        </w:rPr>
+        <w:t>Microsoft</w:t>
+      </w:r>
+      <w:proofErr w:type="spellEnd"/>
+      <w:r>
+        <w:rPr>
+          <w:rFonts w:ascii="Times New Roman" w:eastAsia="Times New Roman" w:hAnsi="Times New Roman" w:cs="Times New Roman"/>
+          <w:color w:val="0F1115"/>
+          <w:sz w:val="28"/>
+          <w:szCs w:val="28"/>
+          <w:lang w:eastAsia="ru-RU"/>
+        </w:rPr>
+        <w:t xml:space="preserve"> </w:t>
+      </w:r>
+      <w:proofErr w:type="spellStart"/>
+      <w:r>
+        <w:rPr>
+          <w:rFonts w:ascii="Times New Roman" w:eastAsia="Times New Roman" w:hAnsi="Times New Roman" w:cs="Times New Roman"/>
+          <w:color w:val="0F1115"/>
+          <w:sz w:val="28"/>
+          <w:szCs w:val="28"/>
+          <w:lang w:eastAsia="ru-RU"/>
+        </w:rPr>
+        <w:t>Edge</w:t>
+      </w:r>
+      <w:proofErr w:type="spellEnd"/>
+      <w:r>
+        <w:rPr>
+          <w:rFonts w:ascii="Times New Roman" w:eastAsia="Times New Roman" w:hAnsi="Times New Roman" w:cs="Times New Roman"/>
+          <w:color w:val="0F1115"/>
+          <w:sz w:val="28"/>
+          <w:szCs w:val="28"/>
+          <w:lang w:eastAsia="ru-RU"/>
+        </w:rPr>
+        <w:t xml:space="preserve">. Как справедливо отмечает В.В. </w:t>
+      </w:r>
+      <w:proofErr w:type="spellStart"/>
+      <w:r>
+        <w:rPr>
+          <w:rFonts w:ascii="Times New Roman" w:eastAsia="Times New Roman" w:hAnsi="Times New Roman" w:cs="Times New Roman"/>
+          <w:color w:val="0F1115"/>
+          <w:sz w:val="28"/>
+          <w:szCs w:val="28"/>
+          <w:lang w:eastAsia="ru-RU"/>
+        </w:rPr>
+        <w:t>Янцев</w:t>
+      </w:r>
+      <w:proofErr w:type="spellEnd"/>
+      <w:r>
+        <w:rPr>
+          <w:rFonts w:ascii="Times New Roman" w:eastAsia="Times New Roman" w:hAnsi="Times New Roman" w:cs="Times New Roman"/>
+          <w:color w:val="0F1115"/>
+          <w:sz w:val="28"/>
+          <w:szCs w:val="28"/>
+          <w:lang w:eastAsia="ru-RU"/>
+        </w:rPr>
+        <w:t xml:space="preserve">, «один из важнейших этапов тестирования сценариев — проверка их работоспособности в разных </w:t>
+      </w:r>
+      <w:proofErr w:type="spellStart"/>
+      <w:r>
+        <w:rPr>
+          <w:rFonts w:ascii="Times New Roman" w:eastAsia="Times New Roman" w:hAnsi="Times New Roman" w:cs="Times New Roman"/>
+          <w:color w:val="0F1115"/>
+          <w:sz w:val="28"/>
+          <w:szCs w:val="28"/>
+          <w:lang w:eastAsia="ru-RU"/>
+        </w:rPr>
+        <w:t>web</w:t>
+      </w:r>
+      <w:proofErr w:type="spellEnd"/>
+      <w:r>
+        <w:rPr>
+          <w:rFonts w:ascii="Times New Roman" w:eastAsia="Times New Roman" w:hAnsi="Times New Roman" w:cs="Times New Roman"/>
+          <w:color w:val="0F1115"/>
+          <w:sz w:val="28"/>
+          <w:szCs w:val="28"/>
+          <w:lang w:eastAsia="ru-RU"/>
+        </w:rPr>
+        <w:t>-обозревателях. Написав сценарий и убедившись, что он корректно выполняется в вашем любимом браузере, не останавливайтесь на достигнутом» [</w:t>
       </w:r>
       <w:r>
         <w:rPr>
@@ -22653,7 +26279,43 @@
                 <w:sz w:val="28"/>
                 <w:szCs w:val="28"/>
               </w:rPr>
-              <w:t>Отображаются только позиции с category = «coffee»</w:t>
+              <w:t xml:space="preserve">Отображаются только позиции с </w:t>
+            </w:r>
+            <w:proofErr w:type="spellStart"/>
+            <w:r>
+              <w:rPr>
+                <w:rFonts w:ascii="Times New Roman" w:hAnsi="Times New Roman" w:cs="Times New Roman"/>
+                <w:sz w:val="28"/>
+                <w:szCs w:val="28"/>
+              </w:rPr>
+              <w:t>category</w:t>
+            </w:r>
+            <w:proofErr w:type="spellEnd"/>
+            <w:r>
+              <w:rPr>
+                <w:rFonts w:ascii="Times New Roman" w:hAnsi="Times New Roman" w:cs="Times New Roman"/>
+                <w:sz w:val="28"/>
+                <w:szCs w:val="28"/>
+              </w:rPr>
+              <w:t xml:space="preserve"> = «</w:t>
+            </w:r>
+            <w:proofErr w:type="spellStart"/>
+            <w:r>
+              <w:rPr>
+                <w:rFonts w:ascii="Times New Roman" w:hAnsi="Times New Roman" w:cs="Times New Roman"/>
+                <w:sz w:val="28"/>
+                <w:szCs w:val="28"/>
+              </w:rPr>
+              <w:t>coffee</w:t>
+            </w:r>
+            <w:proofErr w:type="spellEnd"/>
+            <w:r>
+              <w:rPr>
+                <w:rFonts w:ascii="Times New Roman" w:hAnsi="Times New Roman" w:cs="Times New Roman"/>
+                <w:sz w:val="28"/>
+                <w:szCs w:val="28"/>
+              </w:rPr>
+              <w:t>»</w:t>
             </w:r>
           </w:p>
         </w:tc>
@@ -22775,7 +26437,43 @@
                 <w:sz w:val="28"/>
                 <w:szCs w:val="28"/>
               </w:rPr>
-              <w:t>Отображаются только позиции с category = «dessert»</w:t>
+              <w:t xml:space="preserve">Отображаются только позиции с </w:t>
+            </w:r>
+            <w:proofErr w:type="spellStart"/>
+            <w:r>
+              <w:rPr>
+                <w:rFonts w:ascii="Times New Roman" w:hAnsi="Times New Roman" w:cs="Times New Roman"/>
+                <w:sz w:val="28"/>
+                <w:szCs w:val="28"/>
+              </w:rPr>
+              <w:t>category</w:t>
+            </w:r>
+            <w:proofErr w:type="spellEnd"/>
+            <w:r>
+              <w:rPr>
+                <w:rFonts w:ascii="Times New Roman" w:hAnsi="Times New Roman" w:cs="Times New Roman"/>
+                <w:sz w:val="28"/>
+                <w:szCs w:val="28"/>
+              </w:rPr>
+              <w:t xml:space="preserve"> = «</w:t>
+            </w:r>
+            <w:proofErr w:type="spellStart"/>
+            <w:r>
+              <w:rPr>
+                <w:rFonts w:ascii="Times New Roman" w:hAnsi="Times New Roman" w:cs="Times New Roman"/>
+                <w:sz w:val="28"/>
+                <w:szCs w:val="28"/>
+              </w:rPr>
+              <w:t>dessert</w:t>
+            </w:r>
+            <w:proofErr w:type="spellEnd"/>
+            <w:r>
+              <w:rPr>
+                <w:rFonts w:ascii="Times New Roman" w:hAnsi="Times New Roman" w:cs="Times New Roman"/>
+                <w:sz w:val="28"/>
+                <w:szCs w:val="28"/>
+              </w:rPr>
+              <w:t>»</w:t>
             </w:r>
           </w:p>
         </w:tc>
@@ -23908,7 +27606,31 @@
           <w:szCs w:val="28"/>
         </w:rPr>
         <w:lastRenderedPageBreak/>
-        <w:t>или ввели email без символа «@», появится сообщение с пояснением ошибки.</w:t>
+        <w:t xml:space="preserve">или ввели </w:t>
+      </w:r>
+      <w:proofErr w:type="spellStart"/>
+      <w:r>
+        <w:rPr>
+          <w:rStyle w:val="a8"/>
+          <w:b w:val="0"/>
+          <w:bCs w:val="0"/>
+          <w:color w:val="0F1115"/>
+          <w:sz w:val="28"/>
+          <w:szCs w:val="28"/>
+        </w:rPr>
+        <w:t>email</w:t>
+      </w:r>
+      <w:proofErr w:type="spellEnd"/>
+      <w:r>
+        <w:rPr>
+          <w:rStyle w:val="a8"/>
+          <w:b w:val="0"/>
+          <w:bCs w:val="0"/>
+          <w:color w:val="0F1115"/>
+          <w:sz w:val="28"/>
+          <w:szCs w:val="28"/>
+        </w:rPr>
+        <w:t xml:space="preserve"> без символа «@», появится сообщение с пояснением ошибки.</w:t>
       </w:r>
     </w:p>
     <w:p>
@@ -23977,7 +27699,95 @@
           <w:szCs w:val="28"/>
           <w:lang w:eastAsia="ru-RU"/>
         </w:rPr>
-        <w:t>По завершении разработки и тестирования исходный код проекта был размещён в системе контроля версий Git на платформе GitHub, а рабочая версия веб-интерфейса опубликована с использованием сервиса GitHub Pages.</w:t>
+        <w:t xml:space="preserve">По завершении разработки и тестирования исходный код проекта был размещён в системе контроля версий </w:t>
+      </w:r>
+      <w:proofErr w:type="spellStart"/>
+      <w:r>
+        <w:rPr>
+          <w:rFonts w:ascii="Times New Roman" w:eastAsia="Times New Roman" w:hAnsi="Times New Roman" w:cs="Times New Roman"/>
+          <w:color w:val="0F1115"/>
+          <w:sz w:val="28"/>
+          <w:szCs w:val="28"/>
+          <w:lang w:eastAsia="ru-RU"/>
+        </w:rPr>
+        <w:t>Git</w:t>
+      </w:r>
+      <w:proofErr w:type="spellEnd"/>
+      <w:r>
+        <w:rPr>
+          <w:rFonts w:ascii="Times New Roman" w:eastAsia="Times New Roman" w:hAnsi="Times New Roman" w:cs="Times New Roman"/>
+          <w:color w:val="0F1115"/>
+          <w:sz w:val="28"/>
+          <w:szCs w:val="28"/>
+          <w:lang w:eastAsia="ru-RU"/>
+        </w:rPr>
+        <w:t xml:space="preserve"> на платформе </w:t>
+      </w:r>
+      <w:proofErr w:type="spellStart"/>
+      <w:r>
+        <w:rPr>
+          <w:rFonts w:ascii="Times New Roman" w:eastAsia="Times New Roman" w:hAnsi="Times New Roman" w:cs="Times New Roman"/>
+          <w:color w:val="0F1115"/>
+          <w:sz w:val="28"/>
+          <w:szCs w:val="28"/>
+          <w:lang w:eastAsia="ru-RU"/>
+        </w:rPr>
+        <w:t>GitHub</w:t>
+      </w:r>
+      <w:proofErr w:type="spellEnd"/>
+      <w:r>
+        <w:rPr>
+          <w:rFonts w:ascii="Times New Roman" w:eastAsia="Times New Roman" w:hAnsi="Times New Roman" w:cs="Times New Roman"/>
+          <w:color w:val="0F1115"/>
+          <w:sz w:val="28"/>
+          <w:szCs w:val="28"/>
+          <w:lang w:eastAsia="ru-RU"/>
+        </w:rPr>
+        <w:t xml:space="preserve">, а рабочая версия веб-интерфейса опубликована с использованием сервиса </w:t>
+      </w:r>
+      <w:proofErr w:type="spellStart"/>
+      <w:r>
+        <w:rPr>
+          <w:rFonts w:ascii="Times New Roman" w:eastAsia="Times New Roman" w:hAnsi="Times New Roman" w:cs="Times New Roman"/>
+          <w:color w:val="0F1115"/>
+          <w:sz w:val="28"/>
+          <w:szCs w:val="28"/>
+          <w:lang w:eastAsia="ru-RU"/>
+        </w:rPr>
+        <w:t>GitHub</w:t>
+      </w:r>
+      <w:proofErr w:type="spellEnd"/>
+      <w:r>
+        <w:rPr>
+          <w:rFonts w:ascii="Times New Roman" w:eastAsia="Times New Roman" w:hAnsi="Times New Roman" w:cs="Times New Roman"/>
+          <w:color w:val="0F1115"/>
+          <w:sz w:val="28"/>
+          <w:szCs w:val="28"/>
+          <w:lang w:eastAsia="ru-RU"/>
+        </w:rPr>
+        <w:t xml:space="preserve"> </w:t>
+      </w:r>
+      <w:proofErr w:type="spellStart"/>
+      <w:r>
+        <w:rPr>
+          <w:rFonts w:ascii="Times New Roman" w:eastAsia="Times New Roman" w:hAnsi="Times New Roman" w:cs="Times New Roman"/>
+          <w:color w:val="0F1115"/>
+          <w:sz w:val="28"/>
+          <w:szCs w:val="28"/>
+          <w:lang w:eastAsia="ru-RU"/>
+        </w:rPr>
+        <w:t>Pages</w:t>
+      </w:r>
+      <w:proofErr w:type="spellEnd"/>
+      <w:r>
+        <w:rPr>
+          <w:rFonts w:ascii="Times New Roman" w:eastAsia="Times New Roman" w:hAnsi="Times New Roman" w:cs="Times New Roman"/>
+          <w:color w:val="0F1115"/>
+          <w:sz w:val="28"/>
+          <w:szCs w:val="28"/>
+          <w:lang w:eastAsia="ru-RU"/>
+        </w:rPr>
+        <w:t>.</w:t>
       </w:r>
     </w:p>
     <w:p>
@@ -24072,7 +27882,51 @@
           <w:szCs w:val="28"/>
           <w:lang w:eastAsia="ru-RU"/>
         </w:rPr>
-        <w:t>Работающая версия (GitHub Pages):</w:t>
+        <w:t>Работающая версия (</w:t>
+      </w:r>
+      <w:proofErr w:type="spellStart"/>
+      <w:r>
+        <w:rPr>
+          <w:rFonts w:ascii="Times New Roman" w:eastAsia="Times New Roman" w:hAnsi="Times New Roman" w:cs="Times New Roman"/>
+          <w:color w:val="0F1115"/>
+          <w:sz w:val="28"/>
+          <w:szCs w:val="28"/>
+          <w:lang w:eastAsia="ru-RU"/>
+        </w:rPr>
+        <w:t>GitHub</w:t>
+      </w:r>
+      <w:proofErr w:type="spellEnd"/>
+      <w:r>
+        <w:rPr>
+          <w:rFonts w:ascii="Times New Roman" w:eastAsia="Times New Roman" w:hAnsi="Times New Roman" w:cs="Times New Roman"/>
+          <w:color w:val="0F1115"/>
+          <w:sz w:val="28"/>
+          <w:szCs w:val="28"/>
+          <w:lang w:eastAsia="ru-RU"/>
+        </w:rPr>
+        <w:t xml:space="preserve"> </w:t>
+      </w:r>
+      <w:proofErr w:type="spellStart"/>
+      <w:r>
+        <w:rPr>
+          <w:rFonts w:ascii="Times New Roman" w:eastAsia="Times New Roman" w:hAnsi="Times New Roman" w:cs="Times New Roman"/>
+          <w:color w:val="0F1115"/>
+          <w:sz w:val="28"/>
+          <w:szCs w:val="28"/>
+          <w:lang w:eastAsia="ru-RU"/>
+        </w:rPr>
+        <w:t>Pages</w:t>
+      </w:r>
+      <w:proofErr w:type="spellEnd"/>
+      <w:r>
+        <w:rPr>
+          <w:rFonts w:ascii="Times New Roman" w:eastAsia="Times New Roman" w:hAnsi="Times New Roman" w:cs="Times New Roman"/>
+          <w:color w:val="0F1115"/>
+          <w:sz w:val="28"/>
+          <w:szCs w:val="28"/>
+          <w:lang w:eastAsia="ru-RU"/>
+        </w:rPr>
+        <w:t>):</w:t>
       </w:r>
     </w:p>
     <w:p>
@@ -24162,7 +28016,87 @@
           <w:szCs w:val="28"/>
           <w:lang w:eastAsia="ru-RU"/>
         </w:rPr>
-        <w:t>В рамках практической части курсового проекта выполнена полная реализация клиентского веб-приложения – веб-интерфейса для кафе. На этапе подготовки инструментов разработчика подготовлена среда разработки, включающая редактор Visual Studio Code, систему контроля версий Git и необходимые расширения. Разработана иерархическая структура проекта с разделением файлов по назначению. Реализованы ключевые функции: динамическое формирование карточек меню на основе массива данных, фильтрация меню по категориям</w:t>
+        <w:t xml:space="preserve">В рамках практической части курсового проекта выполнена полная реализация клиентского веб-приложения – веб-интерфейса для кафе. На этапе подготовки инструментов разработчика подготовлена среда разработки, включающая редактор </w:t>
+      </w:r>
+      <w:proofErr w:type="spellStart"/>
+      <w:r>
+        <w:rPr>
+          <w:rFonts w:ascii="Times New Roman" w:eastAsia="Times New Roman" w:hAnsi="Times New Roman" w:cs="Times New Roman"/>
+          <w:sz w:val="28"/>
+          <w:szCs w:val="28"/>
+          <w:lang w:eastAsia="ru-RU"/>
+        </w:rPr>
+        <w:t>Visual</w:t>
+      </w:r>
+      <w:proofErr w:type="spellEnd"/>
+      <w:r>
+        <w:rPr>
+          <w:rFonts w:ascii="Times New Roman" w:eastAsia="Times New Roman" w:hAnsi="Times New Roman" w:cs="Times New Roman"/>
+          <w:sz w:val="28"/>
+          <w:szCs w:val="28"/>
+          <w:lang w:eastAsia="ru-RU"/>
+        </w:rPr>
+        <w:t xml:space="preserve"> </w:t>
+      </w:r>
+      <w:proofErr w:type="spellStart"/>
+      <w:r>
+        <w:rPr>
+          <w:rFonts w:ascii="Times New Roman" w:eastAsia="Times New Roman" w:hAnsi="Times New Roman" w:cs="Times New Roman"/>
+          <w:sz w:val="28"/>
+          <w:szCs w:val="28"/>
+          <w:lang w:eastAsia="ru-RU"/>
+        </w:rPr>
+        <w:t>Studio</w:t>
+      </w:r>
+      <w:proofErr w:type="spellEnd"/>
+      <w:r>
+        <w:rPr>
+          <w:rFonts w:ascii="Times New Roman" w:eastAsia="Times New Roman" w:hAnsi="Times New Roman" w:cs="Times New Roman"/>
+          <w:sz w:val="28"/>
+          <w:szCs w:val="28"/>
+          <w:lang w:eastAsia="ru-RU"/>
+        </w:rPr>
+        <w:t xml:space="preserve"> </w:t>
+      </w:r>
+      <w:proofErr w:type="spellStart"/>
+      <w:r>
+        <w:rPr>
+          <w:rFonts w:ascii="Times New Roman" w:eastAsia="Times New Roman" w:hAnsi="Times New Roman" w:cs="Times New Roman"/>
+          <w:sz w:val="28"/>
+          <w:szCs w:val="28"/>
+          <w:lang w:eastAsia="ru-RU"/>
+        </w:rPr>
+        <w:t>Code</w:t>
+      </w:r>
+      <w:proofErr w:type="spellEnd"/>
+      <w:r>
+        <w:rPr>
+          <w:rFonts w:ascii="Times New Roman" w:eastAsia="Times New Roman" w:hAnsi="Times New Roman" w:cs="Times New Roman"/>
+          <w:sz w:val="28"/>
+          <w:szCs w:val="28"/>
+          <w:lang w:eastAsia="ru-RU"/>
+        </w:rPr>
+        <w:t xml:space="preserve">, систему контроля версий </w:t>
+      </w:r>
+      <w:proofErr w:type="spellStart"/>
+      <w:r>
+        <w:rPr>
+          <w:rFonts w:ascii="Times New Roman" w:eastAsia="Times New Roman" w:hAnsi="Times New Roman" w:cs="Times New Roman"/>
+          <w:sz w:val="28"/>
+          <w:szCs w:val="28"/>
+          <w:lang w:eastAsia="ru-RU"/>
+        </w:rPr>
+        <w:t>Git</w:t>
+      </w:r>
+      <w:proofErr w:type="spellEnd"/>
+      <w:r>
+        <w:rPr>
+          <w:rFonts w:ascii="Times New Roman" w:eastAsia="Times New Roman" w:hAnsi="Times New Roman" w:cs="Times New Roman"/>
+          <w:sz w:val="28"/>
+          <w:szCs w:val="28"/>
+          <w:lang w:eastAsia="ru-RU"/>
+        </w:rPr>
+        <w:t xml:space="preserve"> и необходимые расширения. Разработана иерархическая структура проекта с разделением файлов по назначению. Реализованы ключевые функции: динамическое формирование карточек меню на основе массива данных, фильтрация меню по категориям</w:t>
       </w:r>
       <w:r>
         <w:rPr>
@@ -24180,7 +28114,87 @@
           <w:szCs w:val="28"/>
           <w:lang w:eastAsia="ru-RU"/>
         </w:rPr>
-        <w:t xml:space="preserve"> добавление и удаление позиций в избранное с сохранением в localStorage, отображение раздела «Избранное» с сохранёнными позициями, валидация формы бронирования на стороне клиента. Проведённое тестирование подтвердило корректную работу всех модулей; все функциональные требования выполнены. Адаптивность и кросс-браузерность подтверждены. Проект размещён в открытом репозитории GitHub и развернут на платформе GitHub Pages, что обеспечивает доступ к исходному коду и рабочей версии. Полученные результаты полностью соответствуют техническому заданию и подтверждают возможность создания полноценного веб-интерфейса без серверной составляющей.</w:t>
+        <w:t xml:space="preserve"> добавление и удаление позиций в избранное с сохранением в </w:t>
+      </w:r>
+      <w:proofErr w:type="spellStart"/>
+      <w:r>
+        <w:rPr>
+          <w:rFonts w:ascii="Times New Roman" w:eastAsia="Times New Roman" w:hAnsi="Times New Roman" w:cs="Times New Roman"/>
+          <w:sz w:val="28"/>
+          <w:szCs w:val="28"/>
+          <w:lang w:eastAsia="ru-RU"/>
+        </w:rPr>
+        <w:t>localStorage</w:t>
+      </w:r>
+      <w:proofErr w:type="spellEnd"/>
+      <w:r>
+        <w:rPr>
+          <w:rFonts w:ascii="Times New Roman" w:eastAsia="Times New Roman" w:hAnsi="Times New Roman" w:cs="Times New Roman"/>
+          <w:sz w:val="28"/>
+          <w:szCs w:val="28"/>
+          <w:lang w:eastAsia="ru-RU"/>
+        </w:rPr>
+        <w:t xml:space="preserve">, отображение раздела «Избранное» с сохранёнными позициями, валидация формы бронирования на стороне клиента. Проведённое тестирование подтвердило корректную работу всех модулей; все функциональные требования выполнены. Адаптивность и кросс-браузерность подтверждены. Проект размещён в открытом репозитории </w:t>
+      </w:r>
+      <w:proofErr w:type="spellStart"/>
+      <w:r>
+        <w:rPr>
+          <w:rFonts w:ascii="Times New Roman" w:eastAsia="Times New Roman" w:hAnsi="Times New Roman" w:cs="Times New Roman"/>
+          <w:sz w:val="28"/>
+          <w:szCs w:val="28"/>
+          <w:lang w:eastAsia="ru-RU"/>
+        </w:rPr>
+        <w:t>GitHub</w:t>
+      </w:r>
+      <w:proofErr w:type="spellEnd"/>
+      <w:r>
+        <w:rPr>
+          <w:rFonts w:ascii="Times New Roman" w:eastAsia="Times New Roman" w:hAnsi="Times New Roman" w:cs="Times New Roman"/>
+          <w:sz w:val="28"/>
+          <w:szCs w:val="28"/>
+          <w:lang w:eastAsia="ru-RU"/>
+        </w:rPr>
+        <w:t xml:space="preserve"> и развернут на платформе </w:t>
+      </w:r>
+      <w:proofErr w:type="spellStart"/>
+      <w:r>
+        <w:rPr>
+          <w:rFonts w:ascii="Times New Roman" w:eastAsia="Times New Roman" w:hAnsi="Times New Roman" w:cs="Times New Roman"/>
+          <w:sz w:val="28"/>
+          <w:szCs w:val="28"/>
+          <w:lang w:eastAsia="ru-RU"/>
+        </w:rPr>
+        <w:t>GitHub</w:t>
+      </w:r>
+      <w:proofErr w:type="spellEnd"/>
+      <w:r>
+        <w:rPr>
+          <w:rFonts w:ascii="Times New Roman" w:eastAsia="Times New Roman" w:hAnsi="Times New Roman" w:cs="Times New Roman"/>
+          <w:sz w:val="28"/>
+          <w:szCs w:val="28"/>
+          <w:lang w:eastAsia="ru-RU"/>
+        </w:rPr>
+        <w:t xml:space="preserve"> </w:t>
+      </w:r>
+      <w:proofErr w:type="spellStart"/>
+      <w:r>
+        <w:rPr>
+          <w:rFonts w:ascii="Times New Roman" w:eastAsia="Times New Roman" w:hAnsi="Times New Roman" w:cs="Times New Roman"/>
+          <w:sz w:val="28"/>
+          <w:szCs w:val="28"/>
+          <w:lang w:eastAsia="ru-RU"/>
+        </w:rPr>
+        <w:t>Pages</w:t>
+      </w:r>
+      <w:proofErr w:type="spellEnd"/>
+      <w:r>
+        <w:rPr>
+          <w:rFonts w:ascii="Times New Roman" w:eastAsia="Times New Roman" w:hAnsi="Times New Roman" w:cs="Times New Roman"/>
+          <w:sz w:val="28"/>
+          <w:szCs w:val="28"/>
+          <w:lang w:eastAsia="ru-RU"/>
+        </w:rPr>
+        <w:t>, что обеспечивает доступ к исходному коду и рабочей версии. Полученные результаты полностью соответствуют техническому заданию и подтверждают возможность создания полноценного веб-интерфейса без серверной составляющей.</w:t>
       </w:r>
     </w:p>
     <w:p>
@@ -24403,7 +28417,169 @@
           <w:sz w:val="28"/>
           <w:szCs w:val="28"/>
         </w:rPr>
-        <w:t>проектирована архитектура приложения: разработаны диаграмма вариантов использования (Use Case Diagram), карта сайта (Sitemap), диаграммы деятельности (Activity Diagram) для трёх ключевых сценариев, диаграмма классов (Class Diagram), а также описана работа с локальным хранилищем (localStorage);</w:t>
+        <w:t>проектирована архитектура приложения: разработаны диаграмма вариантов использования (</w:t>
+      </w:r>
+      <w:proofErr w:type="spellStart"/>
+      <w:r>
+        <w:rPr>
+          <w:color w:val="0F1115"/>
+          <w:sz w:val="28"/>
+          <w:szCs w:val="28"/>
+        </w:rPr>
+        <w:t>Use</w:t>
+      </w:r>
+      <w:proofErr w:type="spellEnd"/>
+      <w:r>
+        <w:rPr>
+          <w:color w:val="0F1115"/>
+          <w:sz w:val="28"/>
+          <w:szCs w:val="28"/>
+        </w:rPr>
+        <w:t xml:space="preserve"> </w:t>
+      </w:r>
+      <w:proofErr w:type="spellStart"/>
+      <w:r>
+        <w:rPr>
+          <w:color w:val="0F1115"/>
+          <w:sz w:val="28"/>
+          <w:szCs w:val="28"/>
+        </w:rPr>
+        <w:t>Case</w:t>
+      </w:r>
+      <w:proofErr w:type="spellEnd"/>
+      <w:r>
+        <w:rPr>
+          <w:color w:val="0F1115"/>
+          <w:sz w:val="28"/>
+          <w:szCs w:val="28"/>
+        </w:rPr>
+        <w:t xml:space="preserve"> </w:t>
+      </w:r>
+      <w:proofErr w:type="spellStart"/>
+      <w:r>
+        <w:rPr>
+          <w:color w:val="0F1115"/>
+          <w:sz w:val="28"/>
+          <w:szCs w:val="28"/>
+        </w:rPr>
+        <w:t>Diagram</w:t>
+      </w:r>
+      <w:proofErr w:type="spellEnd"/>
+      <w:r>
+        <w:rPr>
+          <w:color w:val="0F1115"/>
+          <w:sz w:val="28"/>
+          <w:szCs w:val="28"/>
+        </w:rPr>
+        <w:t>), карта сайта (</w:t>
+      </w:r>
+      <w:proofErr w:type="spellStart"/>
+      <w:r>
+        <w:rPr>
+          <w:color w:val="0F1115"/>
+          <w:sz w:val="28"/>
+          <w:szCs w:val="28"/>
+        </w:rPr>
+        <w:t>Sitemap</w:t>
+      </w:r>
+      <w:proofErr w:type="spellEnd"/>
+      <w:r>
+        <w:rPr>
+          <w:color w:val="0F1115"/>
+          <w:sz w:val="28"/>
+          <w:szCs w:val="28"/>
+        </w:rPr>
+        <w:t>), диаграммы деятельности (</w:t>
+      </w:r>
+      <w:proofErr w:type="spellStart"/>
+      <w:r>
+        <w:rPr>
+          <w:color w:val="0F1115"/>
+          <w:sz w:val="28"/>
+          <w:szCs w:val="28"/>
+        </w:rPr>
+        <w:t>Activity</w:t>
+      </w:r>
+      <w:proofErr w:type="spellEnd"/>
+      <w:r>
+        <w:rPr>
+          <w:color w:val="0F1115"/>
+          <w:sz w:val="28"/>
+          <w:szCs w:val="28"/>
+        </w:rPr>
+        <w:t xml:space="preserve"> </w:t>
+      </w:r>
+      <w:proofErr w:type="spellStart"/>
+      <w:r>
+        <w:rPr>
+          <w:color w:val="0F1115"/>
+          <w:sz w:val="28"/>
+          <w:szCs w:val="28"/>
+        </w:rPr>
+        <w:t>Diagram</w:t>
+      </w:r>
+      <w:proofErr w:type="spellEnd"/>
+      <w:r>
+        <w:rPr>
+          <w:color w:val="0F1115"/>
+          <w:sz w:val="28"/>
+          <w:szCs w:val="28"/>
+        </w:rPr>
+        <w:t>) для трёх ключевых сценариев, диаграмма классов (</w:t>
+      </w:r>
+      <w:proofErr w:type="spellStart"/>
+      <w:r>
+        <w:rPr>
+          <w:color w:val="0F1115"/>
+          <w:sz w:val="28"/>
+          <w:szCs w:val="28"/>
+        </w:rPr>
+        <w:t>Class</w:t>
+      </w:r>
+      <w:proofErr w:type="spellEnd"/>
+      <w:r>
+        <w:rPr>
+          <w:color w:val="0F1115"/>
+          <w:sz w:val="28"/>
+          <w:szCs w:val="28"/>
+        </w:rPr>
+        <w:t xml:space="preserve"> </w:t>
+      </w:r>
+      <w:proofErr w:type="spellStart"/>
+      <w:r>
+        <w:rPr>
+          <w:color w:val="0F1115"/>
+          <w:sz w:val="28"/>
+          <w:szCs w:val="28"/>
+        </w:rPr>
+        <w:t>Diagram</w:t>
+      </w:r>
+      <w:proofErr w:type="spellEnd"/>
+      <w:r>
+        <w:rPr>
+          <w:color w:val="0F1115"/>
+          <w:sz w:val="28"/>
+          <w:szCs w:val="28"/>
+        </w:rPr>
+        <w:t>), а также описана работа с локальным хранилищем (</w:t>
+      </w:r>
+      <w:proofErr w:type="spellStart"/>
+      <w:r>
+        <w:rPr>
+          <w:color w:val="0F1115"/>
+          <w:sz w:val="28"/>
+          <w:szCs w:val="28"/>
+        </w:rPr>
+        <w:t>localStorage</w:t>
+      </w:r>
+      <w:proofErr w:type="spellEnd"/>
+      <w:r>
+        <w:rPr>
+          <w:color w:val="0F1115"/>
+          <w:sz w:val="28"/>
+          <w:szCs w:val="28"/>
+        </w:rPr>
+        <w:t>);</w:t>
       </w:r>
     </w:p>
     <w:p>
@@ -24436,7 +28612,61 @@
           <w:sz w:val="28"/>
           <w:szCs w:val="28"/>
         </w:rPr>
-        <w:t xml:space="preserve">ыполнена вёрстка страниц с использованием HTML5 и CSS3. Обеспечена семантическая структура документа, применены современные подходы к построению сеток (Flexbox, Grid Layout) и медиа-запросы для реализации </w:t>
+        <w:t>ыполнена вёрстка страниц с использованием HTML5 и CSS3. Обеспечена семантическая структура документа, применены современные подходы к построению сеток (</w:t>
+      </w:r>
+      <w:proofErr w:type="spellStart"/>
+      <w:r>
+        <w:rPr>
+          <w:color w:val="0F1115"/>
+          <w:sz w:val="28"/>
+          <w:szCs w:val="28"/>
+        </w:rPr>
+        <w:t>Flexbox</w:t>
+      </w:r>
+      <w:proofErr w:type="spellEnd"/>
+      <w:r>
+        <w:rPr>
+          <w:color w:val="0F1115"/>
+          <w:sz w:val="28"/>
+          <w:szCs w:val="28"/>
+        </w:rPr>
+        <w:t xml:space="preserve">, </w:t>
+      </w:r>
+      <w:proofErr w:type="spellStart"/>
+      <w:r>
+        <w:rPr>
+          <w:color w:val="0F1115"/>
+          <w:sz w:val="28"/>
+          <w:szCs w:val="28"/>
+        </w:rPr>
+        <w:t>Grid</w:t>
+      </w:r>
+      <w:proofErr w:type="spellEnd"/>
+      <w:r>
+        <w:rPr>
+          <w:color w:val="0F1115"/>
+          <w:sz w:val="28"/>
+          <w:szCs w:val="28"/>
+        </w:rPr>
+        <w:t xml:space="preserve"> </w:t>
+      </w:r>
+      <w:proofErr w:type="spellStart"/>
+      <w:r>
+        <w:rPr>
+          <w:color w:val="0F1115"/>
+          <w:sz w:val="28"/>
+          <w:szCs w:val="28"/>
+        </w:rPr>
+        <w:t>Layout</w:t>
+      </w:r>
+      <w:proofErr w:type="spellEnd"/>
+      <w:r>
+        <w:rPr>
+          <w:color w:val="0F1115"/>
+          <w:sz w:val="28"/>
+          <w:szCs w:val="28"/>
+        </w:rPr>
+        <w:t xml:space="preserve">) и медиа-запросы для реализации </w:t>
       </w:r>
       <w:r>
         <w:rPr>
@@ -24478,7 +28708,43 @@
           <w:sz w:val="28"/>
           <w:szCs w:val="28"/>
         </w:rPr>
-        <w:t>еализована интерактивность на языке JavaScript: динамическое формирование карточек меню на основе массива данных, фильтрация блюд по категориям («Всё», «Кофе», «Десерты», «Закуски»), добавление и удаление позиций в избранное с сохранением состояния в localStorage, валидация формы бронирования на стороне клиента с проверкой заполнения полей и корректности email-адреса;</w:t>
+        <w:t xml:space="preserve">еализована интерактивность на языке JavaScript: динамическое формирование карточек меню на основе массива данных, фильтрация блюд по категориям («Всё», «Кофе», «Десерты», «Закуски»), добавление и удаление позиций в избранное с сохранением состояния в </w:t>
+      </w:r>
+      <w:proofErr w:type="spellStart"/>
+      <w:r>
+        <w:rPr>
+          <w:color w:val="0F1115"/>
+          <w:sz w:val="28"/>
+          <w:szCs w:val="28"/>
+        </w:rPr>
+        <w:t>localStorage</w:t>
+      </w:r>
+      <w:proofErr w:type="spellEnd"/>
+      <w:r>
+        <w:rPr>
+          <w:color w:val="0F1115"/>
+          <w:sz w:val="28"/>
+          <w:szCs w:val="28"/>
+        </w:rPr>
+        <w:t xml:space="preserve">, валидация формы бронирования на стороне клиента с проверкой заполнения полей и корректности </w:t>
+      </w:r>
+      <w:proofErr w:type="spellStart"/>
+      <w:r>
+        <w:rPr>
+          <w:color w:val="0F1115"/>
+          <w:sz w:val="28"/>
+          <w:szCs w:val="28"/>
+        </w:rPr>
+        <w:t>email</w:t>
+      </w:r>
+      <w:proofErr w:type="spellEnd"/>
+      <w:r>
+        <w:rPr>
+          <w:color w:val="0F1115"/>
+          <w:sz w:val="28"/>
+          <w:szCs w:val="28"/>
+        </w:rPr>
+        <w:t>-адреса;</w:t>
       </w:r>
     </w:p>
     <w:p>
@@ -24511,7 +28777,115 @@
           <w:sz w:val="28"/>
           <w:szCs w:val="28"/>
         </w:rPr>
-        <w:t>роведено функциональное тестирование разработанного интерфейса, включающее проверку работы фильтрации, функционала избранного, валидации формы, а также адаптивности и кросс-браузерности. Тестирование осуществлялось в браузерах Google Chrome, Mozilla Firefox и Microsoft Edge;</w:t>
+        <w:t xml:space="preserve">роведено функциональное тестирование разработанного интерфейса, включающее проверку работы фильтрации, функционала избранного, валидации формы, а также адаптивности и кросс-браузерности. Тестирование осуществлялось в браузерах </w:t>
+      </w:r>
+      <w:proofErr w:type="spellStart"/>
+      <w:r>
+        <w:rPr>
+          <w:color w:val="0F1115"/>
+          <w:sz w:val="28"/>
+          <w:szCs w:val="28"/>
+        </w:rPr>
+        <w:t>Google</w:t>
+      </w:r>
+      <w:proofErr w:type="spellEnd"/>
+      <w:r>
+        <w:rPr>
+          <w:color w:val="0F1115"/>
+          <w:sz w:val="28"/>
+          <w:szCs w:val="28"/>
+        </w:rPr>
+        <w:t xml:space="preserve"> </w:t>
+      </w:r>
+      <w:proofErr w:type="spellStart"/>
+      <w:r>
+        <w:rPr>
+          <w:color w:val="0F1115"/>
+          <w:sz w:val="28"/>
+          <w:szCs w:val="28"/>
+        </w:rPr>
+        <w:t>Chrome</w:t>
+      </w:r>
+      <w:proofErr w:type="spellEnd"/>
+      <w:r>
+        <w:rPr>
+          <w:color w:val="0F1115"/>
+          <w:sz w:val="28"/>
+          <w:szCs w:val="28"/>
+        </w:rPr>
+        <w:t xml:space="preserve">, </w:t>
+      </w:r>
+      <w:proofErr w:type="spellStart"/>
+      <w:r>
+        <w:rPr>
+          <w:color w:val="0F1115"/>
+          <w:sz w:val="28"/>
+          <w:szCs w:val="28"/>
+        </w:rPr>
+        <w:t>Mozilla</w:t>
+      </w:r>
+      <w:proofErr w:type="spellEnd"/>
+      <w:r>
+        <w:rPr>
+          <w:color w:val="0F1115"/>
+          <w:sz w:val="28"/>
+          <w:szCs w:val="28"/>
+        </w:rPr>
+        <w:t xml:space="preserve"> </w:t>
+      </w:r>
+      <w:proofErr w:type="spellStart"/>
+      <w:r>
+        <w:rPr>
+          <w:color w:val="0F1115"/>
+          <w:sz w:val="28"/>
+          <w:szCs w:val="28"/>
+        </w:rPr>
+        <w:t>Firefox</w:t>
+      </w:r>
+      <w:proofErr w:type="spellEnd"/>
+      <w:r>
+        <w:rPr>
+          <w:color w:val="0F1115"/>
+          <w:sz w:val="28"/>
+          <w:szCs w:val="28"/>
+        </w:rPr>
+        <w:t xml:space="preserve"> и </w:t>
+      </w:r>
+      <w:proofErr w:type="spellStart"/>
+      <w:r>
+        <w:rPr>
+          <w:color w:val="0F1115"/>
+          <w:sz w:val="28"/>
+          <w:szCs w:val="28"/>
+        </w:rPr>
+        <w:t>Microsoft</w:t>
+      </w:r>
+      <w:proofErr w:type="spellEnd"/>
+      <w:r>
+        <w:rPr>
+          <w:color w:val="0F1115"/>
+          <w:sz w:val="28"/>
+          <w:szCs w:val="28"/>
+        </w:rPr>
+        <w:t xml:space="preserve"> </w:t>
+      </w:r>
+      <w:proofErr w:type="spellStart"/>
+      <w:r>
+        <w:rPr>
+          <w:color w:val="0F1115"/>
+          <w:sz w:val="28"/>
+          <w:szCs w:val="28"/>
+        </w:rPr>
+        <w:t>Edge</w:t>
+      </w:r>
+      <w:proofErr w:type="spellEnd"/>
+      <w:r>
+        <w:rPr>
+          <w:color w:val="0F1115"/>
+          <w:sz w:val="28"/>
+          <w:szCs w:val="28"/>
+        </w:rPr>
+        <w:t>;</w:t>
       </w:r>
     </w:p>
     <w:p>
@@ -24764,15 +29138,49 @@
           <w:lang w:eastAsia="ru-RU"/>
         </w:rPr>
       </w:pPr>
-      <w:r>
-        <w:rPr>
-          <w:rFonts w:ascii="Times New Roman" w:eastAsia="Times New Roman" w:hAnsi="Times New Roman" w:cs="Times New Roman"/>
-          <w:color w:val="0F1115"/>
-          <w:sz w:val="28"/>
-          <w:szCs w:val="28"/>
-          <w:lang w:eastAsia="ru-RU"/>
-        </w:rPr>
-        <w:t>Боссо, Ю. JavaScript. Только самое нужное. Осваиваем самый популярный язык программирования / Ю. Боссо. –</w:t>
+      <w:proofErr w:type="spellStart"/>
+      <w:r>
+        <w:rPr>
+          <w:rFonts w:ascii="Times New Roman" w:eastAsia="Times New Roman" w:hAnsi="Times New Roman" w:cs="Times New Roman"/>
+          <w:color w:val="0F1115"/>
+          <w:sz w:val="28"/>
+          <w:szCs w:val="28"/>
+          <w:lang w:eastAsia="ru-RU"/>
+        </w:rPr>
+        <w:t>Боссо</w:t>
+      </w:r>
+      <w:proofErr w:type="spellEnd"/>
+      <w:r>
+        <w:rPr>
+          <w:rFonts w:ascii="Times New Roman" w:eastAsia="Times New Roman" w:hAnsi="Times New Roman" w:cs="Times New Roman"/>
+          <w:color w:val="0F1115"/>
+          <w:sz w:val="28"/>
+          <w:szCs w:val="28"/>
+          <w:lang w:eastAsia="ru-RU"/>
+        </w:rPr>
+        <w:t xml:space="preserve">, Ю. JavaScript. Только самое нужное. Осваиваем самый популярный язык программирования / Ю. </w:t>
+      </w:r>
+      <w:proofErr w:type="spellStart"/>
+      <w:r>
+        <w:rPr>
+          <w:rFonts w:ascii="Times New Roman" w:eastAsia="Times New Roman" w:hAnsi="Times New Roman" w:cs="Times New Roman"/>
+          <w:color w:val="0F1115"/>
+          <w:sz w:val="28"/>
+          <w:szCs w:val="28"/>
+          <w:lang w:eastAsia="ru-RU"/>
+        </w:rPr>
+        <w:t>Боссо</w:t>
+      </w:r>
+      <w:proofErr w:type="spellEnd"/>
+      <w:r>
+        <w:rPr>
+          <w:rFonts w:ascii="Times New Roman" w:eastAsia="Times New Roman" w:hAnsi="Times New Roman" w:cs="Times New Roman"/>
+          <w:color w:val="0F1115"/>
+          <w:sz w:val="28"/>
+          <w:szCs w:val="28"/>
+          <w:lang w:eastAsia="ru-RU"/>
+        </w:rPr>
+        <w:t>. –</w:t>
       </w:r>
       <w:r>
         <w:t xml:space="preserve"> </w:t>
@@ -24932,7 +29340,73 @@
           <w:szCs w:val="28"/>
           <w:lang w:eastAsia="ru-RU"/>
         </w:rPr>
-        <w:t>Заяц, А. М. Проектирование и разработка web-приложений. Введение в frontend и backend разработку на JavaScript и node.js : учебное пособие для СПО / А. М. Заяц, Н. П. Васильев. – 3-е изд., стер. – Санкт-Петербург : Лань, 2023. – 120 с. – ISBN 978-5-507-45423-5.</w:t>
+        <w:t xml:space="preserve">Заяц, А. М. Проектирование и разработка </w:t>
+      </w:r>
+      <w:proofErr w:type="spellStart"/>
+      <w:r>
+        <w:rPr>
+          <w:rFonts w:ascii="Times New Roman" w:eastAsia="Times New Roman" w:hAnsi="Times New Roman" w:cs="Times New Roman"/>
+          <w:color w:val="0F1115"/>
+          <w:sz w:val="28"/>
+          <w:szCs w:val="28"/>
+          <w:lang w:eastAsia="ru-RU"/>
+        </w:rPr>
+        <w:t>web</w:t>
+      </w:r>
+      <w:proofErr w:type="spellEnd"/>
+      <w:r>
+        <w:rPr>
+          <w:rFonts w:ascii="Times New Roman" w:eastAsia="Times New Roman" w:hAnsi="Times New Roman" w:cs="Times New Roman"/>
+          <w:color w:val="0F1115"/>
+          <w:sz w:val="28"/>
+          <w:szCs w:val="28"/>
+          <w:lang w:eastAsia="ru-RU"/>
+        </w:rPr>
+        <w:t xml:space="preserve">-приложений. Введение в </w:t>
+      </w:r>
+      <w:proofErr w:type="spellStart"/>
+      <w:r>
+        <w:rPr>
+          <w:rFonts w:ascii="Times New Roman" w:eastAsia="Times New Roman" w:hAnsi="Times New Roman" w:cs="Times New Roman"/>
+          <w:color w:val="0F1115"/>
+          <w:sz w:val="28"/>
+          <w:szCs w:val="28"/>
+          <w:lang w:eastAsia="ru-RU"/>
+        </w:rPr>
+        <w:t>frontend</w:t>
+      </w:r>
+      <w:proofErr w:type="spellEnd"/>
+      <w:r>
+        <w:rPr>
+          <w:rFonts w:ascii="Times New Roman" w:eastAsia="Times New Roman" w:hAnsi="Times New Roman" w:cs="Times New Roman"/>
+          <w:color w:val="0F1115"/>
+          <w:sz w:val="28"/>
+          <w:szCs w:val="28"/>
+          <w:lang w:eastAsia="ru-RU"/>
+        </w:rPr>
+        <w:t xml:space="preserve"> и </w:t>
+      </w:r>
+      <w:proofErr w:type="spellStart"/>
+      <w:r>
+        <w:rPr>
+          <w:rFonts w:ascii="Times New Roman" w:eastAsia="Times New Roman" w:hAnsi="Times New Roman" w:cs="Times New Roman"/>
+          <w:color w:val="0F1115"/>
+          <w:sz w:val="28"/>
+          <w:szCs w:val="28"/>
+          <w:lang w:eastAsia="ru-RU"/>
+        </w:rPr>
+        <w:t>backend</w:t>
+      </w:r>
+      <w:proofErr w:type="spellEnd"/>
+      <w:r>
+        <w:rPr>
+          <w:rFonts w:ascii="Times New Roman" w:eastAsia="Times New Roman" w:hAnsi="Times New Roman" w:cs="Times New Roman"/>
+          <w:color w:val="0F1115"/>
+          <w:sz w:val="28"/>
+          <w:szCs w:val="28"/>
+          <w:lang w:eastAsia="ru-RU"/>
+        </w:rPr>
+        <w:t xml:space="preserve"> разработку на JavaScript и node.js : учебное пособие для СПО / А. М. Заяц, Н. П. Васильев. – 3-е изд., стер. – Санкт-Петербург : Лань, 2023. – 120 с. – ISBN 978-5-507-45423-5.</w:t>
       </w:r>
       <w:r>
         <w:rPr>
@@ -24990,7 +29464,29 @@
           <w:szCs w:val="28"/>
           <w:lang w:eastAsia="ru-RU"/>
         </w:rPr>
-        <w:t>Кузьмин, А. Разработка фронтенд-приложений / А. Кузьмин. – Санкт-Петербург : Питер, 2025. – 496 с. – ISBN 978-5-4461-4272-9.</w:t>
+        <w:t xml:space="preserve">Кузьмин, А. Разработка </w:t>
+      </w:r>
+      <w:proofErr w:type="spellStart"/>
+      <w:r>
+        <w:rPr>
+          <w:rFonts w:ascii="Times New Roman" w:eastAsia="Times New Roman" w:hAnsi="Times New Roman" w:cs="Times New Roman"/>
+          <w:color w:val="0F1115"/>
+          <w:sz w:val="28"/>
+          <w:szCs w:val="28"/>
+          <w:lang w:eastAsia="ru-RU"/>
+        </w:rPr>
+        <w:t>фронтенд</w:t>
+      </w:r>
+      <w:proofErr w:type="spellEnd"/>
+      <w:r>
+        <w:rPr>
+          <w:rFonts w:ascii="Times New Roman" w:eastAsia="Times New Roman" w:hAnsi="Times New Roman" w:cs="Times New Roman"/>
+          <w:color w:val="0F1115"/>
+          <w:sz w:val="28"/>
+          <w:szCs w:val="28"/>
+          <w:lang w:eastAsia="ru-RU"/>
+        </w:rPr>
+        <w:t>-приложений / А. Кузьмин. – Санкт-Петербург : Питер, 2025. – 496 с. – ISBN 978-5-4461-4272-9.</w:t>
       </w:r>
       <w:r>
         <w:rPr>
@@ -25050,15 +29546,27 @@
           <w:lang w:eastAsia="ru-RU"/>
         </w:rPr>
       </w:pPr>
-      <w:r>
-        <w:rPr>
-          <w:rFonts w:ascii="Times New Roman" w:eastAsia="Times New Roman" w:hAnsi="Times New Roman" w:cs="Times New Roman"/>
-          <w:color w:val="0F1115"/>
-          <w:sz w:val="28"/>
-          <w:szCs w:val="28"/>
-          <w:lang w:eastAsia="ru-RU"/>
-        </w:rPr>
-        <w:t>Макфедрис, П. Веб-дизайн с нуля: HTML + CSS на практике. 2-е изд. — СПб.: Питер, 2025. — 416 с. (Серия «Библиотека программиста»).</w:t>
+      <w:proofErr w:type="spellStart"/>
+      <w:r>
+        <w:rPr>
+          <w:rFonts w:ascii="Times New Roman" w:eastAsia="Times New Roman" w:hAnsi="Times New Roman" w:cs="Times New Roman"/>
+          <w:color w:val="0F1115"/>
+          <w:sz w:val="28"/>
+          <w:szCs w:val="28"/>
+          <w:lang w:eastAsia="ru-RU"/>
+        </w:rPr>
+        <w:t>Макфедрис</w:t>
+      </w:r>
+      <w:proofErr w:type="spellEnd"/>
+      <w:r>
+        <w:rPr>
+          <w:rFonts w:ascii="Times New Roman" w:eastAsia="Times New Roman" w:hAnsi="Times New Roman" w:cs="Times New Roman"/>
+          <w:color w:val="0F1115"/>
+          <w:sz w:val="28"/>
+          <w:szCs w:val="28"/>
+          <w:lang w:eastAsia="ru-RU"/>
+        </w:rPr>
+        <w:t>, П. Веб-дизайн с нуля: HTML + CSS на практике. 2-е изд. — СПб.: Питер, 2025. — 416 с. (Серия «Библиотека программиста»).</w:t>
       </w:r>
       <w:r>
         <w:rPr>
@@ -25108,15 +29616,49 @@
           <w:lang w:eastAsia="ru-RU"/>
         </w:rPr>
       </w:pPr>
-      <w:r>
-        <w:rPr>
-          <w:rFonts w:ascii="Times New Roman" w:eastAsia="Times New Roman" w:hAnsi="Times New Roman" w:cs="Times New Roman"/>
-          <w:color w:val="0F1115"/>
-          <w:sz w:val="28"/>
-          <w:szCs w:val="28"/>
-          <w:lang w:eastAsia="ru-RU"/>
-        </w:rPr>
-        <w:t>Машнин, Т. Введение в веб-разработку с HTML, CSS, JavaScript / Т. Машнин. – Москва : Автор, 2023. – 64 с.</w:t>
+      <w:proofErr w:type="spellStart"/>
+      <w:r>
+        <w:rPr>
+          <w:rFonts w:ascii="Times New Roman" w:eastAsia="Times New Roman" w:hAnsi="Times New Roman" w:cs="Times New Roman"/>
+          <w:color w:val="0F1115"/>
+          <w:sz w:val="28"/>
+          <w:szCs w:val="28"/>
+          <w:lang w:eastAsia="ru-RU"/>
+        </w:rPr>
+        <w:t>Машнин</w:t>
+      </w:r>
+      <w:proofErr w:type="spellEnd"/>
+      <w:r>
+        <w:rPr>
+          <w:rFonts w:ascii="Times New Roman" w:eastAsia="Times New Roman" w:hAnsi="Times New Roman" w:cs="Times New Roman"/>
+          <w:color w:val="0F1115"/>
+          <w:sz w:val="28"/>
+          <w:szCs w:val="28"/>
+          <w:lang w:eastAsia="ru-RU"/>
+        </w:rPr>
+        <w:t xml:space="preserve">, Т. Введение в веб-разработку с HTML, CSS, JavaScript / Т. </w:t>
+      </w:r>
+      <w:proofErr w:type="spellStart"/>
+      <w:r>
+        <w:rPr>
+          <w:rFonts w:ascii="Times New Roman" w:eastAsia="Times New Roman" w:hAnsi="Times New Roman" w:cs="Times New Roman"/>
+          <w:color w:val="0F1115"/>
+          <w:sz w:val="28"/>
+          <w:szCs w:val="28"/>
+          <w:lang w:eastAsia="ru-RU"/>
+        </w:rPr>
+        <w:t>Машнин</w:t>
+      </w:r>
+      <w:proofErr w:type="spellEnd"/>
+      <w:r>
+        <w:rPr>
+          <w:rFonts w:ascii="Times New Roman" w:eastAsia="Times New Roman" w:hAnsi="Times New Roman" w:cs="Times New Roman"/>
+          <w:color w:val="0F1115"/>
+          <w:sz w:val="28"/>
+          <w:szCs w:val="28"/>
+          <w:lang w:eastAsia="ru-RU"/>
+        </w:rPr>
+        <w:t>. – Москва : Автор, 2023. – 64 с.</w:t>
       </w:r>
       <w:r>
         <w:rPr>
@@ -25244,15 +29786,71 @@
           <w:lang w:eastAsia="ru-RU"/>
         </w:rPr>
       </w:pPr>
-      <w:r>
-        <w:rPr>
-          <w:rFonts w:ascii="Times New Roman" w:eastAsia="Times New Roman" w:hAnsi="Times New Roman" w:cs="Times New Roman"/>
-          <w:color w:val="0F1115"/>
-          <w:sz w:val="28"/>
-          <w:szCs w:val="28"/>
-          <w:lang w:eastAsia="ru-RU"/>
-        </w:rPr>
-        <w:t>Орбайсета, А. С. Создание фронтенд-фреймворка с нуля / А. С. Орбайсета. – Санкт-Петербург : Питер, 2025. – 384 с. – (Библиотека программиста). – ISBN 978-5-4461-4201-9.</w:t>
+      <w:proofErr w:type="spellStart"/>
+      <w:r>
+        <w:rPr>
+          <w:rFonts w:ascii="Times New Roman" w:eastAsia="Times New Roman" w:hAnsi="Times New Roman" w:cs="Times New Roman"/>
+          <w:color w:val="0F1115"/>
+          <w:sz w:val="28"/>
+          <w:szCs w:val="28"/>
+          <w:lang w:eastAsia="ru-RU"/>
+        </w:rPr>
+        <w:t>Орбайсета</w:t>
+      </w:r>
+      <w:proofErr w:type="spellEnd"/>
+      <w:r>
+        <w:rPr>
+          <w:rFonts w:ascii="Times New Roman" w:eastAsia="Times New Roman" w:hAnsi="Times New Roman" w:cs="Times New Roman"/>
+          <w:color w:val="0F1115"/>
+          <w:sz w:val="28"/>
+          <w:szCs w:val="28"/>
+          <w:lang w:eastAsia="ru-RU"/>
+        </w:rPr>
+        <w:t xml:space="preserve">, А. С. Создание </w:t>
+      </w:r>
+      <w:proofErr w:type="spellStart"/>
+      <w:r>
+        <w:rPr>
+          <w:rFonts w:ascii="Times New Roman" w:eastAsia="Times New Roman" w:hAnsi="Times New Roman" w:cs="Times New Roman"/>
+          <w:color w:val="0F1115"/>
+          <w:sz w:val="28"/>
+          <w:szCs w:val="28"/>
+          <w:lang w:eastAsia="ru-RU"/>
+        </w:rPr>
+        <w:t>фронтенд</w:t>
+      </w:r>
+      <w:proofErr w:type="spellEnd"/>
+      <w:r>
+        <w:rPr>
+          <w:rFonts w:ascii="Times New Roman" w:eastAsia="Times New Roman" w:hAnsi="Times New Roman" w:cs="Times New Roman"/>
+          <w:color w:val="0F1115"/>
+          <w:sz w:val="28"/>
+          <w:szCs w:val="28"/>
+          <w:lang w:eastAsia="ru-RU"/>
+        </w:rPr>
+        <w:t xml:space="preserve">-фреймворка с нуля / А. С. </w:t>
+      </w:r>
+      <w:proofErr w:type="spellStart"/>
+      <w:r>
+        <w:rPr>
+          <w:rFonts w:ascii="Times New Roman" w:eastAsia="Times New Roman" w:hAnsi="Times New Roman" w:cs="Times New Roman"/>
+          <w:color w:val="0F1115"/>
+          <w:sz w:val="28"/>
+          <w:szCs w:val="28"/>
+          <w:lang w:eastAsia="ru-RU"/>
+        </w:rPr>
+        <w:t>Орбайсета</w:t>
+      </w:r>
+      <w:proofErr w:type="spellEnd"/>
+      <w:r>
+        <w:rPr>
+          <w:rFonts w:ascii="Times New Roman" w:eastAsia="Times New Roman" w:hAnsi="Times New Roman" w:cs="Times New Roman"/>
+          <w:color w:val="0F1115"/>
+          <w:sz w:val="28"/>
+          <w:szCs w:val="28"/>
+          <w:lang w:eastAsia="ru-RU"/>
+        </w:rPr>
+        <w:t>. – Санкт-Петербург : Питер, 2025. – 384 с. – (Библиотека программиста). – ISBN 978-5-4461-4201-9.</w:t>
       </w:r>
       <w:r>
         <w:rPr>
@@ -25312,15 +29910,49 @@
           <w:lang w:eastAsia="ru-RU"/>
         </w:rPr>
       </w:pPr>
-      <w:r>
-        <w:rPr>
-          <w:rFonts w:ascii="Times New Roman" w:eastAsia="Times New Roman" w:hAnsi="Times New Roman" w:cs="Times New Roman"/>
-          <w:color w:val="0F1115"/>
-          <w:sz w:val="28"/>
-          <w:szCs w:val="28"/>
-          <w:lang w:eastAsia="ru-RU"/>
-        </w:rPr>
-        <w:t>Роббинс, Дж. Веб-дизайн для начинающих. HTML, CSS, JavaScript и веб-графика / Дж. Роббинс ; пер. с англ. – 5-е изд. – Санкт-Петербург : БХВ-Петербург, 2021. – 956 с. – ISBN 978-5-9775-4050-6.</w:t>
+      <w:proofErr w:type="spellStart"/>
+      <w:r>
+        <w:rPr>
+          <w:rFonts w:ascii="Times New Roman" w:eastAsia="Times New Roman" w:hAnsi="Times New Roman" w:cs="Times New Roman"/>
+          <w:color w:val="0F1115"/>
+          <w:sz w:val="28"/>
+          <w:szCs w:val="28"/>
+          <w:lang w:eastAsia="ru-RU"/>
+        </w:rPr>
+        <w:t>Роббинс</w:t>
+      </w:r>
+      <w:proofErr w:type="spellEnd"/>
+      <w:r>
+        <w:rPr>
+          <w:rFonts w:ascii="Times New Roman" w:eastAsia="Times New Roman" w:hAnsi="Times New Roman" w:cs="Times New Roman"/>
+          <w:color w:val="0F1115"/>
+          <w:sz w:val="28"/>
+          <w:szCs w:val="28"/>
+          <w:lang w:eastAsia="ru-RU"/>
+        </w:rPr>
+        <w:t xml:space="preserve">, Дж. Веб-дизайн для начинающих. HTML, CSS, JavaScript и веб-графика / Дж. </w:t>
+      </w:r>
+      <w:proofErr w:type="spellStart"/>
+      <w:r>
+        <w:rPr>
+          <w:rFonts w:ascii="Times New Roman" w:eastAsia="Times New Roman" w:hAnsi="Times New Roman" w:cs="Times New Roman"/>
+          <w:color w:val="0F1115"/>
+          <w:sz w:val="28"/>
+          <w:szCs w:val="28"/>
+          <w:lang w:eastAsia="ru-RU"/>
+        </w:rPr>
+        <w:t>Роббинс</w:t>
+      </w:r>
+      <w:proofErr w:type="spellEnd"/>
+      <w:r>
+        <w:rPr>
+          <w:rFonts w:ascii="Times New Roman" w:eastAsia="Times New Roman" w:hAnsi="Times New Roman" w:cs="Times New Roman"/>
+          <w:color w:val="0F1115"/>
+          <w:sz w:val="28"/>
+          <w:szCs w:val="28"/>
+          <w:lang w:eastAsia="ru-RU"/>
+        </w:rPr>
+        <w:t xml:space="preserve"> ; пер. с англ. – 5-е изд. – Санкт-Петербург : БХВ-Петербург, 2021. – 956 с. – ISBN 978-5-9775-4050-6.</w:t>
       </w:r>
       <w:r>
         <w:rPr>
@@ -25391,15 +30023,115 @@
         <w:lastRenderedPageBreak/>
         <w:t xml:space="preserve"> </w:t>
       </w:r>
-      <w:r>
-        <w:rPr>
-          <w:rFonts w:ascii="Times New Roman" w:eastAsia="Times New Roman" w:hAnsi="Times New Roman" w:cs="Times New Roman"/>
-          <w:color w:val="0F1115"/>
-          <w:sz w:val="28"/>
-          <w:szCs w:val="28"/>
-          <w:lang w:eastAsia="ru-RU"/>
-        </w:rPr>
-        <w:t>Свекис, Л. Л. JavaScript с нуля до профи / Л. Л. Свекис, М. ван Путтен, Р. Персиваль. – Санкт-Петербург : Питер, 2023. – 480 с. – (Библиотека программиста). – ISBN 978-5-4461-2269-1.</w:t>
+      <w:proofErr w:type="spellStart"/>
+      <w:r>
+        <w:rPr>
+          <w:rFonts w:ascii="Times New Roman" w:eastAsia="Times New Roman" w:hAnsi="Times New Roman" w:cs="Times New Roman"/>
+          <w:color w:val="0F1115"/>
+          <w:sz w:val="28"/>
+          <w:szCs w:val="28"/>
+          <w:lang w:eastAsia="ru-RU"/>
+        </w:rPr>
+        <w:t>Свекис</w:t>
+      </w:r>
+      <w:proofErr w:type="spellEnd"/>
+      <w:r>
+        <w:rPr>
+          <w:rFonts w:ascii="Times New Roman" w:eastAsia="Times New Roman" w:hAnsi="Times New Roman" w:cs="Times New Roman"/>
+          <w:color w:val="0F1115"/>
+          <w:sz w:val="28"/>
+          <w:szCs w:val="28"/>
+          <w:lang w:eastAsia="ru-RU"/>
+        </w:rPr>
+        <w:t xml:space="preserve">, Л. Л. JavaScript с нуля до профи / Л. Л. </w:t>
+      </w:r>
+      <w:proofErr w:type="spellStart"/>
+      <w:r>
+        <w:rPr>
+          <w:rFonts w:ascii="Times New Roman" w:eastAsia="Times New Roman" w:hAnsi="Times New Roman" w:cs="Times New Roman"/>
+          <w:color w:val="0F1115"/>
+          <w:sz w:val="28"/>
+          <w:szCs w:val="28"/>
+          <w:lang w:eastAsia="ru-RU"/>
+        </w:rPr>
+        <w:t>Свекис</w:t>
+      </w:r>
+      <w:proofErr w:type="spellEnd"/>
+      <w:r>
+        <w:rPr>
+          <w:rFonts w:ascii="Times New Roman" w:eastAsia="Times New Roman" w:hAnsi="Times New Roman" w:cs="Times New Roman"/>
+          <w:color w:val="0F1115"/>
+          <w:sz w:val="28"/>
+          <w:szCs w:val="28"/>
+          <w:lang w:eastAsia="ru-RU"/>
+        </w:rPr>
+        <w:t xml:space="preserve">, М. </w:t>
+      </w:r>
+      <w:proofErr w:type="spellStart"/>
+      <w:r>
+        <w:rPr>
+          <w:rFonts w:ascii="Times New Roman" w:eastAsia="Times New Roman" w:hAnsi="Times New Roman" w:cs="Times New Roman"/>
+          <w:color w:val="0F1115"/>
+          <w:sz w:val="28"/>
+          <w:szCs w:val="28"/>
+          <w:lang w:eastAsia="ru-RU"/>
+        </w:rPr>
+        <w:t>ван</w:t>
+      </w:r>
+      <w:proofErr w:type="spellEnd"/>
+      <w:r>
+        <w:rPr>
+          <w:rFonts w:ascii="Times New Roman" w:eastAsia="Times New Roman" w:hAnsi="Times New Roman" w:cs="Times New Roman"/>
+          <w:color w:val="0F1115"/>
+          <w:sz w:val="28"/>
+          <w:szCs w:val="28"/>
+          <w:lang w:eastAsia="ru-RU"/>
+        </w:rPr>
+        <w:t xml:space="preserve"> </w:t>
+      </w:r>
+      <w:proofErr w:type="spellStart"/>
+      <w:r>
+        <w:rPr>
+          <w:rFonts w:ascii="Times New Roman" w:eastAsia="Times New Roman" w:hAnsi="Times New Roman" w:cs="Times New Roman"/>
+          <w:color w:val="0F1115"/>
+          <w:sz w:val="28"/>
+          <w:szCs w:val="28"/>
+          <w:lang w:eastAsia="ru-RU"/>
+        </w:rPr>
+        <w:t>Путтен</w:t>
+      </w:r>
+      <w:proofErr w:type="spellEnd"/>
+      <w:r>
+        <w:rPr>
+          <w:rFonts w:ascii="Times New Roman" w:eastAsia="Times New Roman" w:hAnsi="Times New Roman" w:cs="Times New Roman"/>
+          <w:color w:val="0F1115"/>
+          <w:sz w:val="28"/>
+          <w:szCs w:val="28"/>
+          <w:lang w:eastAsia="ru-RU"/>
+        </w:rPr>
+        <w:t xml:space="preserve">, Р. </w:t>
+      </w:r>
+      <w:proofErr w:type="spellStart"/>
+      <w:r>
+        <w:rPr>
+          <w:rFonts w:ascii="Times New Roman" w:eastAsia="Times New Roman" w:hAnsi="Times New Roman" w:cs="Times New Roman"/>
+          <w:color w:val="0F1115"/>
+          <w:sz w:val="28"/>
+          <w:szCs w:val="28"/>
+          <w:lang w:eastAsia="ru-RU"/>
+        </w:rPr>
+        <w:t>Персиваль</w:t>
+      </w:r>
+      <w:proofErr w:type="spellEnd"/>
+      <w:r>
+        <w:rPr>
+          <w:rFonts w:ascii="Times New Roman" w:eastAsia="Times New Roman" w:hAnsi="Times New Roman" w:cs="Times New Roman"/>
+          <w:color w:val="0F1115"/>
+          <w:sz w:val="28"/>
+          <w:szCs w:val="28"/>
+          <w:lang w:eastAsia="ru-RU"/>
+        </w:rPr>
+        <w:t>. – Санкт-Петербург : Питер, 2023. – 480 с. – (Библиотека программиста). – ISBN 978-5-4461-2269-1.</w:t>
       </w:r>
       <w:r>
         <w:rPr>
@@ -25487,7 +30219,29 @@
           <w:szCs w:val="28"/>
           <w:lang w:eastAsia="ru-RU"/>
         </w:rPr>
-        <w:t>Симпсон, К. Вы не знаете JS. Познакомьтесь, JavaScript / К. Симпсон ; пер. с англ. Е. Матвеев. – 2-е междунар. изд. – Санкт-Петербург : Питер, 2022. – 192 с. – (Серия «Библиотека программиста»). – ISBN 978-5-4461-1875-5.</w:t>
+        <w:t xml:space="preserve">Симпсон, К. Вы не знаете JS. Познакомьтесь, JavaScript / К. Симпсон ; пер. с англ. Е. Матвеев. – 2-е </w:t>
+      </w:r>
+      <w:proofErr w:type="spellStart"/>
+      <w:r>
+        <w:rPr>
+          <w:rFonts w:ascii="Times New Roman" w:eastAsia="Times New Roman" w:hAnsi="Times New Roman" w:cs="Times New Roman"/>
+          <w:color w:val="0F1115"/>
+          <w:sz w:val="28"/>
+          <w:szCs w:val="28"/>
+          <w:lang w:eastAsia="ru-RU"/>
+        </w:rPr>
+        <w:t>междунар</w:t>
+      </w:r>
+      <w:proofErr w:type="spellEnd"/>
+      <w:r>
+        <w:rPr>
+          <w:rFonts w:ascii="Times New Roman" w:eastAsia="Times New Roman" w:hAnsi="Times New Roman" w:cs="Times New Roman"/>
+          <w:color w:val="0F1115"/>
+          <w:sz w:val="28"/>
+          <w:szCs w:val="28"/>
+          <w:lang w:eastAsia="ru-RU"/>
+        </w:rPr>
+        <w:t>. изд. – Санкт-Петербург : Питер, 2022. – 192 с. – (Серия «Библиотека программиста»). – ISBN 978-5-4461-1875-5.</w:t>
       </w:r>
       <w:r>
         <w:rPr>
@@ -25606,15 +30360,49 @@
           <w:lang w:eastAsia="ru-RU"/>
         </w:rPr>
       </w:pPr>
-      <w:r>
-        <w:rPr>
-          <w:rFonts w:ascii="Times New Roman" w:eastAsia="Times New Roman" w:hAnsi="Times New Roman" w:cs="Times New Roman"/>
-          <w:color w:val="0F1115"/>
-          <w:sz w:val="28"/>
-          <w:szCs w:val="28"/>
-          <w:lang w:eastAsia="ru-RU"/>
-        </w:rPr>
-        <w:t xml:space="preserve">Флэнаган, Д. JavaScript. Полное руководство / Д. Флэнаган ; пер. с англ. – 7-е изд. – Москва : Вильямс, 2021. – 720 с. </w:t>
+      <w:proofErr w:type="spellStart"/>
+      <w:r>
+        <w:rPr>
+          <w:rFonts w:ascii="Times New Roman" w:eastAsia="Times New Roman" w:hAnsi="Times New Roman" w:cs="Times New Roman"/>
+          <w:color w:val="0F1115"/>
+          <w:sz w:val="28"/>
+          <w:szCs w:val="28"/>
+          <w:lang w:eastAsia="ru-RU"/>
+        </w:rPr>
+        <w:t>Флэнаган</w:t>
+      </w:r>
+      <w:proofErr w:type="spellEnd"/>
+      <w:r>
+        <w:rPr>
+          <w:rFonts w:ascii="Times New Roman" w:eastAsia="Times New Roman" w:hAnsi="Times New Roman" w:cs="Times New Roman"/>
+          <w:color w:val="0F1115"/>
+          <w:sz w:val="28"/>
+          <w:szCs w:val="28"/>
+          <w:lang w:eastAsia="ru-RU"/>
+        </w:rPr>
+        <w:t xml:space="preserve">, Д. JavaScript. Полное руководство / Д. </w:t>
+      </w:r>
+      <w:proofErr w:type="spellStart"/>
+      <w:r>
+        <w:rPr>
+          <w:rFonts w:ascii="Times New Roman" w:eastAsia="Times New Roman" w:hAnsi="Times New Roman" w:cs="Times New Roman"/>
+          <w:color w:val="0F1115"/>
+          <w:sz w:val="28"/>
+          <w:szCs w:val="28"/>
+          <w:lang w:eastAsia="ru-RU"/>
+        </w:rPr>
+        <w:t>Флэнаган</w:t>
+      </w:r>
+      <w:proofErr w:type="spellEnd"/>
+      <w:r>
+        <w:rPr>
+          <w:rFonts w:ascii="Times New Roman" w:eastAsia="Times New Roman" w:hAnsi="Times New Roman" w:cs="Times New Roman"/>
+          <w:color w:val="0F1115"/>
+          <w:sz w:val="28"/>
+          <w:szCs w:val="28"/>
+          <w:lang w:eastAsia="ru-RU"/>
+        </w:rPr>
+        <w:t xml:space="preserve"> ; пер. с англ. – 7-е изд. – Москва : Вильямс, 2021. – 720 с. </w:t>
       </w:r>
       <w:r>
         <w:rPr>
@@ -25706,15 +30494,49 @@
         </w:rPr>
         <w:t xml:space="preserve"> </w:t>
       </w:r>
-      <w:r>
-        <w:rPr>
-          <w:rFonts w:ascii="Times New Roman" w:eastAsia="Times New Roman" w:hAnsi="Times New Roman" w:cs="Times New Roman"/>
-          <w:color w:val="0F1115"/>
-          <w:sz w:val="28"/>
-          <w:szCs w:val="28"/>
-          <w:lang w:eastAsia="ru-RU"/>
-        </w:rPr>
-        <w:t>Эберт, Е. Шпаргалки для начинающего верстальщика HTML/CSS / Е. Эберт. – 2021. – 103 с. – ISBN 978-5-0053-3486-2.</w:t>
+      <w:proofErr w:type="spellStart"/>
+      <w:r>
+        <w:rPr>
+          <w:rFonts w:ascii="Times New Roman" w:eastAsia="Times New Roman" w:hAnsi="Times New Roman" w:cs="Times New Roman"/>
+          <w:color w:val="0F1115"/>
+          <w:sz w:val="28"/>
+          <w:szCs w:val="28"/>
+          <w:lang w:eastAsia="ru-RU"/>
+        </w:rPr>
+        <w:t>Эберт</w:t>
+      </w:r>
+      <w:proofErr w:type="spellEnd"/>
+      <w:r>
+        <w:rPr>
+          <w:rFonts w:ascii="Times New Roman" w:eastAsia="Times New Roman" w:hAnsi="Times New Roman" w:cs="Times New Roman"/>
+          <w:color w:val="0F1115"/>
+          <w:sz w:val="28"/>
+          <w:szCs w:val="28"/>
+          <w:lang w:eastAsia="ru-RU"/>
+        </w:rPr>
+        <w:t xml:space="preserve">, Е. Шпаргалки для начинающего верстальщика HTML/CSS / Е. </w:t>
+      </w:r>
+      <w:proofErr w:type="spellStart"/>
+      <w:r>
+        <w:rPr>
+          <w:rFonts w:ascii="Times New Roman" w:eastAsia="Times New Roman" w:hAnsi="Times New Roman" w:cs="Times New Roman"/>
+          <w:color w:val="0F1115"/>
+          <w:sz w:val="28"/>
+          <w:szCs w:val="28"/>
+          <w:lang w:eastAsia="ru-RU"/>
+        </w:rPr>
+        <w:t>Эберт</w:t>
+      </w:r>
+      <w:proofErr w:type="spellEnd"/>
+      <w:r>
+        <w:rPr>
+          <w:rFonts w:ascii="Times New Roman" w:eastAsia="Times New Roman" w:hAnsi="Times New Roman" w:cs="Times New Roman"/>
+          <w:color w:val="0F1115"/>
+          <w:sz w:val="28"/>
+          <w:szCs w:val="28"/>
+          <w:lang w:eastAsia="ru-RU"/>
+        </w:rPr>
+        <w:t>. – 2021. – 103 с. – ISBN 978-5-0053-3486-2.</w:t>
       </w:r>
       <w:r>
         <w:rPr>
@@ -25784,15 +30606,49 @@
         </w:rPr>
         <w:t xml:space="preserve"> </w:t>
       </w:r>
-      <w:r>
-        <w:rPr>
-          <w:rFonts w:ascii="Times New Roman" w:eastAsia="Times New Roman" w:hAnsi="Times New Roman" w:cs="Times New Roman"/>
-          <w:color w:val="0F1115"/>
-          <w:sz w:val="28"/>
-          <w:szCs w:val="28"/>
-          <w:lang w:eastAsia="ru-RU"/>
-        </w:rPr>
-        <w:t>Янцев, В. В. JavaScript. Как писать программы : учебное пособие для СПО / В. В. Янцев. – Санкт-Петербург : Лань, 2022. – 200 с. – ISBN 978-5-8114-8560-4.</w:t>
+      <w:proofErr w:type="spellStart"/>
+      <w:r>
+        <w:rPr>
+          <w:rFonts w:ascii="Times New Roman" w:eastAsia="Times New Roman" w:hAnsi="Times New Roman" w:cs="Times New Roman"/>
+          <w:color w:val="0F1115"/>
+          <w:sz w:val="28"/>
+          <w:szCs w:val="28"/>
+          <w:lang w:eastAsia="ru-RU"/>
+        </w:rPr>
+        <w:t>Янцев</w:t>
+      </w:r>
+      <w:proofErr w:type="spellEnd"/>
+      <w:r>
+        <w:rPr>
+          <w:rFonts w:ascii="Times New Roman" w:eastAsia="Times New Roman" w:hAnsi="Times New Roman" w:cs="Times New Roman"/>
+          <w:color w:val="0F1115"/>
+          <w:sz w:val="28"/>
+          <w:szCs w:val="28"/>
+          <w:lang w:eastAsia="ru-RU"/>
+        </w:rPr>
+        <w:t xml:space="preserve">, В. В. JavaScript. Как писать программы : учебное пособие для СПО / В. В. </w:t>
+      </w:r>
+      <w:proofErr w:type="spellStart"/>
+      <w:r>
+        <w:rPr>
+          <w:rFonts w:ascii="Times New Roman" w:eastAsia="Times New Roman" w:hAnsi="Times New Roman" w:cs="Times New Roman"/>
+          <w:color w:val="0F1115"/>
+          <w:sz w:val="28"/>
+          <w:szCs w:val="28"/>
+          <w:lang w:eastAsia="ru-RU"/>
+        </w:rPr>
+        <w:t>Янцев</w:t>
+      </w:r>
+      <w:proofErr w:type="spellEnd"/>
+      <w:r>
+        <w:rPr>
+          <w:rFonts w:ascii="Times New Roman" w:eastAsia="Times New Roman" w:hAnsi="Times New Roman" w:cs="Times New Roman"/>
+          <w:color w:val="0F1115"/>
+          <w:sz w:val="28"/>
+          <w:szCs w:val="28"/>
+          <w:lang w:eastAsia="ru-RU"/>
+        </w:rPr>
+        <w:t>. – Санкт-Петербург : Лань, 2022. – 200 с. – ISBN 978-5-8114-8560-4.</w:t>
       </w:r>
       <w:r>
         <w:rPr>

--- a/курсовая Калмазова итог.docx
+++ b/курсовая Калмазова итог.docx
@@ -6126,7 +6126,7 @@
                 <w:sz w:val="28"/>
                 <w:szCs w:val="28"/>
               </w:rPr>
-              <w:t>7</w:t>
+              <w:t>8</w:t>
             </w:r>
             <w:r>
               <w:rPr>
@@ -6231,7 +6231,18 @@
                 <w:sz w:val="28"/>
                 <w:szCs w:val="28"/>
               </w:rPr>
-              <w:t>40</w:t>
+              <w:t>4</w:t>
+            </w:r>
+            <w:r>
+              <w:rPr>
+                <w:rFonts w:ascii="Times New Roman" w:hAnsi="Times New Roman" w:cs="Times New Roman"/>
+                <w:noProof/>
+                <w:webHidden/>
+                <w:color w:val="000000" w:themeColor="text1"/>
+                <w:sz w:val="28"/>
+                <w:szCs w:val="28"/>
+              </w:rPr>
+              <w:t>1</w:t>
             </w:r>
             <w:r>
               <w:rPr>
@@ -6293,7 +6304,18 @@
                 <w:sz w:val="28"/>
                 <w:szCs w:val="28"/>
               </w:rPr>
-              <w:t>40</w:t>
+              <w:t>4</w:t>
+            </w:r>
+            <w:r>
+              <w:rPr>
+                <w:rFonts w:ascii="Times New Roman" w:hAnsi="Times New Roman" w:cs="Times New Roman"/>
+                <w:noProof/>
+                <w:webHidden/>
+                <w:color w:val="000000" w:themeColor="text1"/>
+                <w:sz w:val="28"/>
+                <w:szCs w:val="28"/>
+              </w:rPr>
+              <w:t>1</w:t>
             </w:r>
           </w:hyperlink>
         </w:p>
@@ -6398,7 +6420,7 @@
                 <w:sz w:val="28"/>
                 <w:szCs w:val="28"/>
               </w:rPr>
-              <w:t>1</w:t>
+              <w:t>2</w:t>
             </w:r>
             <w:r>
               <w:rPr>
@@ -6514,7 +6536,7 @@
                 <w:sz w:val="28"/>
                 <w:szCs w:val="28"/>
               </w:rPr>
-              <w:t>3</w:t>
+              <w:t>4</w:t>
             </w:r>
             <w:r>
               <w:rPr>
@@ -13624,7 +13646,7 @@
           <w:szCs w:val="28"/>
           <w:lang w:eastAsia="ru-RU"/>
         </w:rPr>
-        <w:t xml:space="preserve"> или выводиться в консоль браузера.</w:t>
+        <w:t>.</w:t>
       </w:r>
     </w:p>
     <w:p>
@@ -25464,6 +25486,315 @@
         </w:rPr>
         <w:t>)</w:t>
       </w:r>
+    </w:p>
+    <w:p>
+      <w:pPr>
+        <w:spacing w:after="0" w:line="360" w:lineRule="auto"/>
+        <w:ind w:firstLine="709"/>
+        <w:jc w:val="both"/>
+        <w:rPr>
+          <w:rFonts w:ascii="Times New Roman" w:eastAsia="Times New Roman" w:hAnsi="Times New Roman" w:cs="Times New Roman"/>
+          <w:color w:val="0F1115"/>
+          <w:sz w:val="28"/>
+          <w:szCs w:val="28"/>
+          <w:lang w:eastAsia="ru-RU"/>
+        </w:rPr>
+      </w:pPr>
+      <w:r>
+        <w:rPr>
+          <w:rFonts w:ascii="Times New Roman" w:eastAsia="Times New Roman" w:hAnsi="Times New Roman" w:cs="Times New Roman"/>
+          <w:color w:val="0F1115"/>
+          <w:sz w:val="28"/>
+          <w:szCs w:val="28"/>
+          <w:lang w:eastAsia="ru-RU"/>
+        </w:rPr>
+        <w:lastRenderedPageBreak/>
+        <w:t>Имитация административной панели.</w:t>
+      </w:r>
+    </w:p>
+    <w:p>
+      <w:pPr>
+        <w:spacing w:after="0" w:line="360" w:lineRule="auto"/>
+        <w:ind w:firstLine="709"/>
+        <w:jc w:val="both"/>
+        <w:rPr>
+          <w:rFonts w:ascii="Times New Roman" w:eastAsia="Times New Roman" w:hAnsi="Times New Roman" w:cs="Times New Roman"/>
+          <w:color w:val="0F1115"/>
+          <w:sz w:val="28"/>
+          <w:szCs w:val="28"/>
+          <w:lang w:eastAsia="ru-RU"/>
+        </w:rPr>
+      </w:pPr>
+      <w:r>
+        <w:rPr>
+          <w:rFonts w:ascii="Times New Roman" w:eastAsia="Times New Roman" w:hAnsi="Times New Roman" w:cs="Times New Roman"/>
+          <w:color w:val="0F1115"/>
+          <w:sz w:val="28"/>
+          <w:szCs w:val="28"/>
+          <w:lang w:eastAsia="ru-RU"/>
+        </w:rPr>
+        <w:t>В соответствии с требованиями методических указаний, в проекте реализована учебная имитация административной панели. Доступ к панели осуществляется по паролю «</w:t>
+      </w:r>
+      <w:proofErr w:type="spellStart"/>
+      <w:r>
+        <w:rPr>
+          <w:rFonts w:ascii="Times New Roman" w:eastAsia="Times New Roman" w:hAnsi="Times New Roman" w:cs="Times New Roman"/>
+          <w:color w:val="0F1115"/>
+          <w:sz w:val="28"/>
+          <w:szCs w:val="28"/>
+          <w:lang w:eastAsia="ru-RU"/>
+        </w:rPr>
+        <w:t>admin</w:t>
+      </w:r>
+      <w:proofErr w:type="spellEnd"/>
+      <w:r>
+        <w:rPr>
+          <w:rFonts w:ascii="Times New Roman" w:eastAsia="Times New Roman" w:hAnsi="Times New Roman" w:cs="Times New Roman"/>
+          <w:color w:val="0F1115"/>
+          <w:sz w:val="28"/>
+          <w:szCs w:val="28"/>
+          <w:lang w:eastAsia="ru-RU"/>
+        </w:rPr>
+        <w:t>» через кнопку в правом нижнем углу экрана.</w:t>
+      </w:r>
+    </w:p>
+    <w:p>
+      <w:pPr>
+        <w:spacing w:after="0" w:line="360" w:lineRule="auto"/>
+        <w:ind w:firstLine="709"/>
+        <w:jc w:val="both"/>
+        <w:rPr>
+          <w:rFonts w:ascii="Times New Roman" w:eastAsia="Times New Roman" w:hAnsi="Times New Roman" w:cs="Times New Roman"/>
+          <w:color w:val="0F1115"/>
+          <w:sz w:val="28"/>
+          <w:szCs w:val="28"/>
+          <w:lang w:eastAsia="ru-RU"/>
+        </w:rPr>
+      </w:pPr>
+      <w:r>
+        <w:rPr>
+          <w:rFonts w:ascii="Times New Roman" w:eastAsia="Times New Roman" w:hAnsi="Times New Roman" w:cs="Times New Roman"/>
+          <w:color w:val="0F1115"/>
+          <w:sz w:val="28"/>
+          <w:szCs w:val="28"/>
+          <w:lang w:eastAsia="ru-RU"/>
+        </w:rPr>
+        <w:t>Административная панель предоставляет следующие возможности:</w:t>
+      </w:r>
+      <w:r>
+        <w:rPr>
+          <w:rFonts w:ascii="Times New Roman" w:eastAsia="Times New Roman" w:hAnsi="Times New Roman" w:cs="Times New Roman"/>
+          <w:color w:val="0F1115"/>
+          <w:sz w:val="28"/>
+          <w:szCs w:val="28"/>
+          <w:lang w:eastAsia="ru-RU"/>
+        </w:rPr>
+        <w:t xml:space="preserve"> </w:t>
+      </w:r>
+      <w:r>
+        <w:rPr>
+          <w:rFonts w:ascii="Times New Roman" w:eastAsia="Times New Roman" w:hAnsi="Times New Roman" w:cs="Times New Roman"/>
+          <w:color w:val="0F1115"/>
+          <w:sz w:val="28"/>
+          <w:szCs w:val="28"/>
+          <w:lang w:eastAsia="ru-RU"/>
+        </w:rPr>
+        <w:t xml:space="preserve">просмотр заявок на бронирование столиков, сохранённых в </w:t>
+      </w:r>
+      <w:proofErr w:type="spellStart"/>
+      <w:r>
+        <w:rPr>
+          <w:rFonts w:ascii="Times New Roman" w:eastAsia="Times New Roman" w:hAnsi="Times New Roman" w:cs="Times New Roman"/>
+          <w:color w:val="0F1115"/>
+          <w:sz w:val="28"/>
+          <w:szCs w:val="28"/>
+          <w:lang w:eastAsia="ru-RU"/>
+        </w:rPr>
+        <w:t>localStorage</w:t>
+      </w:r>
+      <w:proofErr w:type="spellEnd"/>
+      <w:r>
+        <w:rPr>
+          <w:rFonts w:ascii="Times New Roman" w:eastAsia="Times New Roman" w:hAnsi="Times New Roman" w:cs="Times New Roman"/>
+          <w:color w:val="0F1115"/>
+          <w:sz w:val="28"/>
+          <w:szCs w:val="28"/>
+          <w:lang w:eastAsia="ru-RU"/>
+        </w:rPr>
+        <w:t xml:space="preserve">. Каждая заявка содержит имя пользователя, </w:t>
+      </w:r>
+      <w:proofErr w:type="spellStart"/>
+      <w:r>
+        <w:rPr>
+          <w:rFonts w:ascii="Times New Roman" w:eastAsia="Times New Roman" w:hAnsi="Times New Roman" w:cs="Times New Roman"/>
+          <w:color w:val="0F1115"/>
+          <w:sz w:val="28"/>
+          <w:szCs w:val="28"/>
+          <w:lang w:eastAsia="ru-RU"/>
+        </w:rPr>
+        <w:t>email</w:t>
+      </w:r>
+      <w:proofErr w:type="spellEnd"/>
+      <w:r>
+        <w:rPr>
+          <w:rFonts w:ascii="Times New Roman" w:eastAsia="Times New Roman" w:hAnsi="Times New Roman" w:cs="Times New Roman"/>
+          <w:color w:val="0F1115"/>
+          <w:sz w:val="28"/>
+          <w:szCs w:val="28"/>
+          <w:lang w:eastAsia="ru-RU"/>
+        </w:rPr>
+        <w:t>, дату бронирования и время отправки;</w:t>
+      </w:r>
+      <w:r>
+        <w:rPr>
+          <w:rFonts w:ascii="Times New Roman" w:eastAsia="Times New Roman" w:hAnsi="Times New Roman" w:cs="Times New Roman"/>
+          <w:color w:val="0F1115"/>
+          <w:sz w:val="28"/>
+          <w:szCs w:val="28"/>
+          <w:lang w:eastAsia="ru-RU"/>
+        </w:rPr>
+        <w:t xml:space="preserve"> </w:t>
+      </w:r>
+      <w:r>
+        <w:rPr>
+          <w:rFonts w:ascii="Times New Roman" w:eastAsia="Times New Roman" w:hAnsi="Times New Roman" w:cs="Times New Roman"/>
+          <w:color w:val="0F1115"/>
+          <w:sz w:val="28"/>
+          <w:szCs w:val="28"/>
+          <w:lang w:eastAsia="ru-RU"/>
+        </w:rPr>
+        <w:t>просмотр статистики избранного: общее количество позиций в избранном у всех пользователей, а также список из пяти наиболее популярных блюд (которые чаще всего добавляют в избранное).</w:t>
+      </w:r>
+    </w:p>
+    <w:p>
+      <w:pPr>
+        <w:spacing w:after="0" w:line="360" w:lineRule="auto"/>
+        <w:ind w:firstLine="709"/>
+        <w:jc w:val="both"/>
+        <w:rPr>
+          <w:rFonts w:ascii="Times New Roman" w:eastAsia="Times New Roman" w:hAnsi="Times New Roman" w:cs="Times New Roman"/>
+          <w:color w:val="0F1115"/>
+          <w:sz w:val="28"/>
+          <w:szCs w:val="28"/>
+          <w:lang w:eastAsia="ru-RU"/>
+        </w:rPr>
+      </w:pPr>
+      <w:r>
+        <w:rPr>
+          <w:rFonts w:ascii="Times New Roman" w:eastAsia="Times New Roman" w:hAnsi="Times New Roman" w:cs="Times New Roman"/>
+          <w:color w:val="0F1115"/>
+          <w:sz w:val="28"/>
+          <w:szCs w:val="28"/>
+          <w:lang w:eastAsia="ru-RU"/>
+        </w:rPr>
+        <w:t>Все данные хранятся локально в браузере пользователя и не передаются на сервер. Данное решение полностью соответствует требованиям методических указаний для проектов без серверной части.</w:t>
+      </w:r>
+    </w:p>
+    <w:p>
+      <w:pPr>
+        <w:spacing w:after="0" w:line="360" w:lineRule="auto"/>
+        <w:jc w:val="center"/>
+        <w:rPr>
+          <w:rFonts w:ascii="Times New Roman" w:hAnsi="Times New Roman" w:cs="Times New Roman"/>
+          <w:sz w:val="28"/>
+          <w:szCs w:val="28"/>
+        </w:rPr>
+      </w:pPr>
+      <w:r>
+        <w:rPr>
+          <w:rFonts w:ascii="Times New Roman" w:hAnsi="Times New Roman" w:cs="Times New Roman"/>
+          <w:noProof/>
+          <w:sz w:val="28"/>
+          <w:szCs w:val="28"/>
+        </w:rPr>
+        <w:drawing>
+          <wp:inline distT="0" distB="0" distL="0" distR="0" wp14:anchorId="67FAAD62" wp14:editId="09BEF54F">
+            <wp:extent cx="3122930" cy="4571056"/>
+            <wp:effectExtent l="0" t="0" r="1270" b="1270"/>
+            <wp:docPr id="6" name="Рисунок 6"/>
+            <wp:cNvGraphicFramePr>
+              <a:graphicFrameLocks xmlns:a="http://schemas.openxmlformats.org/drawingml/2006/main" noChangeAspect="1"/>
+            </wp:cNvGraphicFramePr>
+            <a:graphic xmlns:a="http://schemas.openxmlformats.org/drawingml/2006/main">
+              <a:graphicData uri="http://schemas.openxmlformats.org/drawingml/2006/picture">
+                <pic:pic xmlns:pic="http://schemas.openxmlformats.org/drawingml/2006/picture">
+                  <pic:nvPicPr>
+                    <pic:cNvPr id="6" name="0.jpg"/>
+                    <pic:cNvPicPr/>
+                  </pic:nvPicPr>
+                  <pic:blipFill>
+                    <a:blip r:embed="rId30">
+                      <a:extLst>
+                        <a:ext uri="{28A0092B-C50C-407E-A947-70E740481C1C}">
+                          <a14:useLocalDpi xmlns:a14="http://schemas.microsoft.com/office/drawing/2010/main" val="0"/>
+                        </a:ext>
+                      </a:extLst>
+                    </a:blip>
+                    <a:stretch>
+                      <a:fillRect/>
+                    </a:stretch>
+                  </pic:blipFill>
+                  <pic:spPr>
+                    <a:xfrm>
+                      <a:off x="0" y="0"/>
+                      <a:ext cx="3147655" cy="4607246"/>
+                    </a:xfrm>
+                    <a:prstGeom prst="rect">
+                      <a:avLst/>
+                    </a:prstGeom>
+                  </pic:spPr>
+                </pic:pic>
+              </a:graphicData>
+            </a:graphic>
+          </wp:inline>
+        </w:drawing>
+      </w:r>
+    </w:p>
+    <w:p>
+      <w:pPr>
+        <w:spacing w:after="0" w:line="360" w:lineRule="auto"/>
+        <w:jc w:val="center"/>
+        <w:rPr>
+          <w:rFonts w:ascii="Times New Roman" w:hAnsi="Times New Roman" w:cs="Times New Roman"/>
+          <w:sz w:val="28"/>
+          <w:szCs w:val="28"/>
+        </w:rPr>
+      </w:pPr>
+      <w:r>
+        <w:rPr>
+          <w:rFonts w:ascii="Times New Roman" w:hAnsi="Times New Roman" w:cs="Times New Roman"/>
+          <w:sz w:val="28"/>
+          <w:szCs w:val="28"/>
+        </w:rPr>
+        <w:t xml:space="preserve">Рисунок 3.2.2.7 </w:t>
+      </w:r>
+      <w:r>
+        <w:rPr>
+          <w:rFonts w:ascii="Times New Roman" w:hAnsi="Times New Roman" w:cs="Times New Roman"/>
+          <w:sz w:val="28"/>
+          <w:szCs w:val="28"/>
+        </w:rPr>
+        <w:t>–</w:t>
+      </w:r>
+      <w:r>
+        <w:rPr>
+          <w:rFonts w:ascii="Times New Roman" w:hAnsi="Times New Roman" w:cs="Times New Roman"/>
+          <w:sz w:val="28"/>
+          <w:szCs w:val="28"/>
+        </w:rPr>
+        <w:t xml:space="preserve"> Административная панель (имитация)</w:t>
+      </w:r>
+    </w:p>
+    <w:p>
+      <w:pPr>
+        <w:spacing w:after="0" w:line="360" w:lineRule="auto"/>
+        <w:jc w:val="center"/>
+        <w:rPr>
+          <w:rFonts w:ascii="Times New Roman" w:hAnsi="Times New Roman" w:cs="Times New Roman"/>
+          <w:sz w:val="28"/>
+          <w:szCs w:val="28"/>
+        </w:rPr>
+      </w:pPr>
     </w:p>
     <w:p>
       <w:pPr>
@@ -27941,7 +28272,7 @@
           <w:szCs w:val="28"/>
         </w:rPr>
       </w:pPr>
-      <w:hyperlink r:id="rId30" w:history="1">
+      <w:hyperlink r:id="rId31" w:history="1">
         <w:r>
           <w:rPr>
             <w:rStyle w:val="a9"/>
@@ -28196,6 +28527,7 @@
         </w:rPr>
         <w:t>, что обеспечивает доступ к исходному коду и рабочей версии. Полученные результаты полностью соответствуют техническому заданию и подтверждают возможность создания полноценного веб-интерфейса без серверной составляющей.</w:t>
       </w:r>
+      <w:bookmarkStart w:id="25" w:name="_Toc228815188"/>
     </w:p>
     <w:p>
       <w:pPr>
@@ -28212,7 +28544,6 @@
           <w:lang w:eastAsia="ru-RU"/>
         </w:rPr>
       </w:pPr>
-      <w:bookmarkStart w:id="25" w:name="_Toc228815188"/>
       <w:r>
         <w:rPr>
           <w:rFonts w:ascii="Times New Roman" w:eastAsia="Times New Roman" w:hAnsi="Times New Roman" w:cs="Times New Roman"/>
@@ -30840,7 +31171,6 @@
         <w:docPartUnique/>
       </w:docPartObj>
     </w:sdtPr>
-    <w:sdtEndPr/>
     <w:sdtContent>
       <w:p>
         <w:pPr>
@@ -34962,7 +35292,6 @@
   <w:style w:type="character" w:default="1" w:styleId="a0">
     <w:name w:val="Default Paragraph Font"/>
     <w:uiPriority w:val="1"/>
-    <w:semiHidden/>
     <w:unhideWhenUsed/>
   </w:style>
   <w:style w:type="table" w:default="1" w:styleId="a1">
